--- a/Trabalho Escrito/TCC2/analise_sentimento_previsao_demanda.docx
+++ b/Trabalho Escrito/TCC2/analise_sentimento_previsao_demanda.docx
@@ -532,8 +532,8 @@
           <w:color w:val="000000"/>
           <w:sz w:val="24"/>
           <w:szCs w:val="24"/>
+          <w:highlight w:val="yellow"/>
           <w:u w:val="none"/>
-          <w:shd w:fill="auto" w:val="clear"/>
           <w:vertAlign w:val="baseline"/>
         </w:rPr>
       </w:pPr>
@@ -549,11 +549,13 @@
         <w:jc w:val="center"/>
         <w:rPr>
           <w:b w:val="1"/>
+          <w:highlight w:val="yellow"/>
         </w:rPr>
       </w:pPr>
       <w:r>
         <w:rPr>
           <w:b w:val="1"/>
+          <w:highlight w:val="yellow"/>
           <w:rtl w:val="0"/>
         </w:rPr>
         <w:t xml:space="preserve">UTILIZAÇÃO DE APRENDIZADO DE MÁQUINA PARA PREVISÃO DE DEMANDA</w:t>
@@ -565,11 +567,13 @@
         <w:jc w:val="center"/>
         <w:rPr>
           <w:b w:val="1"/>
+          <w:highlight w:val="yellow"/>
         </w:rPr>
       </w:pPr>
       <w:r>
         <w:rPr>
           <w:b w:val="1"/>
+          <w:highlight w:val="yellow"/>
           <w:rtl w:val="0"/>
         </w:rPr>
         <w:t xml:space="preserve">USANDO ANÁLISE DE SENTIMENTO</w:t>
@@ -3670,8 +3674,8 @@
           <w:color w:val="000000"/>
           <w:sz w:val="24"/>
           <w:szCs w:val="24"/>
+          <w:highlight w:val="yellow"/>
           <w:u w:val="none"/>
-          <w:shd w:fill="auto" w:val="clear"/>
           <w:vertAlign w:val="baseline"/>
         </w:rPr>
       </w:pPr>
@@ -3707,8 +3711,8 @@
           <w:color w:val="000000"/>
           <w:sz w:val="24"/>
           <w:szCs w:val="24"/>
+          <w:highlight w:val="yellow"/>
           <w:u w:val="none"/>
-          <w:shd w:fill="auto" w:val="clear"/>
           <w:vertAlign w:val="baseline"/>
         </w:rPr>
       </w:pPr>
@@ -3722,8 +3726,8 @@
           <w:color w:val="000000"/>
           <w:sz w:val="24"/>
           <w:szCs w:val="24"/>
+          <w:highlight w:val="yellow"/>
           <w:u w:val="none"/>
-          <w:shd w:fill="auto" w:val="clear"/>
           <w:vertAlign w:val="baseline"/>
           <w:rtl w:val="0"/>
         </w:rPr>
@@ -3766,8 +3770,8 @@
           <w:color w:val="000000"/>
           <w:sz w:val="24"/>
           <w:szCs w:val="24"/>
+          <w:highlight w:val="yellow"/>
           <w:u w:val="none"/>
-          <w:shd w:fill="auto" w:val="clear"/>
           <w:vertAlign w:val="baseline"/>
         </w:rPr>
       </w:pPr>
@@ -3786,8 +3790,8 @@
           <w:color w:val="000000"/>
           <w:sz w:val="24"/>
           <w:szCs w:val="24"/>
+          <w:highlight w:val="yellow"/>
           <w:u w:val="none"/>
-          <w:shd w:fill="auto" w:val="clear"/>
           <w:vertAlign w:val="baseline"/>
           <w:rtl w:val="0"/>
         </w:rPr>
@@ -4177,7 +4181,7 @@
           <w:vertAlign w:val="baseline"/>
           <w:rtl w:val="0"/>
         </w:rPr>
-        <w:t xml:space="preserve">Enfim, a todos os que por algum motivo contribuíram para a realização desta pesquisa.</w:t>
+        <w:t xml:space="preserve">Enfim, a todos os que por algum motivo contribuíram para a realização desta pesquisa. </w:t>
       </w:r>
     </w:p>
     <w:p>
@@ -5746,7 +5750,20 @@
         <w:rPr>
           <w:rtl w:val="0"/>
         </w:rPr>
-        <w:t xml:space="preserve">A ciência de dados combina disciplinas como computação, estatística e matemática para tratar, analisar e modelar dados com o objetivo de gerar previsões eficazes para decisões estratégicas. Este projeto foca na integração da análise de sentimentos, uma técnica de processamento de linguagem natural (NLP), com modelos de aprendizado de máquina para prever demandas em setores específicos. A análise de sentimentos identifica emoções em textos, mapeando informações subjetivas que podem aprimorar modelos preditivos, apesar dos desafios como ambiguidades linguísticas e dados ruidosos. O estudo propõe o uso de algoritmos como Naive Bayes, Regressão Logística, LSTM e Transformers para classificar sentimentos, integrando-os a modelos preditivos, como séries temporais e aprendizado profundo. A coleta de dados será feita em fontes confiáveis, como redes sociais e sites de avaliações, visando estruturar dados não estruturados. O projeto aplicará essas técnicas em um setor definido para validar seu impacto, contribuindo com novas abordagens na literatura científica para a previsão de demanda.</w:t>
+        <w:t xml:space="preserve">A ciência de dados combina disciplinas como computação, estatística e matemática para tratar, analisar e modelar dados com o objetivo de gerar previsões eficazes para decisões estratégicas. Este projeto foca na integração da análise de sentimentos, uma técnica de processamento de linguagem natural (NLP), com modelos de aprendizado de máquina para prever demandas em setores específicos. A análise de sentimentos identifica emoções em textos, mapeando informações subjetivas que podem aprimorar modelos preditivos, apesar dos desafios como ambiguidades linguísticas e dados ruidosos. O estudo propõe o uso de algoritmos como </w:t>
+      </w:r>
+      <w:r>
+        <w:rPr>
+          <w:highlight w:val="yellow"/>
+          <w:rtl w:val="0"/>
+        </w:rPr>
+        <w:t xml:space="preserve">Naive Bayes, Regressão Logística, LSTM e Transformers</w:t>
+      </w:r>
+      <w:r>
+        <w:rPr>
+          <w:rtl w:val="0"/>
+        </w:rPr>
+        <w:t xml:space="preserve"> para classificar sentimentos, integrando-os a modelos preditivos, como séries temporais e aprendizado profundo. A coleta de dados será feita em fontes confiáveis, como redes sociais e sites de avaliações, visando estruturar dados não estruturados. O projeto aplicará essas técnicas em um setor definido para validar seu impacto, contribuindo com novas abordagens na literatura científica para a previsão de demanda.</w:t>
       </w:r>
     </w:p>
     <w:p>
@@ -5977,7 +5994,20 @@
         <w:rPr>
           <w:rtl w:val="0"/>
         </w:rPr>
-        <w:t xml:space="preserve">Data science combines disciplines such as computing, statistics, and mathematics to process, analyze, and model data with the goal of generating effective predictions for strategic decision-making. This project focuses on integrating sentiment analysis, a natural language processing (NLP) technique, with machine learning models to forecast demand in specific sectors. Sentiment analysis identifies emotions in text, mapping subjective information that enhances predictive models, despite challenges like linguistic ambiguities and noisy data. The study proposes using algorithms such as Naive Bayes, Logistic Regression, LSTM, and Transformers to classify sentiments, integrating them into predictive models like time series and deep learning. Data will be collected from reliable sources such as social media and review websites to structure unstructured information. The project will apply these techniques to a defined sector to validate its impact, contributing new approaches to the scientific literature on demand forecasting.</w:t>
+        <w:t xml:space="preserve">Data science combines disciplines such as computing, statistics, and mathematics to process, analyze, and model data with the goal of generating effective predictions for strategic decision-making. This project focuses on integrating sentiment analysis, a natural language processing (NLP) technique, with machine learning models to forecast demand in specific sectors. Sentiment analysis identifies emotions in text, mapping subjective information that enhances predictive models, despite challenges like linguistic ambiguities and noisy data. The study proposes using algorithms such as </w:t>
+      </w:r>
+      <w:r>
+        <w:rPr>
+          <w:highlight w:val="yellow"/>
+          <w:rtl w:val="0"/>
+        </w:rPr>
+        <w:t xml:space="preserve">Naive Bayes, Logistic Regression, LSTM, and Transformers</w:t>
+      </w:r>
+      <w:r>
+        <w:rPr>
+          <w:rtl w:val="0"/>
+        </w:rPr>
+        <w:t xml:space="preserve"> to classify sentiments, integrating them into predictive models like time series and deep learning. Data will be collected from reliable sources such as social media and review websites to structure unstructured information. The project will apply these techniques to a defined sector to validate its impact, contributing new approaches to the scientific literature on demand forecasting.</w:t>
       </w:r>
     </w:p>
     <w:p>
@@ -6357,8 +6387,8 @@
           <w:color w:val="000000"/>
           <w:sz w:val="24"/>
           <w:szCs w:val="24"/>
+          <w:highlight w:val="yellow"/>
           <w:u w:val="none"/>
-          <w:shd w:fill="auto" w:val="clear"/>
           <w:vertAlign w:val="baseline"/>
         </w:rPr>
       </w:pPr>
@@ -6375,8 +6405,8 @@
           <w:color w:val="000000"/>
           <w:sz w:val="24"/>
           <w:szCs w:val="24"/>
+          <w:highlight w:val="yellow"/>
           <w:u w:val="none"/>
-          <w:shd w:fill="auto" w:val="clear"/>
           <w:vertAlign w:val="baseline"/>
           <w:rtl w:val="0"/>
         </w:rPr>
@@ -6390,6 +6420,7 @@
     </w:p>
     <w:sdt>
       <w:sdtPr>
+        <w:id w:val="-657265351"/>
         <w:docPartObj>
           <w:docPartGallery w:val="Table of Contents"/>
           <w:docPartUnique w:val="1"/>
@@ -7884,17 +7915,20 @@
     <w:p>
       <w:pPr>
         <w:rPr>
-          <w:rFonts w:ascii="Arial" w:cs="Arial" w:eastAsia="Arial" w:hAnsi="Arial"/>
           <w:b w:val="1"/>
-          <w:i w:val="0"/>
-          <w:smallCaps w:val="0"/>
-          <w:strike w:val="0"/>
-          <w:color w:val="000000"/>
-          <w:sz w:val="24"/>
-          <w:szCs w:val="24"/>
-          <w:u w:val="none"/>
-          <w:shd w:fill="auto" w:val="clear"/>
-          <w:vertAlign w:val="baseline"/>
+        </w:rPr>
+      </w:pPr>
+      <w:r>
+        <w:rPr>
+          <w:rtl w:val="0"/>
+        </w:rPr>
+      </w:r>
+    </w:p>
+    <w:p>
+      <w:pPr>
+        <w:rPr>
+          <w:b w:val="1"/>
+          <w:highlight w:val="yellow"/>
         </w:rPr>
         <w:sectPr>
           <w:footerReference r:id="rId9" w:type="default"/>
@@ -7904,6 +7938,14 @@
           <w:pgNumType w:start="13"/>
         </w:sectPr>
       </w:pPr>
+      <w:r>
+        <w:rPr>
+          <w:b w:val="1"/>
+          <w:highlight w:val="yellow"/>
+          <w:rtl w:val="0"/>
+        </w:rPr>
+        <w:t xml:space="preserve">(adicionar lista de figuras, quadros e afins)</w:t>
+      </w:r>
       <w:r>
         <w:rPr>
           <w:rtl w:val="0"/>
@@ -8319,22 +8361,36 @@
           <w:highlight w:val="white"/>
           <w:rtl w:val="0"/>
         </w:rPr>
-        <w:t xml:space="preserve">A intercalação da análise de sentimentos com modelos de predição de demanda não é tão expressiva quanto os métodos mais tradicionais que fazem uso exclusivamente de dados estruturados, muito por conta dos desafios acerca do mapeamento dos sentimentos. Levando isso em consideração, este projeto de pesquisa tem como objetivo explorar e experimentar dentro dos tópicos abordados anteriormente, desenvolvendo uma aplicação que realize a previsão de demanda por meio de diferentes algoritmos e aplique métricas de avaliação para comparar a eficiência de cada um. A determinação de uma área específica como hotelaria, varejo, </w:t>
+        <w:t xml:space="preserve">A intercalação da análise de sentimentos com modelos de predição de demanda não é tão expressiva quanto os métodos mais tradicionais que fazem uso exclusivamente de dados estruturados, muito por conta dos desafios acerca do mapeamento dos sentimentos. Levando isso em consideração, este projeto de pesquisa tem como objetivo explorar e experimentar dentro dos tópicos abordados anteriormente, desenvolvendo uma aplicação que realize a previsão de demanda por meio de diferentes algoritmos e aplique métricas de avaliação para comparar a eficiência de cada um. A determinação de uma área específica como </w:t>
+      </w:r>
+      <w:r>
+        <w:rPr>
+          <w:highlight w:val="yellow"/>
+          <w:rtl w:val="0"/>
+        </w:rPr>
+        <w:t xml:space="preserve">hotelaria, varejo, </w:t>
       </w:r>
       <w:r>
         <w:rPr>
           <w:i w:val="1"/>
+          <w:highlight w:val="yellow"/>
+          <w:rtl w:val="0"/>
+        </w:rPr>
+        <w:t xml:space="preserve">e-commerce</w:t>
+      </w:r>
+      <w:r>
+        <w:rPr>
+          <w:highlight w:val="yellow"/>
+          <w:rtl w:val="0"/>
+        </w:rPr>
+        <w:t xml:space="preserve">, setor financeiro</w:t>
+      </w:r>
+      <w:r>
+        <w:rPr>
           <w:highlight w:val="white"/>
           <w:rtl w:val="0"/>
         </w:rPr>
-        <w:t xml:space="preserve">e-commerce</w:t>
-      </w:r>
-      <w:r>
-        <w:rPr>
-          <w:highlight w:val="white"/>
-          <w:rtl w:val="0"/>
-        </w:rPr>
-        <w:t xml:space="preserve">, setor financeiro, entre outras possíveis, será feita para validar a aplicação desenvolvida e demonstrar seu potencial impacto.</w:t>
+        <w:t xml:space="preserve">, entre outras possíveis, será feita para validar a aplicação desenvolvida e demonstrar seu potencial impacto.</w:t>
       </w:r>
       <w:r>
         <w:rPr>
@@ -8470,7 +8526,7 @@
       <w:pPr>
         <w:numPr>
           <w:ilvl w:val="0"/>
-          <w:numId w:val="1"/>
+          <w:numId w:val="2"/>
         </w:numPr>
         <w:spacing w:line="360" w:lineRule="auto"/>
         <w:ind w:left="720" w:hanging="360"/>
@@ -8494,7 +8550,7 @@
       <w:pPr>
         <w:numPr>
           <w:ilvl w:val="0"/>
-          <w:numId w:val="1"/>
+          <w:numId w:val="2"/>
         </w:numPr>
         <w:spacing w:line="360" w:lineRule="auto"/>
         <w:ind w:left="720" w:hanging="360"/>
@@ -8518,7 +8574,7 @@
       <w:pPr>
         <w:numPr>
           <w:ilvl w:val="0"/>
-          <w:numId w:val="1"/>
+          <w:numId w:val="2"/>
         </w:numPr>
         <w:spacing w:line="360" w:lineRule="auto"/>
         <w:ind w:left="720" w:hanging="360"/>
@@ -8548,7 +8604,7 @@
       <w:pPr>
         <w:numPr>
           <w:ilvl w:val="0"/>
-          <w:numId w:val="1"/>
+          <w:numId w:val="2"/>
         </w:numPr>
         <w:spacing w:line="360" w:lineRule="auto"/>
         <w:ind w:left="720" w:hanging="360"/>
@@ -8560,7 +8616,14 @@
         <w:rPr>
           <w:rtl w:val="0"/>
         </w:rPr>
-        <w:t xml:space="preserve">Fazer uma análise comparativa entre as métricas resultantes de cada algoritmo aplicado na base de dados utilizada nos experimentos, tais como Erro Médio Absoluto, Raiz do Erro Quadrático Médio e Coeficiente de Determinação.</w:t>
+        <w:t xml:space="preserve">Fazer uma análise comparativa entre as métricas resultantes de cada algoritmo aplicado na base de dados utilizada nos experimentos, tais como </w:t>
+      </w:r>
+      <w:r>
+        <w:rPr>
+          <w:highlight w:val="yellow"/>
+          <w:rtl w:val="0"/>
+        </w:rPr>
+        <w:t xml:space="preserve">Erro Médio Absoluto, Raiz do Erro Quadrático Médio e Coeficiente de Determinação.</w:t>
       </w:r>
     </w:p>
     <w:p>
@@ -10436,7 +10499,7 @@
           <wp:inline distB="114300" distT="114300" distL="114300" distR="114300">
             <wp:extent cx="5477828" cy="3295751"/>
             <wp:effectExtent b="0" l="0" r="0" t="0"/>
-            <wp:docPr id="16" name="image4.png"/>
+            <wp:docPr id="19" name="image4.png"/>
             <a:graphic>
               <a:graphicData uri="http://schemas.openxmlformats.org/drawingml/2006/picture">
                 <pic:pic>
@@ -10494,80 +10557,42 @@
       <w:pPr>
         <w:spacing w:line="360" w:lineRule="auto"/>
         <w:ind w:firstLine="850.3937007874017"/>
+        <w:rPr>
+          <w:b w:val="1"/>
+          <w:sz w:val="20"/>
+          <w:szCs w:val="20"/>
+        </w:rPr>
+      </w:pPr>
+      <w:r>
+        <w:rPr>
+          <w:rtl w:val="0"/>
+        </w:rPr>
+        <w:t xml:space="preserve">Cada arquivo representa uma dimensão específica do comércio eletrônico e somente o arquivo olist_geolocation_dataset.csv não foi usado, pois a coluna zip_code_prefix estava ausente e por isso não foi possível concatená-la às outras bases de dados. </w:t>
+      </w:r>
+      <w:r>
+        <w:rPr>
+          <w:rtl w:val="0"/>
+        </w:rPr>
+      </w:r>
+    </w:p>
+    <w:p>
+      <w:pPr>
+        <w:pStyle w:val="Heading2"/>
+        <w:spacing w:after="300" w:before="300" w:line="240" w:lineRule="auto"/>
         <w:rPr/>
       </w:pPr>
-      <w:r>
-        <w:rPr>
-          <w:rtl w:val="0"/>
-        </w:rPr>
-        <w:t xml:space="preserve">Cada arquivo representa uma dimensão específica do comércio eletrônico e somente o arquivo olist_geolocation_dataset.csv não foi usado, pois a coluna zip_code_prefix estava ausente e por isso não foi possível concatená-la às outras bases de dados. </w:t>
-      </w:r>
-    </w:p>
-    <w:p>
-      <w:pPr>
-        <w:spacing w:line="360" w:lineRule="auto"/>
-        <w:ind w:left="0" w:firstLine="0"/>
-        <w:rPr/>
-      </w:pPr>
-      <w:r>
-        <w:rPr>
-          <w:rtl w:val="0"/>
-        </w:rPr>
-      </w:r>
-    </w:p>
-    <w:p>
-      <w:pPr>
-        <w:spacing w:line="360" w:lineRule="auto"/>
-        <w:ind w:left="0" w:firstLine="0"/>
-        <w:rPr/>
-      </w:pPr>
-      <w:r>
-        <w:rPr>
-          <w:rtl w:val="0"/>
-        </w:rPr>
-        <w:t xml:space="preserve">(</w:t>
-      </w:r>
-      <w:r>
-        <w:rPr>
-          <w:highlight w:val="yellow"/>
-          <w:rtl w:val="0"/>
-        </w:rPr>
-        <w:t xml:space="preserve">as informações abaixo serão inseridas num apêndice</w:t>
-      </w:r>
-      <w:r>
-        <w:rPr>
-          <w:rtl w:val="0"/>
-        </w:rPr>
-        <w:t xml:space="preserve">)</w:t>
-      </w:r>
-      <w:r>
-        <w:rPr>
-          <w:rtl w:val="0"/>
-        </w:rPr>
-      </w:r>
-    </w:p>
-    <w:p>
-      <w:pPr>
-        <w:pStyle w:val="Heading3"/>
-        <w:spacing w:after="300" w:before="300" w:line="240" w:lineRule="auto"/>
-        <w:rPr>
-          <w:u w:val="single"/>
-        </w:rPr>
-      </w:pPr>
-      <w:bookmarkStart w:colFirst="0" w:colLast="0" w:name="_heading=h.i0uil6e2n0ia" w:id="32"/>
+      <w:bookmarkStart w:colFirst="0" w:colLast="0" w:name="_heading=h.kdbjggv78l1q" w:id="32"/>
       <w:bookmarkEnd w:id="32"/>
       <w:r>
         <w:rPr>
           <w:rtl w:val="0"/>
         </w:rPr>
-        <w:t xml:space="preserve">3.1.1.1 </w:t>
-      </w:r>
-      <w:r>
-        <w:rPr>
-          <w:u w:val="single"/>
-          <w:rtl w:val="0"/>
-        </w:rPr>
-        <w:t xml:space="preserve">olist_customers_dataset.csv </w:t>
+        <w:t xml:space="preserve">3.2 Métodos </w:t>
+      </w:r>
+      <w:r>
+        <w:rPr>
+          <w:rtl w:val="0"/>
+        </w:rPr>
       </w:r>
     </w:p>
     <w:p>
@@ -10580,19 +10605,131 @@
         <w:rPr>
           <w:rtl w:val="0"/>
         </w:rPr>
-        <w:t xml:space="preserve">O arquivo </w:t>
-      </w:r>
-      <w:r>
-        <w:rPr>
-          <w:rtl w:val="0"/>
-        </w:rPr>
-        <w:t xml:space="preserve">olist_customers_dataset.csv </w:t>
-      </w:r>
-      <w:r>
-        <w:rPr>
-          <w:rtl w:val="0"/>
-        </w:rPr>
-        <w:t xml:space="preserve">contém os dados dos clientes que realizaram ao menos uma compra. Abaixo está a descrição detalhada de cada coluna presente nesse arquivo:</w:t>
+        <w:t xml:space="preserve">Ao longo do desenvolvimento do projeto foram tomadas decisões baseadas numa metodologia constituída por: análise inicial dos dados, tratamentos iniciais, análise exploratória de dados, processamento de linguagem natural e treinamento de modelos de aprendizado de máquina. Para melhor entendimento de cada etapa da metodologia aplicada, cada ponto foi explicado individualmente neste trabalho escrito. </w:t>
+      </w:r>
+    </w:p>
+    <w:p>
+      <w:pPr>
+        <w:pStyle w:val="Heading3"/>
+        <w:spacing w:after="300" w:before="300" w:line="240" w:lineRule="auto"/>
+        <w:rPr/>
+      </w:pPr>
+      <w:bookmarkStart w:colFirst="0" w:colLast="0" w:name="_heading=h.ur2wsprp1uwr" w:id="33"/>
+      <w:bookmarkEnd w:id="33"/>
+      <w:r>
+        <w:rPr>
+          <w:rtl w:val="0"/>
+        </w:rPr>
+        <w:t xml:space="preserve">3.2.1 Bibliotecas utilizadas</w:t>
+      </w:r>
+    </w:p>
+    <w:p>
+      <w:pPr>
+        <w:spacing w:line="360" w:lineRule="auto"/>
+        <w:ind w:firstLine="850"/>
+        <w:rPr/>
+      </w:pPr>
+      <w:r>
+        <w:rPr>
+          <w:rtl w:val="0"/>
+        </w:rPr>
+        <w:t xml:space="preserve">O desenvolvimento deste trabalho foi realizado utilizando bibliotecas amplamente consolidadas na área de ciência de dados. A biblioteca Pandas foi empregada para a manipulação de dados tabulares, permitindo a leitura, tratamento e análise eficiente das bases de dados. </w:t>
+      </w:r>
+    </w:p>
+    <w:p>
+      <w:pPr>
+        <w:spacing w:line="360" w:lineRule="auto"/>
+        <w:ind w:firstLine="850"/>
+        <w:rPr/>
+      </w:pPr>
+      <w:r>
+        <w:rPr>
+          <w:rtl w:val="0"/>
+        </w:rPr>
+        <w:t xml:space="preserve">Para visualização de dados, utilizaram-se duas bibliotecas complementares: o módulo </w:t>
+      </w:r>
+      <w:r>
+        <w:rPr>
+          <w:i w:val="1"/>
+          <w:rtl w:val="0"/>
+        </w:rPr>
+        <w:t xml:space="preserve">matplotlib.pyplot,</w:t>
+      </w:r>
+      <w:r>
+        <w:rPr>
+          <w:rtl w:val="0"/>
+        </w:rPr>
+        <w:t xml:space="preserve"> voltada à criação de gráficos estáticos, e o</w:t>
+      </w:r>
+      <w:r>
+        <w:rPr>
+          <w:i w:val="1"/>
+          <w:rtl w:val="0"/>
+        </w:rPr>
+        <w:t xml:space="preserve"> plotly.express</w:t>
+      </w:r>
+      <w:r>
+        <w:rPr>
+          <w:rtl w:val="0"/>
+        </w:rPr>
+        <w:t xml:space="preserve">, que possibilita a geração de visualizações interativas, facilitando a interpretação dos resultados por meio de uma análise visual mais dinâmica.</w:t>
+      </w:r>
+    </w:p>
+    <w:p>
+      <w:pPr>
+        <w:spacing w:line="360" w:lineRule="auto"/>
+        <w:ind w:firstLine="850"/>
+        <w:rPr/>
+      </w:pPr>
+      <w:r>
+        <w:rPr>
+          <w:rtl w:val="0"/>
+        </w:rPr>
+        <w:t xml:space="preserve">Em relação à análise estatística, foram utilizadas funções da biblioteca </w:t>
+      </w:r>
+      <w:r>
+        <w:rPr>
+          <w:i w:val="1"/>
+          <w:rtl w:val="0"/>
+        </w:rPr>
+        <w:t xml:space="preserve">scipy.stats</w:t>
+      </w:r>
+      <w:r>
+        <w:rPr>
+          <w:rtl w:val="0"/>
+        </w:rPr>
+        <w:t xml:space="preserve">, com destaque para o cálculo de medidas como assimetria e curtose, que contribuem para a compreensão da distribuição dos dados. As bibliotecas importadas no ambiente JupyterLab estão ilustradas na Figura 2.</w:t>
+      </w:r>
+      <w:r>
+        <w:rPr>
+          <w:rtl w:val="0"/>
+        </w:rPr>
+      </w:r>
+    </w:p>
+    <w:p>
+      <w:pPr>
+        <w:spacing w:line="360" w:lineRule="auto"/>
+        <w:ind w:firstLine="850.3937007874017"/>
+        <w:rPr/>
+      </w:pPr>
+      <w:r>
+        <w:rPr>
+          <w:rtl w:val="0"/>
+        </w:rPr>
+        <w:t xml:space="preserve">(</w:t>
+      </w:r>
+      <w:r>
+        <w:rPr>
+          <w:highlight w:val="yellow"/>
+          <w:rtl w:val="0"/>
+        </w:rPr>
+        <w:t xml:space="preserve">ao longo do desenvolvimento do projeto essa subseção será incrementada com as novas bibliotecas inseridas.</w:t>
+      </w:r>
+      <w:r>
+        <w:rPr>
+          <w:rtl w:val="0"/>
+        </w:rPr>
+        <w:t xml:space="preserve">) </w:t>
       </w:r>
     </w:p>
     <w:p>
@@ -10612,6 +10749,2467 @@
           <w:szCs w:val="20"/>
           <w:rtl w:val="0"/>
         </w:rPr>
+        <w:t xml:space="preserve">Figura 2 - Importação das bibliotecas. </w:t>
+      </w:r>
+      <w:r>
+        <w:rPr>
+          <w:rtl w:val="0"/>
+        </w:rPr>
+      </w:r>
+    </w:p>
+    <w:p>
+      <w:pPr>
+        <w:spacing w:line="360" w:lineRule="auto"/>
+        <w:ind w:firstLine="850.3937007874017"/>
+        <w:jc w:val="center"/>
+        <w:rPr/>
+      </w:pPr>
+      <w:r>
+        <w:rPr/>
+        <w:drawing>
+          <wp:inline distB="114300" distT="114300" distL="114300" distR="114300">
+            <wp:extent cx="3412747" cy="1927570"/>
+            <wp:effectExtent b="0" l="0" r="0" t="0"/>
+            <wp:docPr id="21" name="image5.png"/>
+            <a:graphic>
+              <a:graphicData uri="http://schemas.openxmlformats.org/drawingml/2006/picture">
+                <pic:pic>
+                  <pic:nvPicPr>
+                    <pic:cNvPr id="0" name="image5.png"/>
+                    <pic:cNvPicPr preferRelativeResize="0"/>
+                  </pic:nvPicPr>
+                  <pic:blipFill>
+                    <a:blip r:embed="rId11"/>
+                    <a:srcRect b="0" l="0" r="0" t="0"/>
+                    <a:stretch>
+                      <a:fillRect/>
+                    </a:stretch>
+                  </pic:blipFill>
+                  <pic:spPr>
+                    <a:xfrm>
+                      <a:off x="0" y="0"/>
+                      <a:ext cx="3412747" cy="1927570"/>
+                    </a:xfrm>
+                    <a:prstGeom prst="rect"/>
+                    <a:ln/>
+                  </pic:spPr>
+                </pic:pic>
+              </a:graphicData>
+            </a:graphic>
+          </wp:inline>
+        </w:drawing>
+      </w:r>
+      <w:r>
+        <w:rPr>
+          <w:rtl w:val="0"/>
+        </w:rPr>
+      </w:r>
+    </w:p>
+    <w:p>
+      <w:pPr>
+        <w:spacing w:line="360" w:lineRule="auto"/>
+        <w:ind w:firstLine="850.3937007874017"/>
+        <w:jc w:val="center"/>
+        <w:rPr>
+          <w:b w:val="1"/>
+          <w:sz w:val="20"/>
+          <w:szCs w:val="20"/>
+        </w:rPr>
+      </w:pPr>
+      <w:r>
+        <w:rPr>
+          <w:b w:val="1"/>
+          <w:sz w:val="20"/>
+          <w:szCs w:val="20"/>
+          <w:rtl w:val="0"/>
+        </w:rPr>
+        <w:t xml:space="preserve">Fonte: Autoria própria.</w:t>
+      </w:r>
+    </w:p>
+    <w:p>
+      <w:pPr>
+        <w:pStyle w:val="Heading3"/>
+        <w:spacing w:after="300" w:before="300" w:line="240" w:lineRule="auto"/>
+        <w:rPr/>
+      </w:pPr>
+      <w:bookmarkStart w:colFirst="0" w:colLast="0" w:name="_heading=h.tu00zw1yg065" w:id="34"/>
+      <w:bookmarkEnd w:id="34"/>
+      <w:r>
+        <w:rPr>
+          <w:rtl w:val="0"/>
+        </w:rPr>
+        <w:t xml:space="preserve">3.2.2 Tratamento da base de dados</w:t>
+      </w:r>
+    </w:p>
+    <w:p>
+      <w:pPr>
+        <w:spacing w:line="360" w:lineRule="auto"/>
+        <w:ind w:firstLine="850.3937007874017"/>
+        <w:rPr/>
+      </w:pPr>
+      <w:r>
+        <w:rPr>
+          <w:rtl w:val="0"/>
+        </w:rPr>
+        <w:t xml:space="preserve">Inicialmente todas as bases de dados foram importadas no projeto, como é possível visualizar na figura 3.</w:t>
+      </w:r>
+    </w:p>
+    <w:p>
+      <w:pPr>
+        <w:keepNext w:val="1"/>
+        <w:keepLines w:val="1"/>
+        <w:spacing w:before="200" w:lineRule="auto"/>
+        <w:jc w:val="center"/>
+        <w:rPr/>
+      </w:pPr>
+      <w:bookmarkStart w:colFirst="0" w:colLast="0" w:name="_heading=h.3whwml4" w:id="30"/>
+      <w:bookmarkEnd w:id="30"/>
+      <w:r>
+        <w:rPr>
+          <w:b w:val="1"/>
+          <w:sz w:val="20"/>
+          <w:szCs w:val="20"/>
+          <w:rtl w:val="0"/>
+        </w:rPr>
+        <w:t xml:space="preserve">Figura 3 - Importação das bases de dados. </w:t>
+      </w:r>
+      <w:r>
+        <w:rPr>
+          <w:rtl w:val="0"/>
+        </w:rPr>
+      </w:r>
+    </w:p>
+    <w:p>
+      <w:pPr>
+        <w:spacing w:line="360" w:lineRule="auto"/>
+        <w:ind w:firstLine="850.3937007874017"/>
+        <w:rPr/>
+      </w:pPr>
+      <w:r>
+        <w:rPr/>
+        <w:drawing>
+          <wp:inline distB="114300" distT="114300" distL="114300" distR="114300">
+            <wp:extent cx="4505325" cy="1704975"/>
+            <wp:effectExtent b="0" l="0" r="0" t="0"/>
+            <wp:docPr id="16" name="image1.png"/>
+            <a:graphic>
+              <a:graphicData uri="http://schemas.openxmlformats.org/drawingml/2006/picture">
+                <pic:pic>
+                  <pic:nvPicPr>
+                    <pic:cNvPr id="0" name="image1.png"/>
+                    <pic:cNvPicPr preferRelativeResize="0"/>
+                  </pic:nvPicPr>
+                  <pic:blipFill>
+                    <a:blip r:embed="rId12"/>
+                    <a:srcRect b="0" l="0" r="0" t="0"/>
+                    <a:stretch>
+                      <a:fillRect/>
+                    </a:stretch>
+                  </pic:blipFill>
+                  <pic:spPr>
+                    <a:xfrm>
+                      <a:off x="0" y="0"/>
+                      <a:ext cx="4505325" cy="1704975"/>
+                    </a:xfrm>
+                    <a:prstGeom prst="rect"/>
+                    <a:ln/>
+                  </pic:spPr>
+                </pic:pic>
+              </a:graphicData>
+            </a:graphic>
+          </wp:inline>
+        </w:drawing>
+      </w:r>
+      <w:r>
+        <w:rPr>
+          <w:rtl w:val="0"/>
+        </w:rPr>
+      </w:r>
+    </w:p>
+    <w:p>
+      <w:pPr>
+        <w:spacing w:line="360" w:lineRule="auto"/>
+        <w:ind w:firstLine="850.3937007874017"/>
+        <w:jc w:val="center"/>
+        <w:rPr/>
+      </w:pPr>
+      <w:r>
+        <w:rPr>
+          <w:b w:val="1"/>
+          <w:sz w:val="20"/>
+          <w:szCs w:val="20"/>
+          <w:rtl w:val="0"/>
+        </w:rPr>
+        <w:t xml:space="preserve">Fonte: Autoria própria.</w:t>
+      </w:r>
+      <w:r>
+        <w:rPr>
+          <w:rtl w:val="0"/>
+        </w:rPr>
+      </w:r>
+    </w:p>
+    <w:p>
+      <w:pPr>
+        <w:spacing w:line="360" w:lineRule="auto"/>
+        <w:ind w:firstLine="850"/>
+        <w:rPr/>
+      </w:pPr>
+      <w:r>
+        <w:rPr>
+          <w:rtl w:val="0"/>
+        </w:rPr>
+        <w:t xml:space="preserve">Após a importação, as tabelas da base de dados foram consolidadas por meio da função </w:t>
+      </w:r>
+      <w:r>
+        <w:rPr>
+          <w:i w:val="1"/>
+          <w:rtl w:val="0"/>
+        </w:rPr>
+        <w:t xml:space="preserve">merge</w:t>
+      </w:r>
+      <w:r>
+        <w:rPr>
+          <w:rtl w:val="0"/>
+        </w:rPr>
+        <w:t xml:space="preserve">, utilizando como chaves primárias os campos </w:t>
+      </w:r>
+      <w:r>
+        <w:rPr>
+          <w:i w:val="1"/>
+          <w:rtl w:val="0"/>
+        </w:rPr>
+        <w:t xml:space="preserve">order_id, product_id, seller_id e customer_id</w:t>
+      </w:r>
+      <w:r>
+        <w:rPr>
+          <w:rtl w:val="0"/>
+        </w:rPr>
+        <w:t xml:space="preserve">. Essa etapa possibilitou a construção de uma base única, contendo informações integradas sobre cada pedido, tais como os produtos adquiridos, avaliações dos clientes, formas de pagamento, dados dos vendedores e localização geográfica. Essa consolidação foi essencial para garantir a consistência e a integridade do conjunto de dados utilizado nas análises subsequentes.</w:t>
+      </w:r>
+    </w:p>
+    <w:p>
+      <w:pPr>
+        <w:spacing w:line="360" w:lineRule="auto"/>
+        <w:ind w:firstLine="850"/>
+        <w:rPr/>
+      </w:pPr>
+      <w:r>
+        <w:rPr>
+          <w:rtl w:val="0"/>
+        </w:rPr>
+        <w:t xml:space="preserve">Durante o processo de tratamento, diversas colunas foram removidas com o objetivo de otimizar a base para os modelos analíticos e preditivos propostos, evitando redundância e reduzindo o ruído informacional. Inicialmente, foram descartadas colunas de identificação como </w:t>
+      </w:r>
+      <w:r>
+        <w:rPr>
+          <w:i w:val="1"/>
+          <w:rtl w:val="0"/>
+        </w:rPr>
+        <w:t xml:space="preserve">order_id, customer_id, product_id, seller_id, review_id e customer_unique_id</w:t>
+      </w:r>
+      <w:r>
+        <w:rPr>
+          <w:rtl w:val="0"/>
+        </w:rPr>
+        <w:t xml:space="preserve">, por não contribuírem diretamente com os objetivos do estudo, especialmente em relação à previsão de demanda.</w:t>
+      </w:r>
+    </w:p>
+    <w:p>
+      <w:pPr>
+        <w:spacing w:line="360" w:lineRule="auto"/>
+        <w:ind w:firstLine="850"/>
+        <w:rPr/>
+      </w:pPr>
+      <w:r>
+        <w:rPr>
+          <w:rtl w:val="0"/>
+        </w:rPr>
+        <w:t xml:space="preserve">Além disso, colunas associadas a etapas intermediárias do processo logístico, como </w:t>
+      </w:r>
+      <w:r>
+        <w:rPr>
+          <w:i w:val="1"/>
+          <w:rtl w:val="0"/>
+        </w:rPr>
+        <w:t xml:space="preserve">order_approved_at, order_delivered_carrier_date, shipping_limit_date, order_purchase_timestamp, order_delivered_customer_date </w:t>
+      </w:r>
+      <w:r>
+        <w:rPr>
+          <w:rtl w:val="0"/>
+        </w:rPr>
+        <w:t xml:space="preserve">e</w:t>
+      </w:r>
+      <w:r>
+        <w:rPr>
+          <w:i w:val="1"/>
+          <w:rtl w:val="0"/>
+        </w:rPr>
+        <w:t xml:space="preserve"> order_estimated_delivery_date</w:t>
+      </w:r>
+      <w:r>
+        <w:rPr>
+          <w:rtl w:val="0"/>
+        </w:rPr>
+        <w:t xml:space="preserve">, também foram excluídas, uma vez que não se relacionam de forma direta ao contexto central da pesquisa. Tais variáveis, embora relevantes para a análise de eficiência logística, não foram consideradas essenciais neste contexto.</w:t>
+      </w:r>
+    </w:p>
+    <w:p>
+      <w:pPr>
+        <w:spacing w:line="360" w:lineRule="auto"/>
+        <w:ind w:firstLine="850"/>
+        <w:rPr/>
+      </w:pPr>
+      <w:r>
+        <w:rPr>
+          <w:rtl w:val="0"/>
+        </w:rPr>
+        <w:t xml:space="preserve">Também foram removidas colunas com baixa variabilidade ou pouco poder explicativo, como </w:t>
+      </w:r>
+      <w:r>
+        <w:rPr>
+          <w:i w:val="1"/>
+          <w:rtl w:val="0"/>
+        </w:rPr>
+        <w:t xml:space="preserve">product_name_lenght </w:t>
+      </w:r>
+      <w:r>
+        <w:rPr>
+          <w:rtl w:val="0"/>
+        </w:rPr>
+        <w:t xml:space="preserve">e</w:t>
+      </w:r>
+      <w:r>
+        <w:rPr>
+          <w:i w:val="1"/>
+          <w:rtl w:val="0"/>
+        </w:rPr>
+        <w:t xml:space="preserve"> product_description_lengh. </w:t>
+      </w:r>
+      <w:r>
+        <w:rPr>
+          <w:rtl w:val="0"/>
+        </w:rPr>
+        <w:t xml:space="preserve">A exclusão se baseou em análises exploratórias que indicaram sua irrelevância estatística para os modelos propostos, uma vez que informações geográficas mais detalhadas poderiam ser extraídas da base de geolocalização, caso necessário.</w:t>
+      </w:r>
+    </w:p>
+    <w:p>
+      <w:pPr>
+        <w:spacing w:line="360" w:lineRule="auto"/>
+        <w:ind w:firstLine="850"/>
+        <w:rPr/>
+      </w:pPr>
+      <w:r>
+        <w:rPr>
+          <w:rtl w:val="0"/>
+        </w:rPr>
+        <w:t xml:space="preserve">Além disso, registros duplicados foram eliminados e valores ausentes em colunas-chave, como </w:t>
+      </w:r>
+      <w:r>
+        <w:rPr>
+          <w:i w:val="1"/>
+          <w:rtl w:val="0"/>
+        </w:rPr>
+        <w:t xml:space="preserve">review_comment_message</w:t>
+      </w:r>
+      <w:r>
+        <w:rPr>
+          <w:rtl w:val="0"/>
+        </w:rPr>
+        <w:t xml:space="preserve"> e atributos do produto (peso, dimensões, categoria e quantidade de imagens), foram tratados, visando assegurar a integridade dos dados e a qualidade das análises.</w:t>
+      </w:r>
+    </w:p>
+    <w:p>
+      <w:pPr>
+        <w:spacing w:line="360" w:lineRule="auto"/>
+        <w:ind w:firstLine="850"/>
+        <w:rPr/>
+      </w:pPr>
+      <w:r>
+        <w:rPr>
+          <w:rtl w:val="0"/>
+        </w:rPr>
+        <w:t xml:space="preserve">Durante o decorrer do projeto, algumas colunas adicionais foram criadas com o intuito de enriquecer o conjunto de informações disponíveis para análise. Duas colunas temporais derivadas foram geradas: </w:t>
+      </w:r>
+      <w:r>
+        <w:rPr>
+          <w:i w:val="1"/>
+          <w:rtl w:val="0"/>
+        </w:rPr>
+        <w:t xml:space="preserve">delivery_time</w:t>
+      </w:r>
+      <w:r>
+        <w:rPr>
+          <w:rtl w:val="0"/>
+        </w:rPr>
+        <w:t xml:space="preserve">, representando o tempo real de entrega do pedido (diferença entre a data de entrega e a data da compra), e </w:t>
+      </w:r>
+      <w:r>
+        <w:rPr>
+          <w:i w:val="1"/>
+          <w:rtl w:val="0"/>
+        </w:rPr>
+        <w:t xml:space="preserve">delivery_time_estimated</w:t>
+      </w:r>
+      <w:r>
+        <w:rPr>
+          <w:rtl w:val="0"/>
+        </w:rPr>
+        <w:t xml:space="preserve">, que indica a diferença entre a data estimada de entrega e a data da compra. Essas variáveis são úteis para avaliar possíveis impactos no sentimento do cliente.</w:t>
+      </w:r>
+      <w:r>
+        <w:rPr>
+          <w:rtl w:val="0"/>
+        </w:rPr>
+      </w:r>
+    </w:p>
+    <w:p>
+      <w:pPr>
+        <w:pStyle w:val="Heading3"/>
+        <w:spacing w:after="300" w:before="300" w:line="240" w:lineRule="auto"/>
+        <w:rPr/>
+      </w:pPr>
+      <w:bookmarkStart w:colFirst="0" w:colLast="0" w:name="_heading=h.1vndvafmh901" w:id="35"/>
+      <w:bookmarkEnd w:id="35"/>
+      <w:r>
+        <w:rPr>
+          <w:rtl w:val="0"/>
+        </w:rPr>
+        <w:t xml:space="preserve">3.2.3 Tratamento de valores nulos. </w:t>
+      </w:r>
+    </w:p>
+    <w:p>
+      <w:pPr>
+        <w:spacing w:line="360" w:lineRule="auto"/>
+        <w:ind w:firstLine="855"/>
+        <w:rPr/>
+      </w:pPr>
+      <w:r>
+        <w:rPr>
+          <w:rtl w:val="0"/>
+        </w:rPr>
+        <w:t xml:space="preserve">Ao decorrer da análise exploratória duas colunas específicas apresentaram uma grande quantidade de valores nulos, o que fez emergir a necessidade de estratégias para o tratamento dos valores ausentes. Diferente das outras tratativas já realizadas, onde valores nulos foram excluídos por serem uma fração muito pequena dos registros de suas respectivas colunas, o mesmo não aconteceu nas colunas “review_comment_title” e  “delivery_time”, que apresentaram uma quantidade de valores ausentes elevada. </w:t>
+      </w:r>
+    </w:p>
+    <w:p>
+      <w:pPr>
+        <w:spacing w:line="360" w:lineRule="auto"/>
+        <w:ind w:firstLine="850.3937007874017"/>
+        <w:rPr/>
+      </w:pPr>
+      <w:r>
+        <w:rPr>
+          <w:rtl w:val="0"/>
+        </w:rPr>
+        <w:t xml:space="preserve">Foi necessário traçar estratégias a fim de tratar os valores ausentes sem que houvesse a necessidade de desconsiderar uma grande quantidade de registros nos quais eles estavam presentes.</w:t>
+      </w:r>
+    </w:p>
+    <w:p>
+      <w:pPr>
+        <w:spacing w:line="360" w:lineRule="auto"/>
+        <w:ind w:firstLine="850.3937007874017"/>
+        <w:rPr/>
+      </w:pPr>
+      <w:r>
+        <w:rPr>
+          <w:rtl w:val="0"/>
+        </w:rPr>
+        <w:t xml:space="preserve">Para o tratamento da coluna “review_comment_title”, que corresponde ao título da avaliação em texto,  foi utilizado um algoritmo que identificou as palavras mais recorrentes no registro correspondente da coluna “review_comment_message”, a fim de criar títulos novos nos registros ausentes. </w:t>
+      </w:r>
+    </w:p>
+    <w:p>
+      <w:pPr>
+        <w:spacing w:line="360" w:lineRule="auto"/>
+        <w:ind w:firstLine="850.3937007874017"/>
+        <w:rPr/>
+      </w:pPr>
+      <w:r>
+        <w:rPr>
+          <w:rtl w:val="0"/>
+        </w:rPr>
+        <w:t xml:space="preserve">Para o tratamento da coluna “delivery_time” foi aplicada a seguinte metodologia: Atribuiu-se a maior data do status para aqueles registros que são menores que a data máxima de entrega da base de dados. No caso da data prevista ser maior que a data máxima da base, repetiu-se a data estipulada. Dessa forma, traçou-se uma lógica que trata os valores ausentes ao mesmo tempo em que se conserva o bom funcionamento dos modelos a serem aplicados.</w:t>
+      </w:r>
+    </w:p>
+    <w:p>
+      <w:pPr>
+        <w:pStyle w:val="Heading3"/>
+        <w:spacing w:after="300" w:before="300" w:line="240" w:lineRule="auto"/>
+        <w:rPr>
+          <w:highlight w:val="yellow"/>
+        </w:rPr>
+      </w:pPr>
+      <w:bookmarkStart w:colFirst="0" w:colLast="0" w:name="_heading=h.4x6ka8x2ynpr" w:id="36"/>
+      <w:bookmarkEnd w:id="36"/>
+      <w:r>
+        <w:rPr>
+          <w:highlight w:val="yellow"/>
+          <w:rtl w:val="0"/>
+        </w:rPr>
+        <w:t xml:space="preserve">3.2.4 Processamento de Linguagem Natural</w:t>
+      </w:r>
+    </w:p>
+    <w:p>
+      <w:pPr>
+        <w:spacing w:line="360" w:lineRule="auto"/>
+        <w:rPr>
+          <w:highlight w:val="yellow"/>
+        </w:rPr>
+      </w:pPr>
+      <w:r>
+        <w:rPr>
+          <w:highlight w:val="yellow"/>
+          <w:rtl w:val="0"/>
+        </w:rPr>
+        <w:t xml:space="preserve">(separar em mais duas subseções? : avaliação da amostra e aplicação geral)</w:t>
+      </w:r>
+    </w:p>
+    <w:p>
+      <w:pPr>
+        <w:spacing w:after="0" w:before="0" w:line="360" w:lineRule="auto"/>
+        <w:ind w:firstLine="850.3937007874017"/>
+        <w:rPr/>
+      </w:pPr>
+      <w:r>
+        <w:rPr>
+          <w:rtl w:val="0"/>
+        </w:rPr>
+        <w:t xml:space="preserve">O presente trabalho utilizou um pipeline de processamento de linguagem natural para realizar análise de sentimento em avaliações de clientes. Utilizou-se o módulo </w:t>
+      </w:r>
+      <w:r>
+        <w:rPr>
+          <w:i w:val="1"/>
+          <w:rtl w:val="0"/>
+        </w:rPr>
+        <w:t xml:space="preserve">pipeline</w:t>
+      </w:r>
+      <w:r>
+        <w:rPr>
+          <w:rtl w:val="0"/>
+        </w:rPr>
+        <w:t xml:space="preserve"> da biblioteca </w:t>
+      </w:r>
+      <w:r>
+        <w:rPr>
+          <w:i w:val="1"/>
+          <w:rtl w:val="0"/>
+        </w:rPr>
+        <w:t xml:space="preserve">transformers</w:t>
+      </w:r>
+      <w:r>
+        <w:rPr>
+          <w:rtl w:val="0"/>
+        </w:rPr>
+        <w:t xml:space="preserve">, que permite a utilização de modelos pré-treinados de classificação de texto de maneira simplificada. Em seguida, procedeu-se ao carregamento do modelo </w:t>
+      </w:r>
+      <w:r>
+        <w:rPr>
+          <w:i w:val="1"/>
+          <w:rtl w:val="0"/>
+        </w:rPr>
+        <w:t xml:space="preserve">twitter-xlm-roberta-base-sentiment-finetunned</w:t>
+      </w:r>
+      <w:r>
+        <w:rPr>
+          <w:i w:val="1"/>
+          <w:vertAlign w:val="superscript"/>
+        </w:rPr>
+        <w:footnoteReference w:customMarkFollows="0" w:id="5"/>
+      </w:r>
+      <w:r>
+        <w:rPr>
+          <w:rtl w:val="0"/>
+        </w:rPr>
+        <w:t xml:space="preserve">, um </w:t>
+      </w:r>
+      <w:r>
+        <w:rPr>
+          <w:i w:val="1"/>
+          <w:rtl w:val="0"/>
+        </w:rPr>
+        <w:t xml:space="preserve">XLM-RoBERTa</w:t>
+      </w:r>
+      <w:r>
+        <w:rPr>
+          <w:rtl w:val="0"/>
+        </w:rPr>
+        <w:t xml:space="preserve"> multilíngue ajustado para detecção de polaridade em mensagens do Twitter. Esse modelo foi encapsulado no </w:t>
+      </w:r>
+      <w:r>
+        <w:rPr>
+          <w:i w:val="1"/>
+          <w:rtl w:val="0"/>
+        </w:rPr>
+        <w:t xml:space="preserve">pipeline</w:t>
+      </w:r>
+      <w:r>
+        <w:rPr>
+          <w:rtl w:val="0"/>
+        </w:rPr>
+        <w:t xml:space="preserve"> de classificação, que reúne tokenização, inferência e pós-processamento, retornando para cada entrada um rótulo (positivo, negativo ou neutro) e uma medida de confiança. </w:t>
+      </w:r>
+    </w:p>
+    <w:p>
+      <w:pPr>
+        <w:spacing w:after="0" w:before="0" w:line="360" w:lineRule="auto"/>
+        <w:ind w:firstLine="850.3937007874017"/>
+        <w:rPr/>
+      </w:pPr>
+      <w:r>
+        <w:rPr>
+          <w:rtl w:val="0"/>
+        </w:rPr>
+        <w:t xml:space="preserve">Para fins de experimentação e viabilidade computacional, foi selecionada uma amostra aleatória de até 380 registros, com semente fixa para garantir reprodutibilidade dos resultados. Sobre esse subconjunto, aplicou-se a função de classificação que envia cada texto ao </w:t>
+      </w:r>
+      <w:r>
+        <w:rPr>
+          <w:i w:val="1"/>
+          <w:rtl w:val="0"/>
+        </w:rPr>
+        <w:t xml:space="preserve">pipeline</w:t>
+      </w:r>
+      <w:r>
+        <w:rPr>
+          <w:rtl w:val="0"/>
+        </w:rPr>
+        <w:t xml:space="preserve"> de sentimento. O classificador retorna, para cada avaliação, o rótulo de sentimento e a pontuação de confiança associada, os quais foram incorporados ao DataFrame em novas colunas: </w:t>
+      </w:r>
+      <w:r>
+        <w:rPr>
+          <w:i w:val="1"/>
+          <w:rtl w:val="0"/>
+        </w:rPr>
+        <w:t xml:space="preserve">review_comment_message_sentiment</w:t>
+      </w:r>
+      <w:r>
+        <w:rPr>
+          <w:rtl w:val="0"/>
+        </w:rPr>
+        <w:t xml:space="preserve"> e </w:t>
+      </w:r>
+      <w:r>
+        <w:rPr>
+          <w:i w:val="1"/>
+          <w:rtl w:val="0"/>
+        </w:rPr>
+        <w:t xml:space="preserve">review_comment_message_score</w:t>
+      </w:r>
+      <w:r>
+        <w:rPr>
+          <w:rtl w:val="0"/>
+        </w:rPr>
+        <w:t xml:space="preserve">. Por fim, a amostra anotada foi exportada em formato Excel, possibilitando análise posterior e integração com outras etapas do trabalho. </w:t>
+      </w:r>
+    </w:p>
+    <w:p>
+      <w:pPr>
+        <w:spacing w:after="0" w:before="0" w:line="360" w:lineRule="auto"/>
+        <w:ind w:firstLine="850.3937007874017"/>
+        <w:rPr/>
+      </w:pPr>
+      <w:r>
+        <w:rPr>
+          <w:rtl w:val="0"/>
+        </w:rPr>
+        <w:t xml:space="preserve">Após a exportação da base de dados contendo a quantidade amostral, foi feita a rotulação manual dos sentimentos de cada texto em “Neutro”, “Positivo” e “Negativo”, para que fossem comparados com a saída do modelo utilizado. O tamanho da amostra foi calculado usando a fórmula clássica de tamanho de amostra, a qual pode ser representada pela seguinte fórmula:</w:t>
+      </w:r>
+    </w:p>
+    <w:p>
+      <w:pPr>
+        <w:spacing w:after="0" w:before="0" w:line="360" w:lineRule="auto"/>
+        <w:ind w:firstLine="850.3937007874017"/>
+        <w:jc w:val="center"/>
+        <w:rPr/>
+      </w:pPr>
+      <w:r>
+        <w:rPr/>
+        <w:drawing>
+          <wp:inline distB="114300" distT="114300" distL="114300" distR="114300">
+            <wp:extent cx="1876425" cy="647700"/>
+            <wp:effectExtent b="0" l="0" r="0" t="0"/>
+            <wp:docPr id="22" name="image3.png"/>
+            <a:graphic>
+              <a:graphicData uri="http://schemas.openxmlformats.org/drawingml/2006/picture">
+                <pic:pic>
+                  <pic:nvPicPr>
+                    <pic:cNvPr id="0" name="image3.png"/>
+                    <pic:cNvPicPr preferRelativeResize="0"/>
+                  </pic:nvPicPr>
+                  <pic:blipFill>
+                    <a:blip r:embed="rId13"/>
+                    <a:srcRect b="0" l="0" r="0" t="0"/>
+                    <a:stretch>
+                      <a:fillRect/>
+                    </a:stretch>
+                  </pic:blipFill>
+                  <pic:spPr>
+                    <a:xfrm>
+                      <a:off x="0" y="0"/>
+                      <a:ext cx="1876425" cy="647700"/>
+                    </a:xfrm>
+                    <a:prstGeom prst="rect"/>
+                    <a:ln/>
+                  </pic:spPr>
+                </pic:pic>
+              </a:graphicData>
+            </a:graphic>
+          </wp:inline>
+        </w:drawing>
+      </w:r>
+      <w:r>
+        <w:rPr>
+          <w:rtl w:val="0"/>
+        </w:rPr>
+      </w:r>
+    </w:p>
+    <w:p>
+      <w:pPr>
+        <w:spacing w:after="0" w:before="0" w:line="360" w:lineRule="auto"/>
+        <w:ind w:firstLine="850.3937007874017"/>
+        <w:jc w:val="center"/>
+        <w:rPr>
+          <w:highlight w:val="yellow"/>
+        </w:rPr>
+      </w:pPr>
+      <w:r>
+        <w:rPr>
+          <w:highlight w:val="yellow"/>
+          <w:rtl w:val="0"/>
+        </w:rPr>
+        <w:t xml:space="preserve">()</w:t>
+      </w:r>
+    </w:p>
+    <w:p>
+      <w:pPr>
+        <w:spacing w:after="0" w:before="0" w:line="360" w:lineRule="auto"/>
+        <w:ind w:firstLine="850.3937007874017"/>
+        <w:rPr/>
+      </w:pPr>
+      <w:r>
+        <w:rPr>
+          <w:rtl w:val="0"/>
+        </w:rPr>
+        <w:t xml:space="preserve">Onde:</w:t>
+      </w:r>
+    </w:p>
+    <w:p>
+      <w:pPr>
+        <w:numPr>
+          <w:ilvl w:val="0"/>
+          <w:numId w:val="1"/>
+        </w:numPr>
+        <w:spacing w:after="0" w:before="0" w:line="360" w:lineRule="auto"/>
+        <w:ind w:left="1440" w:hanging="360"/>
+        <w:rPr>
+          <w:u w:val="none"/>
+        </w:rPr>
+      </w:pPr>
+      <w:r>
+        <w:rPr>
+          <w:rtl w:val="0"/>
+        </w:rPr>
+        <w:t xml:space="preserve">n = tamanho da amostra.</w:t>
+      </w:r>
+    </w:p>
+    <w:p>
+      <w:pPr>
+        <w:numPr>
+          <w:ilvl w:val="0"/>
+          <w:numId w:val="1"/>
+        </w:numPr>
+        <w:spacing w:after="0" w:before="0" w:line="360" w:lineRule="auto"/>
+        <w:ind w:left="1440" w:hanging="360"/>
+        <w:rPr>
+          <w:u w:val="none"/>
+        </w:rPr>
+      </w:pPr>
+      <w:r>
+        <w:rPr>
+          <w:rtl w:val="0"/>
+        </w:rPr>
+        <w:t xml:space="preserve">Z = valor crítico da distribuição normal</w:t>
+      </w:r>
+    </w:p>
+    <w:p>
+      <w:pPr>
+        <w:numPr>
+          <w:ilvl w:val="0"/>
+          <w:numId w:val="1"/>
+        </w:numPr>
+        <w:spacing w:after="0" w:before="0" w:line="360" w:lineRule="auto"/>
+        <w:ind w:left="1440" w:hanging="360"/>
+        <w:rPr>
+          <w:u w:val="none"/>
+        </w:rPr>
+      </w:pPr>
+      <w:r>
+        <w:rPr>
+          <w:rtl w:val="0"/>
+        </w:rPr>
+        <w:t xml:space="preserve">p = proporção esperada de acertos</w:t>
+      </w:r>
+    </w:p>
+    <w:p>
+      <w:pPr>
+        <w:numPr>
+          <w:ilvl w:val="0"/>
+          <w:numId w:val="1"/>
+        </w:numPr>
+        <w:spacing w:after="0" w:before="0" w:line="360" w:lineRule="auto"/>
+        <w:ind w:left="1440" w:hanging="360"/>
+        <w:rPr>
+          <w:u w:val="none"/>
+        </w:rPr>
+      </w:pPr>
+      <w:r>
+        <w:rPr>
+          <w:rtl w:val="0"/>
+        </w:rPr>
+        <w:t xml:space="preserve">E= Margem de erro tolerada</w:t>
+      </w:r>
+    </w:p>
+    <w:p>
+      <w:pPr>
+        <w:spacing w:after="0" w:before="0" w:line="360" w:lineRule="auto"/>
+        <w:ind w:left="0" w:firstLine="850.3937007874017"/>
+        <w:rPr/>
+      </w:pPr>
+      <w:r>
+        <w:rPr>
+          <w:rtl w:val="0"/>
+        </w:rPr>
+        <w:t xml:space="preserve">Dessa forma, obteve-se o seguinte resultado para uma amostra com 95% de confiança e 5% de margem de erro:</w:t>
+      </w:r>
+    </w:p>
+    <w:p>
+      <w:pPr>
+        <w:spacing w:after="0" w:before="0" w:line="360" w:lineRule="auto"/>
+        <w:ind w:left="0" w:firstLine="850.3937007874017"/>
+        <w:jc w:val="center"/>
+        <w:rPr/>
+      </w:pPr>
+      <w:r>
+        <w:rPr/>
+        <w:drawing>
+          <wp:inline distB="114300" distT="114300" distL="114300" distR="114300">
+            <wp:extent cx="2343150" cy="581025"/>
+            <wp:effectExtent b="0" l="0" r="0" t="0"/>
+            <wp:docPr id="15" name="image2.png"/>
+            <a:graphic>
+              <a:graphicData uri="http://schemas.openxmlformats.org/drawingml/2006/picture">
+                <pic:pic>
+                  <pic:nvPicPr>
+                    <pic:cNvPr id="0" name="image2.png"/>
+                    <pic:cNvPicPr preferRelativeResize="0"/>
+                  </pic:nvPicPr>
+                  <pic:blipFill>
+                    <a:blip r:embed="rId14"/>
+                    <a:srcRect b="0" l="0" r="0" t="0"/>
+                    <a:stretch>
+                      <a:fillRect/>
+                    </a:stretch>
+                  </pic:blipFill>
+                  <pic:spPr>
+                    <a:xfrm>
+                      <a:off x="0" y="0"/>
+                      <a:ext cx="2343150" cy="581025"/>
+                    </a:xfrm>
+                    <a:prstGeom prst="rect"/>
+                    <a:ln/>
+                  </pic:spPr>
+                </pic:pic>
+              </a:graphicData>
+            </a:graphic>
+          </wp:inline>
+        </w:drawing>
+      </w:r>
+      <w:r>
+        <w:rPr>
+          <w:rtl w:val="0"/>
+        </w:rPr>
+      </w:r>
+    </w:p>
+    <w:p>
+      <w:pPr>
+        <w:spacing w:line="360" w:lineRule="auto"/>
+        <w:ind w:firstLine="850.3937007874017"/>
+        <w:jc w:val="center"/>
+        <w:rPr/>
+      </w:pPr>
+      <w:r>
+        <w:rPr>
+          <w:highlight w:val="yellow"/>
+          <w:rtl w:val="0"/>
+        </w:rPr>
+        <w:t xml:space="preserve">()</w:t>
+      </w:r>
+      <w:r>
+        <w:rPr>
+          <w:rtl w:val="0"/>
+        </w:rPr>
+      </w:r>
+    </w:p>
+    <w:p>
+      <w:pPr>
+        <w:spacing w:after="0" w:before="0" w:line="360" w:lineRule="auto"/>
+        <w:ind w:left="0" w:firstLine="850.3937007874017"/>
+        <w:jc w:val="left"/>
+        <w:rPr/>
+      </w:pPr>
+      <w:r>
+        <w:rPr>
+          <w:rtl w:val="0"/>
+        </w:rPr>
+        <w:t xml:space="preserve">Além disso, foi feita a correção para população finita de aproximadamente 36.000 registros, a qual é defina por:</w:t>
+      </w:r>
+    </w:p>
+    <w:p>
+      <w:pPr>
+        <w:spacing w:after="0" w:before="0" w:line="360" w:lineRule="auto"/>
+        <w:ind w:left="0" w:firstLine="850.3937007874017"/>
+        <w:jc w:val="center"/>
+        <w:rPr/>
+      </w:pPr>
+      <w:r>
+        <w:rPr/>
+        <w:drawing>
+          <wp:inline distB="114300" distT="114300" distL="114300" distR="114300">
+            <wp:extent cx="1752600" cy="590550"/>
+            <wp:effectExtent b="0" l="0" r="0" t="0"/>
+            <wp:docPr id="18" name="image8.png"/>
+            <a:graphic>
+              <a:graphicData uri="http://schemas.openxmlformats.org/drawingml/2006/picture">
+                <pic:pic>
+                  <pic:nvPicPr>
+                    <pic:cNvPr id="0" name="image8.png"/>
+                    <pic:cNvPicPr preferRelativeResize="0"/>
+                  </pic:nvPicPr>
+                  <pic:blipFill>
+                    <a:blip r:embed="rId15"/>
+                    <a:srcRect b="0" l="0" r="0" t="0"/>
+                    <a:stretch>
+                      <a:fillRect/>
+                    </a:stretch>
+                  </pic:blipFill>
+                  <pic:spPr>
+                    <a:xfrm>
+                      <a:off x="0" y="0"/>
+                      <a:ext cx="1752600" cy="590550"/>
+                    </a:xfrm>
+                    <a:prstGeom prst="rect"/>
+                    <a:ln/>
+                  </pic:spPr>
+                </pic:pic>
+              </a:graphicData>
+            </a:graphic>
+          </wp:inline>
+        </w:drawing>
+      </w:r>
+      <w:r>
+        <w:rPr>
+          <w:rtl w:val="0"/>
+        </w:rPr>
+      </w:r>
+    </w:p>
+    <w:p>
+      <w:pPr>
+        <w:spacing w:line="360" w:lineRule="auto"/>
+        <w:ind w:firstLine="850.3937007874017"/>
+        <w:jc w:val="center"/>
+        <w:rPr/>
+      </w:pPr>
+      <w:r>
+        <w:rPr>
+          <w:highlight w:val="yellow"/>
+          <w:rtl w:val="0"/>
+        </w:rPr>
+        <w:t xml:space="preserve">()</w:t>
+      </w:r>
+      <w:r>
+        <w:rPr>
+          <w:rtl w:val="0"/>
+        </w:rPr>
+      </w:r>
+    </w:p>
+    <w:p>
+      <w:pPr>
+        <w:spacing w:after="0" w:before="0" w:line="360" w:lineRule="auto"/>
+        <w:ind w:left="0" w:firstLine="850.3937007874017"/>
+        <w:jc w:val="left"/>
+        <w:rPr/>
+      </w:pPr>
+      <w:r>
+        <w:rPr>
+          <w:rtl w:val="0"/>
+        </w:rPr>
+        <w:t xml:space="preserve">Dessa forma:</w:t>
+      </w:r>
+    </w:p>
+    <w:p>
+      <w:pPr>
+        <w:spacing w:after="0" w:before="0" w:line="360" w:lineRule="auto"/>
+        <w:ind w:left="0" w:firstLine="850.3937007874017"/>
+        <w:jc w:val="center"/>
+        <w:rPr/>
+      </w:pPr>
+      <w:r>
+        <w:rPr/>
+        <w:drawing>
+          <wp:inline distB="114300" distT="114300" distL="114300" distR="114300">
+            <wp:extent cx="2743200" cy="657225"/>
+            <wp:effectExtent b="0" l="0" r="0" t="0"/>
+            <wp:docPr id="17" name="image6.png"/>
+            <a:graphic>
+              <a:graphicData uri="http://schemas.openxmlformats.org/drawingml/2006/picture">
+                <pic:pic>
+                  <pic:nvPicPr>
+                    <pic:cNvPr id="0" name="image6.png"/>
+                    <pic:cNvPicPr preferRelativeResize="0"/>
+                  </pic:nvPicPr>
+                  <pic:blipFill>
+                    <a:blip r:embed="rId16"/>
+                    <a:srcRect b="0" l="0" r="0" t="0"/>
+                    <a:stretch>
+                      <a:fillRect/>
+                    </a:stretch>
+                  </pic:blipFill>
+                  <pic:spPr>
+                    <a:xfrm>
+                      <a:off x="0" y="0"/>
+                      <a:ext cx="2743200" cy="657225"/>
+                    </a:xfrm>
+                    <a:prstGeom prst="rect"/>
+                    <a:ln/>
+                  </pic:spPr>
+                </pic:pic>
+              </a:graphicData>
+            </a:graphic>
+          </wp:inline>
+        </w:drawing>
+      </w:r>
+      <w:r>
+        <w:rPr>
+          <w:rtl w:val="0"/>
+        </w:rPr>
+      </w:r>
+    </w:p>
+    <w:p>
+      <w:pPr>
+        <w:spacing w:line="360" w:lineRule="auto"/>
+        <w:ind w:firstLine="850.3937007874017"/>
+        <w:jc w:val="center"/>
+        <w:rPr/>
+      </w:pPr>
+      <w:r>
+        <w:rPr>
+          <w:highlight w:val="yellow"/>
+          <w:rtl w:val="0"/>
+        </w:rPr>
+        <w:t xml:space="preserve">()</w:t>
+      </w:r>
+      <w:r>
+        <w:rPr>
+          <w:rtl w:val="0"/>
+        </w:rPr>
+      </w:r>
+    </w:p>
+    <w:p>
+      <w:pPr>
+        <w:spacing w:after="0" w:before="0" w:line="360" w:lineRule="auto"/>
+        <w:ind w:left="0" w:firstLine="850.3937007874017"/>
+        <w:jc w:val="left"/>
+        <w:rPr/>
+      </w:pPr>
+      <w:r>
+        <w:rPr>
+          <w:rtl w:val="0"/>
+        </w:rPr>
+        <w:t xml:space="preserve">Sendo assim, resultou-se numa amostra de 380 registros, suficientemente representativos estatisticamente.</w:t>
+      </w:r>
+      <w:r>
+        <w:rPr>
+          <w:rtl w:val="0"/>
+        </w:rPr>
+      </w:r>
+    </w:p>
+    <w:p>
+      <w:pPr>
+        <w:spacing w:after="0" w:before="0" w:line="360" w:lineRule="auto"/>
+        <w:ind w:firstLine="850.3937007874017"/>
+        <w:rPr/>
+      </w:pPr>
+      <w:r>
+        <w:rPr>
+          <w:rtl w:val="0"/>
+        </w:rPr>
+        <w:t xml:space="preserve">Mais adiante, o</w:t>
+      </w:r>
+      <w:r>
+        <w:rPr>
+          <w:rtl w:val="0"/>
+        </w:rPr>
+        <w:t xml:space="preserve">s testes de confiança realizados demonstraram não apenas a consistência das predições, mas também a efetividade do modelo no domínio específico de avaliações de comércio eletrônico. A avaliação quantitativa apresentou </w:t>
+      </w:r>
+      <w:r>
+        <w:rPr>
+          <w:rtl w:val="0"/>
+        </w:rPr>
+        <w:t xml:space="preserve">acurácia de 0,7895, indicando que quase 79 % das classificações coincidiram com os rótulos de referência. A precisão de 0,8123 revelou elevada capacidade de o classificador identificar corretamente as avaliações positivas ou negativas, minimizando falsos positivos. O recall de 0,7885 evidenciou boa cobertura dos casos relevantes, enquanto o F1-score de 0,7558 </w:t>
+      </w:r>
+      <w:r>
+        <w:rPr>
+          <w:rtl w:val="0"/>
+        </w:rPr>
+        <w:t xml:space="preserve">sintetizou de maneira equilibrada precisão e sensibilidade. Tais resultados, aliados à análise dos escores de confiança fornecidos pelo pipeline, reforçam a robustez e a confiabilidade do método proposto, assegurando sua adequação para aplicações práticas em cenários reais de comércio eletrônico.</w:t>
+      </w:r>
+    </w:p>
+    <w:p>
+      <w:pPr>
+        <w:spacing w:after="0" w:before="0" w:line="360" w:lineRule="auto"/>
+        <w:ind w:firstLine="850.3937007874017"/>
+        <w:rPr/>
+      </w:pPr>
+      <w:r>
+        <w:rPr>
+          <w:rtl w:val="0"/>
+        </w:rPr>
+        <w:t xml:space="preserve">Por fim, o modelo de processamento de linguagem natural foi aplicado à base de dados como um todo. Além disso, foi realizado o mapeamento dos valores Positivo, Neutro e Negativo para 1, 0 e -1, respectivamente. Tal medida se faz eficaz e necessária na aplicação de modelos de aprendizado de máquina, tendo em vista que a coluna </w:t>
+      </w:r>
+      <w:r>
+        <w:rPr>
+          <w:i w:val="1"/>
+          <w:rtl w:val="0"/>
+        </w:rPr>
+        <w:t xml:space="preserve">review_comment_message_sentiment</w:t>
+      </w:r>
+      <w:r>
+        <w:rPr>
+          <w:rtl w:val="0"/>
+        </w:rPr>
+        <w:t xml:space="preserve"> é o alvo dos algoritmos supervisionados.</w:t>
+      </w:r>
+    </w:p>
+    <w:p>
+      <w:pPr>
+        <w:pStyle w:val="Heading3"/>
+        <w:spacing w:after="300" w:before="300" w:line="240" w:lineRule="auto"/>
+        <w:rPr>
+          <w:highlight w:val="yellow"/>
+        </w:rPr>
+      </w:pPr>
+      <w:bookmarkStart w:colFirst="0" w:colLast="0" w:name="_heading=h.jvgo7shuzzdj" w:id="37"/>
+      <w:bookmarkEnd w:id="37"/>
+      <w:r>
+        <w:rPr>
+          <w:highlight w:val="yellow"/>
+          <w:rtl w:val="0"/>
+        </w:rPr>
+        <w:t xml:space="preserve">3.2.5 Análise exploratória dos dados</w:t>
+      </w:r>
+    </w:p>
+    <w:p>
+      <w:pPr>
+        <w:spacing w:line="360" w:lineRule="auto"/>
+        <w:ind w:firstLine="850"/>
+        <w:rPr/>
+      </w:pPr>
+      <w:r>
+        <w:rPr>
+          <w:rtl w:val="0"/>
+        </w:rPr>
+        <w:t xml:space="preserve">A análise exploratória teve como objetivo compreender as principais características da base de dados, bem como identificar padrões, tendências e possíveis anomalias que pudessem comprometer ou enriquecer a etapa de modelagem preditiva. Inicialmente, realizou-se uma inspeção preliminar do </w:t>
+      </w:r>
+      <w:r>
+        <w:rPr>
+          <w:i w:val="1"/>
+          <w:rtl w:val="0"/>
+        </w:rPr>
+        <w:t xml:space="preserve">DataFrame</w:t>
+      </w:r>
+      <w:r>
+        <w:rPr>
+          <w:rtl w:val="0"/>
+        </w:rPr>
+        <w:t xml:space="preserve"> por meio dos métodos </w:t>
+      </w:r>
+      <w:r>
+        <w:rPr>
+          <w:i w:val="1"/>
+          <w:rtl w:val="0"/>
+        </w:rPr>
+        <w:t xml:space="preserve">.head()</w:t>
+      </w:r>
+      <w:r>
+        <w:rPr>
+          <w:rtl w:val="0"/>
+        </w:rPr>
+        <w:t xml:space="preserve"> e .</w:t>
+      </w:r>
+      <w:r>
+        <w:rPr>
+          <w:i w:val="1"/>
+          <w:rtl w:val="0"/>
+        </w:rPr>
+        <w:t xml:space="preserve">info()</w:t>
+      </w:r>
+      <w:r>
+        <w:rPr>
+          <w:rtl w:val="0"/>
+        </w:rPr>
+        <w:t xml:space="preserve">, os quais permitiram verificar a estrutura da base, os tipos das variáveis e a presença de valores ausentes.</w:t>
+      </w:r>
+    </w:p>
+    <w:p>
+      <w:pPr>
+        <w:spacing w:line="360" w:lineRule="auto"/>
+        <w:ind w:firstLine="850"/>
+        <w:rPr/>
+      </w:pPr>
+      <w:r>
+        <w:rPr>
+          <w:rtl w:val="0"/>
+        </w:rPr>
+        <w:t xml:space="preserve">Em sequência, aplicaram-se estatísticas descritivas às variáveis quantitativas, como média, mediana, desvio padrão, assimetria (</w:t>
+      </w:r>
+      <w:r>
+        <w:rPr>
+          <w:i w:val="1"/>
+          <w:rtl w:val="0"/>
+        </w:rPr>
+        <w:t xml:space="preserve">skewness</w:t>
+      </w:r>
+      <w:r>
+        <w:rPr>
+          <w:rtl w:val="0"/>
+        </w:rPr>
+        <w:t xml:space="preserve">) e curtose, com o objetivo de avaliar a distribuição dos dados e a presença de distorções.</w:t>
+      </w:r>
+    </w:p>
+    <w:p>
+      <w:pPr>
+        <w:spacing w:line="360" w:lineRule="auto"/>
+        <w:ind w:firstLine="850"/>
+        <w:rPr/>
+      </w:pPr>
+      <w:r>
+        <w:rPr>
+          <w:rtl w:val="0"/>
+        </w:rPr>
+        <w:t xml:space="preserve">Para apoiar essa etapa, foram geradas visualizações gráficas utilizando as bibliotecas Matplotlib e plotly.express. Os gráficos construídos permitiram explorar a distribuição das notas de avaliação dos clientes, a frequência de pedidos por categoria de produto, e a relação entre formas de pagamento e volume de compras. </w:t>
+      </w:r>
+    </w:p>
+    <w:p>
+      <w:pPr>
+        <w:spacing w:line="360" w:lineRule="auto"/>
+        <w:ind w:firstLine="850"/>
+        <w:rPr/>
+      </w:pPr>
+      <w:r>
+        <w:rPr>
+          <w:rtl w:val="0"/>
+        </w:rPr>
+        <w:t xml:space="preserve">Essa etapa revelou, entre outros pontos, uma predominância de avaliações com nota máxima,  maior frequência de pedidos em determinadas categorias e uma prevalência do pagamento via cartão de crédito, aspectos que influenciaram na seleção das variáveis relevantes para os modelos subsequentes.</w:t>
+      </w:r>
+    </w:p>
+    <w:p>
+      <w:pPr>
+        <w:spacing w:line="360" w:lineRule="auto"/>
+        <w:ind w:left="0" w:firstLine="0"/>
+        <w:rPr/>
+      </w:pPr>
+      <w:r>
+        <w:rPr>
+          <w:highlight w:val="yellow"/>
+          <w:rtl w:val="0"/>
+        </w:rPr>
+        <w:t xml:space="preserve">mapa de calor e matriz de correlação</w:t>
+      </w:r>
+      <w:r>
+        <w:rPr>
+          <w:rtl w:val="0"/>
+        </w:rPr>
+      </w:r>
+    </w:p>
+    <w:p>
+      <w:pPr>
+        <w:pStyle w:val="Heading3"/>
+        <w:spacing w:after="300" w:before="300" w:line="240" w:lineRule="auto"/>
+        <w:rPr/>
+      </w:pPr>
+      <w:bookmarkStart w:colFirst="0" w:colLast="0" w:name="_heading=h.y7a4i3wcrubw" w:id="38"/>
+      <w:bookmarkEnd w:id="38"/>
+      <w:r>
+        <w:rPr>
+          <w:rtl w:val="0"/>
+        </w:rPr>
+        <w:t xml:space="preserve">3.2.6 Normalização e balanceamento da base de dados</w:t>
+      </w:r>
+    </w:p>
+    <w:p>
+      <w:pPr>
+        <w:spacing w:after="0" w:before="0" w:line="360" w:lineRule="auto"/>
+        <w:ind w:firstLine="850.3937007874017"/>
+        <w:rPr/>
+      </w:pPr>
+      <w:r>
+        <w:rPr>
+          <w:rtl w:val="0"/>
+        </w:rPr>
+        <w:t xml:space="preserve">Com o objetivo de preparar os dados para as etapas de modelagem preditiva, realizou-se um processo de normalização e codificação que abrangeu variáveis numéricas, categóricas e temporais. Essa preparação visa garantir que todas as características possuam escalas comparáveis e que o modelo de aprendizado de máquina não seja influenciado por discrepâncias de magnitude ou por representações não numéricas de atributos qualitativos.</w:t>
+      </w:r>
+    </w:p>
+    <w:p>
+      <w:pPr>
+        <w:spacing w:after="0" w:before="0" w:line="360" w:lineRule="auto"/>
+        <w:ind w:firstLine="850.3937007874017"/>
+        <w:rPr/>
+      </w:pPr>
+      <w:r>
+        <w:rPr>
+          <w:rtl w:val="0"/>
+        </w:rPr>
+        <w:t xml:space="preserve">No caso das variáveis numéricas, foi utilizada a técnica de padronização z-score, implementada por meio da classe </w:t>
+      </w:r>
+      <w:r>
+        <w:rPr>
+          <w:i w:val="1"/>
+          <w:rtl w:val="0"/>
+        </w:rPr>
+        <w:t xml:space="preserve">StandardScaler</w:t>
+      </w:r>
+      <w:r>
+        <w:rPr>
+          <w:rtl w:val="0"/>
+        </w:rPr>
+        <w:t xml:space="preserve"> da biblioteca </w:t>
+      </w:r>
+      <w:r>
+        <w:rPr>
+          <w:i w:val="1"/>
+          <w:rtl w:val="0"/>
+        </w:rPr>
+        <w:t xml:space="preserve">scikit-learn</w:t>
+      </w:r>
+      <w:r>
+        <w:rPr>
+          <w:rtl w:val="0"/>
+        </w:rPr>
+        <w:t xml:space="preserve">. Foram incluídos atributos como </w:t>
+      </w:r>
+      <w:r>
+        <w:rPr>
+          <w:i w:val="1"/>
+          <w:rtl w:val="0"/>
+        </w:rPr>
+        <w:t xml:space="preserve">price</w:t>
+      </w:r>
+      <w:r>
+        <w:rPr>
+          <w:i w:val="1"/>
+          <w:rtl w:val="0"/>
+        </w:rPr>
+        <w:t xml:space="preserve">, </w:t>
+      </w:r>
+      <w:r>
+        <w:rPr>
+          <w:i w:val="1"/>
+          <w:rtl w:val="0"/>
+        </w:rPr>
+        <w:t xml:space="preserve">freight_value</w:t>
+      </w:r>
+      <w:r>
+        <w:rPr>
+          <w:i w:val="1"/>
+          <w:rtl w:val="0"/>
+        </w:rPr>
+        <w:t xml:space="preserve">, </w:t>
+      </w:r>
+      <w:r>
+        <w:rPr>
+          <w:i w:val="1"/>
+          <w:rtl w:val="0"/>
+        </w:rPr>
+        <w:t xml:space="preserve">product_photos_qty</w:t>
+      </w:r>
+      <w:r>
+        <w:rPr>
+          <w:i w:val="1"/>
+          <w:rtl w:val="0"/>
+        </w:rPr>
+        <w:t xml:space="preserve">, </w:t>
+      </w:r>
+      <w:r>
+        <w:rPr>
+          <w:i w:val="1"/>
+          <w:rtl w:val="0"/>
+        </w:rPr>
+        <w:t xml:space="preserve">product_weight_g</w:t>
+      </w:r>
+      <w:r>
+        <w:rPr>
+          <w:rtl w:val="0"/>
+        </w:rPr>
+        <w:t xml:space="preserve">, dimensões físicas do produto, além de variáveis relacionadas ao pagamento e à pontuação de comentários. Essa transformação subtrai a média e divide pelo desvio padrão de cada coluna, produzindo distribuições com média zero e variância unitária. Tal procedimento evita que variáveis com amplitudes naturalmente maiores, como preço ou peso, exerçam influência desproporcional no ajuste dos algoritmos de aprendizado.</w:t>
+      </w:r>
+    </w:p>
+    <w:p>
+      <w:pPr>
+        <w:spacing w:after="0" w:before="0" w:line="360" w:lineRule="auto"/>
+        <w:ind w:firstLine="850.3937007874017"/>
+        <w:rPr/>
+      </w:pPr>
+      <w:r>
+        <w:rPr>
+          <w:rtl w:val="0"/>
+        </w:rPr>
+        <w:t xml:space="preserve">As variáveis categóricas nominais, como </w:t>
+      </w:r>
+      <w:r>
+        <w:rPr>
+          <w:i w:val="1"/>
+          <w:rtl w:val="0"/>
+        </w:rPr>
+        <w:t xml:space="preserve">order_status</w:t>
+      </w:r>
+      <w:r>
+        <w:rPr>
+          <w:i w:val="1"/>
+          <w:rtl w:val="0"/>
+        </w:rPr>
+        <w:t xml:space="preserve">, </w:t>
+      </w:r>
+      <w:r>
+        <w:rPr>
+          <w:i w:val="1"/>
+          <w:rtl w:val="0"/>
+        </w:rPr>
+        <w:t xml:space="preserve">product_category_name</w:t>
+      </w:r>
+      <w:r>
+        <w:rPr>
+          <w:i w:val="1"/>
+          <w:rtl w:val="0"/>
+        </w:rPr>
+        <w:t xml:space="preserve">, </w:t>
+      </w:r>
+      <w:r>
+        <w:rPr>
+          <w:i w:val="1"/>
+          <w:rtl w:val="0"/>
+        </w:rPr>
+        <w:t xml:space="preserve">payment_type</w:t>
+      </w:r>
+      <w:r>
+        <w:rPr>
+          <w:i w:val="1"/>
+          <w:rtl w:val="0"/>
+        </w:rPr>
+        <w:t xml:space="preserve">, </w:t>
+      </w:r>
+      <w:r>
+        <w:rPr>
+          <w:i w:val="1"/>
+          <w:rtl w:val="0"/>
+        </w:rPr>
+        <w:t xml:space="preserve">seller_city</w:t>
+      </w:r>
+      <w:r>
+        <w:rPr>
+          <w:i w:val="1"/>
+          <w:rtl w:val="0"/>
+        </w:rPr>
+        <w:t xml:space="preserve">, </w:t>
+      </w:r>
+      <w:r>
+        <w:rPr>
+          <w:i w:val="1"/>
+          <w:rtl w:val="0"/>
+        </w:rPr>
+        <w:t xml:space="preserve">seller_state</w:t>
+      </w:r>
+      <w:r>
+        <w:rPr>
+          <w:i w:val="1"/>
+          <w:rtl w:val="0"/>
+        </w:rPr>
+        <w:t xml:space="preserve">, </w:t>
+      </w:r>
+      <w:r>
+        <w:rPr>
+          <w:i w:val="1"/>
+          <w:rtl w:val="0"/>
+        </w:rPr>
+        <w:t xml:space="preserve">customer_city</w:t>
+      </w:r>
+      <w:r>
+        <w:rPr>
+          <w:i w:val="1"/>
+          <w:rtl w:val="0"/>
+        </w:rPr>
+        <w:t xml:space="preserve"> </w:t>
+      </w:r>
+      <w:r>
+        <w:rPr>
+          <w:rtl w:val="0"/>
+        </w:rPr>
+        <w:t xml:space="preserve">e</w:t>
+      </w:r>
+      <w:r>
+        <w:rPr>
+          <w:i w:val="1"/>
+          <w:rtl w:val="0"/>
+        </w:rPr>
+        <w:t xml:space="preserve"> </w:t>
+      </w:r>
+      <w:r>
+        <w:rPr>
+          <w:i w:val="1"/>
+          <w:rtl w:val="0"/>
+        </w:rPr>
+        <w:t xml:space="preserve">customer_state</w:t>
+      </w:r>
+      <w:r>
+        <w:rPr>
+          <w:i w:val="1"/>
+          <w:rtl w:val="0"/>
+        </w:rPr>
+        <w:t xml:space="preserve">,</w:t>
+      </w:r>
+      <w:r>
+        <w:rPr>
+          <w:rtl w:val="0"/>
+        </w:rPr>
+        <w:t xml:space="preserve"> foram convertidas em valores numéricos por meio do Label Encoding. Essa abordagem atribui um número inteiro exclusivo para cada categoria distinta, preservando a informação de pertencimento sem introduzir uma ordem artificial entre as classes. Essa codificação é utilizada quando se planeja utilizar modelos que conseguem lidar internamente com representações ordinais sem atribuir significados indevidos às relações numéricas geradas.</w:t>
+      </w:r>
+    </w:p>
+    <w:p>
+      <w:pPr>
+        <w:spacing w:after="0" w:before="0" w:line="360" w:lineRule="auto"/>
+        <w:ind w:firstLine="850.3937007874017"/>
+        <w:rPr/>
+      </w:pPr>
+      <w:r>
+        <w:rPr>
+          <w:rtl w:val="0"/>
+        </w:rPr>
+        <w:t xml:space="preserve">No tratamento das variáveis temporais, empregou-se a normalização Min–Max, também disponibilizada pela </w:t>
+      </w:r>
+      <w:r>
+        <w:rPr>
+          <w:i w:val="1"/>
+          <w:rtl w:val="0"/>
+        </w:rPr>
+        <w:t xml:space="preserve">scikit-learn</w:t>
+      </w:r>
+      <w:r>
+        <w:rPr>
+          <w:rtl w:val="0"/>
+        </w:rPr>
+        <w:t xml:space="preserve">. Os campos </w:t>
+      </w:r>
+      <w:r>
+        <w:rPr>
+          <w:i w:val="1"/>
+          <w:rtl w:val="0"/>
+        </w:rPr>
+        <w:t xml:space="preserve">delivery_time_real</w:t>
+      </w:r>
+      <w:r>
+        <w:rPr>
+          <w:rtl w:val="0"/>
+        </w:rPr>
+        <w:t xml:space="preserve"> e </w:t>
+      </w:r>
+      <w:r>
+        <w:rPr>
+          <w:i w:val="1"/>
+          <w:rtl w:val="0"/>
+        </w:rPr>
+        <w:t xml:space="preserve">estimated_delivery_tim</w:t>
+      </w:r>
+      <w:r>
+        <w:rPr>
+          <w:rFonts w:ascii="Roboto Mono" w:cs="Roboto Mono" w:eastAsia="Roboto Mono" w:hAnsi="Roboto Mono"/>
+          <w:i w:val="1"/>
+          <w:rtl w:val="0"/>
+        </w:rPr>
+        <w:t xml:space="preserve">e</w:t>
+      </w:r>
+      <w:r>
+        <w:rPr>
+          <w:rtl w:val="0"/>
+        </w:rPr>
+        <w:t xml:space="preserve"> foram escalonados para um intervalo de 0 a 1, garantindo que a magnitude do tempo de entrega real e do tempo estimado não dominasse os demais atributos e permitindo que essas características fossem interpretadas de forma equilibrada pelos algoritmos de modelagem.</w:t>
+      </w:r>
+    </w:p>
+    <w:p>
+      <w:pPr>
+        <w:spacing w:after="0" w:before="0" w:line="360" w:lineRule="auto"/>
+        <w:ind w:firstLine="850.3937007874017"/>
+        <w:rPr/>
+      </w:pPr>
+      <w:r>
+        <w:rPr>
+          <w:rtl w:val="0"/>
+        </w:rPr>
+        <w:t xml:space="preserve">Para realização do balanceamento entre as classes da variável‐alvo </w:t>
+      </w:r>
+      <w:r>
+        <w:rPr>
+          <w:i w:val="1"/>
+          <w:rtl w:val="0"/>
+        </w:rPr>
+        <w:t xml:space="preserve">review_comment_message_sentiment</w:t>
+      </w:r>
+      <w:r>
+        <w:rPr>
+          <w:rtl w:val="0"/>
+        </w:rPr>
+        <w:t xml:space="preserve">, foi adotada a técnica </w:t>
+      </w:r>
+      <w:r>
+        <w:rPr>
+          <w:i w:val="1"/>
+          <w:rtl w:val="0"/>
+        </w:rPr>
+        <w:t xml:space="preserve">SMOTE</w:t>
+      </w:r>
+      <w:r>
+        <w:rPr>
+          <w:rtl w:val="0"/>
+        </w:rPr>
+        <w:t xml:space="preserve"> (Synthetic Minority Oversampling Technique), amplamente utilizada em problemas de classificação supervisionada. O procedimento, implementado pela função </w:t>
+      </w:r>
+      <w:r>
+        <w:rPr>
+          <w:i w:val="1"/>
+          <w:rtl w:val="0"/>
+        </w:rPr>
+        <w:t xml:space="preserve">SMOTE</w:t>
+      </w:r>
+      <w:r>
+        <w:rPr>
+          <w:rtl w:val="0"/>
+        </w:rPr>
+        <w:t xml:space="preserve"> da biblioteca </w:t>
+      </w:r>
+      <w:r>
+        <w:rPr>
+          <w:i w:val="1"/>
+          <w:rtl w:val="0"/>
+        </w:rPr>
+        <w:t xml:space="preserve">imbalanced-learn</w:t>
+      </w:r>
+      <w:r>
+        <w:rPr>
+          <w:rtl w:val="0"/>
+        </w:rPr>
+        <w:t xml:space="preserve"> com </w:t>
+      </w:r>
+      <w:r>
+        <w:rPr>
+          <w:i w:val="1"/>
+          <w:rtl w:val="0"/>
+        </w:rPr>
+        <w:t xml:space="preserve">random_state</w:t>
+      </w:r>
+      <w:r>
+        <w:rPr>
+          <w:rtl w:val="0"/>
+        </w:rPr>
+        <w:t xml:space="preserve"> igual a 42</w:t>
+      </w:r>
+      <w:r>
+        <w:rPr>
+          <w:rtl w:val="0"/>
+        </w:rPr>
+        <w:t xml:space="preserve"> para garantir reprodutibilidade, consiste em gerar amostras sintéticas da classe minoritária a partir da interpolação dos seus vizinhos mais próximos no espaço de características. Dessa forma, evita-se a simples duplicação de registros existentes, promovendo maior diversidade e representatividade das instâncias criadas. No final, obteve-se uma proporção de 33% de registros para cada saída possível.</w:t>
+      </w:r>
+    </w:p>
+    <w:p>
+      <w:pPr>
+        <w:rPr/>
+      </w:pPr>
+      <w:r>
+        <w:rPr>
+          <w:rtl w:val="0"/>
+        </w:rPr>
+      </w:r>
+    </w:p>
+    <w:p>
+      <w:pPr>
+        <w:pStyle w:val="Heading3"/>
+        <w:spacing w:after="300" w:before="300" w:line="240" w:lineRule="auto"/>
+        <w:rPr>
+          <w:highlight w:val="yellow"/>
+        </w:rPr>
+      </w:pPr>
+      <w:bookmarkStart w:colFirst="0" w:colLast="0" w:name="_heading=h.bll7k0beyvvl" w:id="39"/>
+      <w:bookmarkEnd w:id="39"/>
+      <w:r>
+        <w:rPr>
+          <w:highlight w:val="yellow"/>
+          <w:rtl w:val="0"/>
+        </w:rPr>
+        <w:t xml:space="preserve">3.2.7 Aplicação da previsão de demanda</w:t>
+      </w:r>
+    </w:p>
+    <w:p>
+      <w:pPr>
+        <w:pStyle w:val="Heading3"/>
+        <w:spacing w:after="300" w:before="300" w:line="240" w:lineRule="auto"/>
+        <w:rPr/>
+      </w:pPr>
+      <w:bookmarkStart w:colFirst="0" w:colLast="0" w:name="_heading=h.lud3tuohb11c" w:id="40"/>
+      <w:bookmarkEnd w:id="40"/>
+      <w:r>
+        <w:rPr>
+          <w:highlight w:val="yellow"/>
+          <w:rtl w:val="0"/>
+        </w:rPr>
+        <w:t xml:space="preserve">3.2.8 Resultado das métricas de avaliação</w:t>
+      </w:r>
+      <w:r>
+        <w:rPr>
+          <w:rtl w:val="0"/>
+        </w:rPr>
+      </w:r>
+    </w:p>
+    <w:p>
+      <w:pPr>
+        <w:rPr/>
+      </w:pPr>
+      <w:r>
+        <w:rPr>
+          <w:rtl w:val="0"/>
+        </w:rPr>
+      </w:r>
+    </w:p>
+    <w:p>
+      <w:pPr>
+        <w:rPr/>
+        <w:sectPr>
+          <w:headerReference r:id="rId17" w:type="default"/>
+          <w:type w:val="nextPage"/>
+          <w:pgSz w:h="16838" w:w="11906" w:orient="portrait"/>
+          <w:pgMar w:bottom="1134" w:top="1701" w:left="1700.7874015748032" w:right="1134" w:header="709" w:footer="709"/>
+          <w:pgNumType w:start="9"/>
+        </w:sectPr>
+      </w:pPr>
+      <w:r>
+        <w:rPr>
+          <w:rtl w:val="0"/>
+        </w:rPr>
+      </w:r>
+    </w:p>
+    <w:p>
+      <w:pPr>
+        <w:pStyle w:val="Heading1"/>
+        <w:spacing w:after="600" w:lineRule="auto"/>
+        <w:jc w:val="center"/>
+        <w:rPr/>
+      </w:pPr>
+      <w:bookmarkStart w:colFirst="0" w:colLast="0" w:name="_heading=h.1hmsyys" w:id="41"/>
+      <w:bookmarkEnd w:id="41"/>
+      <w:r>
+        <w:rPr>
+          <w:rtl w:val="0"/>
+        </w:rPr>
+        <w:t xml:space="preserve">REFERÊNCIAS</w:t>
+      </w:r>
+    </w:p>
+    <w:p>
+      <w:pPr>
+        <w:widowControl w:val="0"/>
+        <w:spacing w:after="200" w:before="0" w:line="240" w:lineRule="auto"/>
+        <w:rPr>
+          <w:highlight w:val="white"/>
+        </w:rPr>
+      </w:pPr>
+      <w:r>
+        <w:rPr>
+          <w:highlight w:val="white"/>
+          <w:rtl w:val="0"/>
+        </w:rPr>
+        <w:t xml:space="preserve">AZAMJON, M.; SATTAROV, O.; CHO, J. Forecasting Bitcoin Volatility Through On-Chain and Whale-Alert Tweet Analysis Using the Q-Learning Algorithm.</w:t>
+      </w:r>
+      <w:r>
+        <w:rPr>
+          <w:b w:val="1"/>
+          <w:highlight w:val="white"/>
+          <w:rtl w:val="0"/>
+        </w:rPr>
+        <w:t xml:space="preserve"> IEEE Access</w:t>
+      </w:r>
+      <w:r>
+        <w:rPr>
+          <w:highlight w:val="white"/>
+          <w:rtl w:val="0"/>
+        </w:rPr>
+        <w:t xml:space="preserve">, v. 11, p. 108092-108103, set. 2023.</w:t>
+      </w:r>
+    </w:p>
+    <w:p>
+      <w:pPr>
+        <w:spacing w:after="200" w:before="0" w:line="240" w:lineRule="auto"/>
+        <w:rPr>
+          <w:highlight w:val="white"/>
+        </w:rPr>
+      </w:pPr>
+      <w:r>
+        <w:rPr>
+          <w:highlight w:val="white"/>
+          <w:rtl w:val="0"/>
+        </w:rPr>
+        <w:t xml:space="preserve">BIAN, YIWEN; YE, RONGSHENG; ZHANG, JING; YAN, XIN. Customer preference identification from hotel online reviews: A neural network based fine-grained sentiment analysis. </w:t>
+      </w:r>
+      <w:r>
+        <w:rPr>
+          <w:b w:val="1"/>
+          <w:highlight w:val="white"/>
+          <w:rtl w:val="0"/>
+        </w:rPr>
+        <w:t xml:space="preserve">Computers &amp; Industrial Engineering</w:t>
+      </w:r>
+      <w:r>
+        <w:rPr>
+          <w:highlight w:val="white"/>
+          <w:rtl w:val="0"/>
+        </w:rPr>
+        <w:t xml:space="preserve">, v. 172, p. 108648, set. 2022.</w:t>
+      </w:r>
+    </w:p>
+    <w:p>
+      <w:pPr>
+        <w:widowControl w:val="0"/>
+        <w:spacing w:after="200" w:before="0" w:line="240" w:lineRule="auto"/>
+        <w:rPr>
+          <w:highlight w:val="white"/>
+        </w:rPr>
+      </w:pPr>
+      <w:r>
+        <w:rPr>
+          <w:highlight w:val="white"/>
+          <w:rtl w:val="0"/>
+        </w:rPr>
+        <w:t xml:space="preserve">CARVALHO, RENAN SILVA DE; TONIN, JOYCE MENEZES DA FONSECA; SANCHES, SIMONE LETICIA RAIMUNDINI. Previsibilidade do retorno das ações pela análise do sentimento textual: uma revisão.</w:t>
+      </w:r>
+      <w:r>
+        <w:rPr>
+          <w:b w:val="1"/>
+          <w:highlight w:val="white"/>
+          <w:rtl w:val="0"/>
+        </w:rPr>
+        <w:t xml:space="preserve"> Revista de Educação e Pesquisa em Contabilidade (REPeC)</w:t>
+      </w:r>
+      <w:r>
+        <w:rPr>
+          <w:highlight w:val="white"/>
+          <w:rtl w:val="0"/>
+        </w:rPr>
+        <w:t xml:space="preserve">, v. 17, n. 2, p. 140-160, jun. 2023.</w:t>
+      </w:r>
+      <w:r>
+        <w:rPr>
+          <w:rtl w:val="0"/>
+        </w:rPr>
+      </w:r>
+    </w:p>
+    <w:p>
+      <w:pPr>
+        <w:widowControl w:val="0"/>
+        <w:spacing w:after="200" w:before="0" w:line="240" w:lineRule="auto"/>
+        <w:rPr>
+          <w:highlight w:val="white"/>
+        </w:rPr>
+      </w:pPr>
+      <w:r>
+        <w:rPr>
+          <w:highlight w:val="white"/>
+          <w:rtl w:val="0"/>
+        </w:rPr>
+        <w:t xml:space="preserve">COSTA, JOÃO PAULO VIEIRA; BARROS, ROMULO BALDEZ DE; DANTAS, CAIO CÉSAR SILVA; SOUSA, RAQUEL CRISTINA DE; GOUVEIA, CRISTIANO GONÇALVES NASCIMENTO. Análise de Sentimento para Reviews Apresentados em Vídeos: Modelo de Redes Neurais Treinado em Base de Reviews Escritos. </w:t>
+      </w:r>
+      <w:r>
+        <w:rPr>
+          <w:b w:val="1"/>
+          <w:highlight w:val="white"/>
+          <w:rtl w:val="0"/>
+        </w:rPr>
+        <w:t xml:space="preserve">Brazilian Journal of Technology</w:t>
+      </w:r>
+      <w:r>
+        <w:rPr>
+          <w:highlight w:val="white"/>
+          <w:rtl w:val="0"/>
+        </w:rPr>
+        <w:t xml:space="preserve">, v. 4, n. 1, p. 2-19, jan. 2021.</w:t>
+      </w:r>
+    </w:p>
+    <w:p>
+      <w:pPr>
+        <w:spacing w:after="200" w:before="0" w:line="240" w:lineRule="auto"/>
+        <w:rPr>
+          <w:highlight w:val="white"/>
+        </w:rPr>
+      </w:pPr>
+      <w:r>
+        <w:rPr>
+          <w:highlight w:val="white"/>
+          <w:rtl w:val="0"/>
+        </w:rPr>
+        <w:t xml:space="preserve">GANHEWA, N. B.; ABEYRATNE, S. M. L. B.; CHATHURIKA, G. D. S.; DE SILVA, D.; LUNUGALAGE, D. Sales Optimization Solution for Fashion Retail. In: 3rd International Conference on Advancements in Computing (ICAC). 2021, Malabe. </w:t>
+      </w:r>
+      <w:r>
+        <w:rPr>
+          <w:b w:val="1"/>
+          <w:rtl w:val="0"/>
+        </w:rPr>
+        <w:t xml:space="preserve">Anais</w:t>
+      </w:r>
+      <w:r>
+        <w:rPr>
+          <w:i w:val="1"/>
+          <w:rtl w:val="0"/>
+        </w:rPr>
+        <w:t xml:space="preserve"> </w:t>
+      </w:r>
+      <w:r>
+        <w:rPr>
+          <w:b w:val="1"/>
+          <w:rtl w:val="0"/>
+        </w:rPr>
+        <w:t xml:space="preserve">[...]</w:t>
+      </w:r>
+      <w:r>
+        <w:rPr>
+          <w:highlight w:val="white"/>
+          <w:rtl w:val="0"/>
+        </w:rPr>
+        <w:t xml:space="preserve"> Malabe: Sri Lanka Institute of Information Technology, 2021. p. 443-448.</w:t>
+      </w:r>
+    </w:p>
+    <w:p>
+      <w:pPr>
+        <w:spacing w:after="200" w:before="0" w:line="240" w:lineRule="auto"/>
+        <w:rPr>
+          <w:color w:val="333333"/>
+          <w:highlight w:val="white"/>
+        </w:rPr>
+      </w:pPr>
+      <w:r>
+        <w:rPr>
+          <w:rtl w:val="0"/>
+        </w:rPr>
+        <w:t xml:space="preserve">GUAN ,Q.; MA ,Y.; YANG ,S; Sale Forecast and Analysis of Public’s Attitude of EV Base on Combination of BP and LSTM Network and Decision Tree. </w:t>
+      </w:r>
+      <w:r>
+        <w:rPr>
+          <w:i w:val="1"/>
+          <w:rtl w:val="0"/>
+        </w:rPr>
+        <w:t xml:space="preserve">In: </w:t>
+      </w:r>
+      <w:r>
+        <w:rPr>
+          <w:rtl w:val="0"/>
+        </w:rPr>
+        <w:t xml:space="preserve">International Conference on Machine Learning and Intelligent Systems Engineering. 2022, Guangzhou. </w:t>
+      </w:r>
+      <w:r>
+        <w:rPr>
+          <w:b w:val="1"/>
+          <w:rtl w:val="0"/>
+        </w:rPr>
+        <w:t xml:space="preserve">Anais</w:t>
+      </w:r>
+      <w:r>
+        <w:rPr>
+          <w:i w:val="1"/>
+          <w:rtl w:val="0"/>
+        </w:rPr>
+        <w:t xml:space="preserve"> </w:t>
+      </w:r>
+      <w:r>
+        <w:rPr>
+          <w:b w:val="1"/>
+          <w:rtl w:val="0"/>
+        </w:rPr>
+        <w:t xml:space="preserve">[...]</w:t>
+      </w:r>
+      <w:r>
+        <w:rPr>
+          <w:rtl w:val="0"/>
+        </w:rPr>
+        <w:t xml:space="preserve"> Guangzhou:  IEEE, 2022. p. </w:t>
+      </w:r>
+      <w:r>
+        <w:rPr>
+          <w:highlight w:val="white"/>
+          <w:rtl w:val="0"/>
+        </w:rPr>
+        <w:t xml:space="preserve">46-51</w:t>
+      </w:r>
+      <w:r>
+        <w:rPr>
+          <w:color w:val="333333"/>
+          <w:highlight w:val="white"/>
+          <w:rtl w:val="0"/>
+        </w:rPr>
+        <w:t xml:space="preserve">.</w:t>
+      </w:r>
+    </w:p>
+    <w:p>
+      <w:pPr>
+        <w:widowControl w:val="0"/>
+        <w:spacing w:after="200" w:before="0" w:line="240" w:lineRule="auto"/>
+        <w:rPr>
+          <w:highlight w:val="white"/>
+        </w:rPr>
+      </w:pPr>
+      <w:r>
+        <w:rPr>
+          <w:rtl w:val="0"/>
+        </w:rPr>
+        <w:t xml:space="preserve">KEJRIWAL</w:t>
+      </w:r>
+      <w:r>
+        <w:rPr>
+          <w:highlight w:val="white"/>
+          <w:rtl w:val="0"/>
+        </w:rPr>
+        <w:t xml:space="preserve">, R.; GARG, M.; SARIN, G. Predict financial text sentiment:an empirical examination. </w:t>
+      </w:r>
+      <w:r>
+        <w:rPr>
+          <w:b w:val="1"/>
+          <w:highlight w:val="white"/>
+          <w:rtl w:val="0"/>
+        </w:rPr>
+        <w:t xml:space="preserve">Journal of Management</w:t>
+      </w:r>
+      <w:r>
+        <w:rPr>
+          <w:highlight w:val="white"/>
+          <w:rtl w:val="0"/>
+        </w:rPr>
+        <w:t xml:space="preserve"> , v.  21, n.1, p. 44-54, mar. 2022. </w:t>
+      </w:r>
+    </w:p>
+    <w:p>
+      <w:pPr>
+        <w:widowControl w:val="0"/>
+        <w:spacing w:after="200" w:before="0" w:line="240" w:lineRule="auto"/>
+        <w:rPr>
+          <w:highlight w:val="white"/>
+        </w:rPr>
+      </w:pPr>
+      <w:r>
+        <w:rPr>
+          <w:rtl w:val="0"/>
+        </w:rPr>
+        <w:t xml:space="preserve">KITCHENHAM, B.; CHARTERS, S. Guidelines for performing systematic literature reviews in software engineering. 2007. </w:t>
+      </w:r>
+      <w:r>
+        <w:rPr>
+          <w:b w:val="1"/>
+          <w:rtl w:val="0"/>
+        </w:rPr>
+        <w:t xml:space="preserve">Technical Report</w:t>
+      </w:r>
+      <w:r>
+        <w:rPr>
+          <w:rtl w:val="0"/>
+        </w:rPr>
+        <w:t xml:space="preserve">, EBSE Technical Report EBSE-2007-01, Keele University and University of Durham.</w:t>
+      </w:r>
+      <w:r>
+        <w:rPr>
+          <w:rtl w:val="0"/>
+        </w:rPr>
+      </w:r>
+    </w:p>
+    <w:p>
+      <w:pPr>
+        <w:widowControl w:val="0"/>
+        <w:spacing w:after="200" w:before="0" w:line="240" w:lineRule="auto"/>
+        <w:rPr>
+          <w:highlight w:val="white"/>
+        </w:rPr>
+      </w:pPr>
+      <w:r>
+        <w:rPr>
+          <w:highlight w:val="white"/>
+          <w:rtl w:val="0"/>
+        </w:rPr>
+        <w:t xml:space="preserve">MCKINNEY, WES. </w:t>
+      </w:r>
+      <w:r>
+        <w:rPr>
+          <w:b w:val="1"/>
+          <w:highlight w:val="white"/>
+          <w:rtl w:val="0"/>
+        </w:rPr>
+        <w:t xml:space="preserve">Python for Data Analysis</w:t>
+      </w:r>
+      <w:r>
+        <w:rPr>
+          <w:highlight w:val="white"/>
+          <w:rtl w:val="0"/>
+        </w:rPr>
+        <w:t xml:space="preserve">: Data Wrangling with pandas, NumPy, and Jupyter. 3. ed. Sebastopol: O'Reilly Media, 2022.</w:t>
+      </w:r>
+    </w:p>
+    <w:p>
+      <w:pPr>
+        <w:widowControl w:val="0"/>
+        <w:spacing w:after="200" w:before="0" w:line="240" w:lineRule="auto"/>
+        <w:rPr>
+          <w:highlight w:val="white"/>
+        </w:rPr>
+      </w:pPr>
+      <w:r>
+        <w:rPr>
+          <w:highlight w:val="white"/>
+          <w:rtl w:val="0"/>
+        </w:rPr>
+        <w:t xml:space="preserve">MIRZAALIAN, F.; HALPENNY, E. Social media analytics in hospitality and tourism. </w:t>
+      </w:r>
+      <w:r>
+        <w:rPr>
+          <w:b w:val="1"/>
+          <w:highlight w:val="white"/>
+          <w:rtl w:val="0"/>
+        </w:rPr>
+        <w:t xml:space="preserve">Journal of Hospitality and Tourism Technology</w:t>
+      </w:r>
+      <w:r>
+        <w:rPr>
+          <w:highlight w:val="white"/>
+          <w:rtl w:val="0"/>
+        </w:rPr>
+        <w:t xml:space="preserve">, v. 10, n. 4, p. 764-790, nov. 2019.</w:t>
+      </w:r>
+    </w:p>
+    <w:p>
+      <w:pPr>
+        <w:widowControl w:val="0"/>
+        <w:spacing w:after="200" w:before="0" w:line="240" w:lineRule="auto"/>
+        <w:rPr>
+          <w:color w:val="333333"/>
+          <w:highlight w:val="white"/>
+        </w:rPr>
+      </w:pPr>
+      <w:r>
+        <w:rPr>
+          <w:rtl w:val="0"/>
+        </w:rPr>
+        <w:t xml:space="preserve">SATHIYAPRIYA, K.; VANKADARA, Sravya; BABU, Kumaresh Suresh; MURALIDHARAN, Mridula. Performance Comparison of LSTM and XGBOOST for Ether Price Prediction from Spam Filtered Tweets. In: International Conference On Intelligent Systems For Communication, Iot And Security (Iciscois).</w:t>
+      </w:r>
+      <w:r>
+        <w:rPr>
+          <w:rtl w:val="0"/>
+        </w:rPr>
+        <w:t xml:space="preserve"> 2023,</w:t>
+      </w:r>
+      <w:r>
+        <w:rPr>
+          <w:rtl w:val="0"/>
+        </w:rPr>
+        <w:t xml:space="preserve"> Coimbatore. </w:t>
+      </w:r>
+      <w:r>
+        <w:rPr>
+          <w:b w:val="1"/>
+          <w:rtl w:val="0"/>
+        </w:rPr>
+        <w:t xml:space="preserve">Anais</w:t>
+      </w:r>
+      <w:r>
+        <w:rPr>
+          <w:i w:val="1"/>
+          <w:rtl w:val="0"/>
+        </w:rPr>
+        <w:t xml:space="preserve"> </w:t>
+      </w:r>
+      <w:r>
+        <w:rPr>
+          <w:b w:val="1"/>
+          <w:rtl w:val="0"/>
+        </w:rPr>
+        <w:t xml:space="preserve">[...]</w:t>
+      </w:r>
+      <w:r>
+        <w:rPr>
+          <w:rtl w:val="0"/>
+        </w:rPr>
+        <w:t xml:space="preserve"> Coimbatore: IEEE, 2023.</w:t>
+      </w:r>
+      <w:r>
+        <w:rPr>
+          <w:rtl w:val="0"/>
+        </w:rPr>
+      </w:r>
+    </w:p>
+    <w:p>
+      <w:pPr>
+        <w:spacing w:after="200" w:before="0" w:line="240" w:lineRule="auto"/>
+        <w:rPr>
+          <w:highlight w:val="white"/>
+        </w:rPr>
+      </w:pPr>
+      <w:r>
+        <w:rPr>
+          <w:highlight w:val="white"/>
+          <w:rtl w:val="0"/>
+        </w:rPr>
+        <w:t xml:space="preserve">PUH, KARLO; BAGIC, MARINA. Predicting sentiment and rating of tourist reviews using machine learning. </w:t>
+      </w:r>
+      <w:r>
+        <w:rPr>
+          <w:b w:val="1"/>
+          <w:highlight w:val="white"/>
+          <w:rtl w:val="0"/>
+        </w:rPr>
+        <w:t xml:space="preserve">Journal of Hospitality and Tourism Insights</w:t>
+      </w:r>
+      <w:r>
+        <w:rPr>
+          <w:highlight w:val="white"/>
+          <w:rtl w:val="0"/>
+        </w:rPr>
+        <w:t xml:space="preserve">, v. 6, n. 3, p. 1188-1204, fev. 2023.</w:t>
+      </w:r>
+    </w:p>
+    <w:p>
+      <w:pPr>
+        <w:spacing w:after="200" w:before="0" w:line="240" w:lineRule="auto"/>
+        <w:rPr>
+          <w:sz w:val="22"/>
+          <w:szCs w:val="22"/>
+        </w:rPr>
+      </w:pPr>
+      <w:r>
+        <w:rPr>
+          <w:sz w:val="22"/>
+          <w:szCs w:val="22"/>
+          <w:rtl w:val="0"/>
+        </w:rPr>
+        <w:t xml:space="preserve">QIANG, Z.; DAI, F.; LIN, H.; DONG, Y. Research on the Course System of Data Science and Engineering Major. </w:t>
+      </w:r>
+      <w:r>
+        <w:rPr>
+          <w:i w:val="1"/>
+          <w:sz w:val="22"/>
+          <w:szCs w:val="22"/>
+          <w:rtl w:val="0"/>
+        </w:rPr>
+        <w:t xml:space="preserve">In</w:t>
+      </w:r>
+      <w:r>
+        <w:rPr>
+          <w:sz w:val="22"/>
+          <w:szCs w:val="22"/>
+          <w:rtl w:val="0"/>
+        </w:rPr>
+        <w:t xml:space="preserve">: IEEE INTERNATIONAL CONFERENCE ON COMPUTER SCIENCE AND EDUCATIONAL INFORMATIZATION. 2019, Kunming. </w:t>
+      </w:r>
+      <w:r>
+        <w:rPr>
+          <w:b w:val="1"/>
+          <w:sz w:val="22"/>
+          <w:szCs w:val="22"/>
+          <w:rtl w:val="0"/>
+        </w:rPr>
+        <w:t xml:space="preserve">Anais</w:t>
+      </w:r>
+      <w:r>
+        <w:rPr>
+          <w:i w:val="1"/>
+          <w:sz w:val="22"/>
+          <w:szCs w:val="22"/>
+          <w:rtl w:val="0"/>
+        </w:rPr>
+        <w:t xml:space="preserve"> </w:t>
+      </w:r>
+      <w:r>
+        <w:rPr>
+          <w:b w:val="1"/>
+          <w:sz w:val="22"/>
+          <w:szCs w:val="22"/>
+          <w:rtl w:val="0"/>
+        </w:rPr>
+        <w:t xml:space="preserve">[...] </w:t>
+      </w:r>
+      <w:r>
+        <w:rPr>
+          <w:sz w:val="22"/>
+          <w:szCs w:val="22"/>
+          <w:rtl w:val="0"/>
+        </w:rPr>
+        <w:t xml:space="preserve">Kunming: IEEE, 2019. p. 90-93.</w:t>
+      </w:r>
+    </w:p>
+    <w:p>
+      <w:pPr>
+        <w:widowControl w:val="0"/>
+        <w:spacing w:after="200" w:before="0" w:line="240" w:lineRule="auto"/>
+        <w:rPr>
+          <w:color w:val="333333"/>
+          <w:sz w:val="20"/>
+          <w:szCs w:val="20"/>
+          <w:highlight w:val="white"/>
+        </w:rPr>
+      </w:pPr>
+      <w:r>
+        <w:rPr>
+          <w:highlight w:val="white"/>
+          <w:rtl w:val="0"/>
+        </w:rPr>
+        <w:t xml:space="preserve">WANKHADE, M.; RAO, A.; KULKARNI, C. A survey on sentiment analysis methods, applications, and challenges. </w:t>
+      </w:r>
+      <w:r>
+        <w:rPr>
+          <w:b w:val="1"/>
+          <w:highlight w:val="white"/>
+          <w:rtl w:val="0"/>
+        </w:rPr>
+        <w:t xml:space="preserve">Artificial Intelligence Review</w:t>
+      </w:r>
+      <w:r>
+        <w:rPr>
+          <w:highlight w:val="white"/>
+          <w:rtl w:val="0"/>
+        </w:rPr>
+        <w:t xml:space="preserve">, v. 55, p. 5731-5780, fev. 2022.</w:t>
+      </w:r>
+      <w:r>
+        <w:rPr>
+          <w:rtl w:val="0"/>
+        </w:rPr>
+      </w:r>
+    </w:p>
+    <w:p>
+      <w:pPr>
+        <w:spacing w:after="200" w:before="0" w:line="240" w:lineRule="auto"/>
+        <w:rPr>
+          <w:highlight w:val="white"/>
+        </w:rPr>
+      </w:pPr>
+      <w:r>
+        <w:rPr>
+          <w:highlight w:val="white"/>
+          <w:rtl w:val="0"/>
+        </w:rPr>
+        <w:t xml:space="preserve">ZHANG, JING; LU, XINGCHEN; LIU, DIAN. Deriving customer preferences for hotels based on aspect-level sentiment analysis of online reviews.</w:t>
+      </w:r>
+      <w:r>
+        <w:rPr>
+          <w:highlight w:val="white"/>
+          <w:rtl w:val="0"/>
+        </w:rPr>
+        <w:t xml:space="preserve"> </w:t>
+      </w:r>
+      <w:r>
+        <w:rPr>
+          <w:b w:val="1"/>
+          <w:highlight w:val="white"/>
+          <w:rtl w:val="0"/>
+        </w:rPr>
+        <w:t xml:space="preserve">Electronic Commerce Research and Applications</w:t>
+      </w:r>
+      <w:r>
+        <w:rPr>
+          <w:highlight w:val="white"/>
+          <w:rtl w:val="0"/>
+        </w:rPr>
+        <w:t xml:space="preserve">, v. 49, p. 101094, set. 2021.</w:t>
+      </w:r>
+    </w:p>
+    <w:p>
+      <w:pPr>
+        <w:spacing w:after="240" w:before="240" w:line="360" w:lineRule="auto"/>
+        <w:rPr>
+          <w:highlight w:val="white"/>
+        </w:rPr>
+      </w:pPr>
+      <w:r>
+        <w:rPr>
+          <w:rtl w:val="0"/>
+        </w:rPr>
+      </w:r>
+    </w:p>
+    <w:p>
+      <w:pPr>
+        <w:pStyle w:val="Heading1"/>
+        <w:rPr>
+          <w:highlight w:val="yellow"/>
+        </w:rPr>
+      </w:pPr>
+      <w:bookmarkStart w:colFirst="0" w:colLast="0" w:name="_heading=h.kctmbgtcvy9b" w:id="42"/>
+      <w:bookmarkEnd w:id="42"/>
+      <w:r>
+        <w:rPr>
+          <w:highlight w:val="yellow"/>
+          <w:rtl w:val="0"/>
+        </w:rPr>
+        <w:t xml:space="preserve">APÊNDICE</w:t>
+      </w:r>
+    </w:p>
+    <w:p>
+      <w:pPr>
+        <w:pStyle w:val="Heading3"/>
+        <w:spacing w:after="300" w:before="300" w:line="240" w:lineRule="auto"/>
+        <w:rPr>
+          <w:highlight w:val="yellow"/>
+          <w:u w:val="single"/>
+        </w:rPr>
+      </w:pPr>
+      <w:bookmarkStart w:colFirst="0" w:colLast="0" w:name="_heading=h.i0uil6e2n0ia" w:id="43"/>
+      <w:bookmarkEnd w:id="43"/>
+      <w:r>
+        <w:rPr>
+          <w:highlight w:val="yellow"/>
+          <w:rtl w:val="0"/>
+        </w:rPr>
+        <w:t xml:space="preserve">3.1.1.1 </w:t>
+      </w:r>
+      <w:r>
+        <w:rPr>
+          <w:highlight w:val="yellow"/>
+          <w:u w:val="single"/>
+          <w:rtl w:val="0"/>
+        </w:rPr>
+        <w:t xml:space="preserve">olist_customers_dataset.csv </w:t>
+      </w:r>
+    </w:p>
+    <w:p>
+      <w:pPr>
+        <w:spacing w:line="360" w:lineRule="auto"/>
+        <w:ind w:firstLine="850.3937007874017"/>
+        <w:rPr/>
+      </w:pPr>
+      <w:r>
+        <w:rPr>
+          <w:rtl w:val="0"/>
+        </w:rPr>
+        <w:t xml:space="preserve">O arquivo olist_customers_dataset.csv contém os dados dos clientes que realizaram ao menos uma compra. Abaixo está a descrição detalhada de cada coluna presente nesse arquivo:</w:t>
+      </w:r>
+    </w:p>
+    <w:p>
+      <w:pPr>
+        <w:keepNext w:val="1"/>
+        <w:keepLines w:val="1"/>
+        <w:spacing w:before="200" w:lineRule="auto"/>
+        <w:jc w:val="center"/>
+        <w:rPr/>
+      </w:pPr>
+      <w:bookmarkStart w:colFirst="0" w:colLast="0" w:name="_heading=h.3whwml4" w:id="30"/>
+      <w:bookmarkEnd w:id="30"/>
+      <w:r>
+        <w:rPr>
+          <w:b w:val="1"/>
+          <w:sz w:val="20"/>
+          <w:szCs w:val="20"/>
+          <w:rtl w:val="0"/>
+        </w:rPr>
         <w:t xml:space="preserve">Quadro 1 - Dicionário de dados do arquivo olist_customers_dataset.csv</w:t>
       </w:r>
       <w:r>
@@ -10623,6 +13221,7 @@
     <w:sdt>
       <w:sdtPr>
         <w:lock w:val="contentLocked"/>
+        <w:id w:val="-458004722"/>
         <w:tag w:val="goog_rdk_0"/>
       </w:sdtPr>
       <w:sdtContent>
@@ -10678,24 +13277,13 @@
                   <w:jc w:val="left"/>
                   <w:rPr/>
                 </w:pPr>
-                <w:bookmarkStart w:colFirst="0" w:colLast="0" w:name="_heading=h.8qjnm0g2nksb" w:id="33"/>
-                <w:bookmarkEnd w:id="33"/>
+                <w:bookmarkStart w:colFirst="0" w:colLast="0" w:name="_heading=h.8qjnm0g2nksb" w:id="44"/>
+                <w:bookmarkEnd w:id="44"/>
                 <w:r>
                   <w:rPr>
                     <w:rtl w:val="0"/>
                   </w:rPr>
-                  <w:t xml:space="preserve">Dicionário de dados do arquivo </w:t>
-                </w:r>
-                <w:r>
-                  <w:rPr>
-                    <w:rtl w:val="0"/>
-                  </w:rPr>
-                  <w:t xml:space="preserve">olist_customers_dataset.csv</w:t>
-                </w:r>
-                <w:r>
-                  <w:rPr>
-                    <w:rtl w:val="0"/>
-                  </w:rPr>
+                  <w:t xml:space="preserve">Dicionário de dados do arquivo olist_customers_dataset.csv</w:t>
                 </w:r>
               </w:p>
             </w:tc>
@@ -11023,7 +13611,6 @@
     <w:p>
       <w:pPr>
         <w:spacing w:line="360" w:lineRule="auto"/>
-        <w:ind w:left="0" w:firstLine="0"/>
         <w:rPr/>
       </w:pPr>
       <w:r>
@@ -11037,19 +13624,22 @@
         <w:pStyle w:val="Heading3"/>
         <w:spacing w:after="300" w:before="300" w:line="240" w:lineRule="auto"/>
         <w:rPr>
+          <w:highlight w:val="yellow"/>
           <w:u w:val="single"/>
         </w:rPr>
       </w:pPr>
-      <w:bookmarkStart w:colFirst="0" w:colLast="0" w:name="_heading=h.bz3zmndwzxob" w:id="34"/>
-      <w:bookmarkEnd w:id="34"/>
-      <w:r>
-        <w:rPr>
+      <w:bookmarkStart w:colFirst="0" w:colLast="0" w:name="_heading=h.bz3zmndwzxob" w:id="45"/>
+      <w:bookmarkEnd w:id="45"/>
+      <w:r>
+        <w:rPr>
+          <w:highlight w:val="yellow"/>
           <w:rtl w:val="0"/>
         </w:rPr>
         <w:t xml:space="preserve">3.1.1.2 </w:t>
       </w:r>
       <w:r>
         <w:rPr>
+          <w:highlight w:val="yellow"/>
           <w:u w:val="single"/>
           <w:rtl w:val="0"/>
         </w:rPr>
@@ -11122,6 +13712,7 @@
     <w:sdt>
       <w:sdtPr>
         <w:lock w:val="contentLocked"/>
+        <w:id w:val="484734765"/>
         <w:tag w:val="goog_rdk_1"/>
       </w:sdtPr>
       <w:sdtContent>
@@ -11177,8 +13768,8 @@
                   <w:jc w:val="left"/>
                   <w:rPr/>
                 </w:pPr>
-                <w:bookmarkStart w:colFirst="0" w:colLast="0" w:name="_heading=h.58hfmsrz316m" w:id="35"/>
-                <w:bookmarkEnd w:id="35"/>
+                <w:bookmarkStart w:colFirst="0" w:colLast="0" w:name="_heading=h.58hfmsrz316m" w:id="46"/>
+                <w:bookmarkEnd w:id="46"/>
                 <w:r>
                   <w:rPr>
                     <w:rtl w:val="0"/>
@@ -11693,7 +14284,6 @@
     <w:p>
       <w:pPr>
         <w:spacing w:line="360" w:lineRule="auto"/>
-        <w:ind w:left="0" w:firstLine="0"/>
         <w:rPr/>
       </w:pPr>
       <w:r>
@@ -11707,19 +14297,22 @@
         <w:pStyle w:val="Heading3"/>
         <w:spacing w:after="300" w:before="300" w:line="240" w:lineRule="auto"/>
         <w:rPr>
+          <w:highlight w:val="yellow"/>
           <w:u w:val="single"/>
         </w:rPr>
       </w:pPr>
-      <w:bookmarkStart w:colFirst="0" w:colLast="0" w:name="_heading=h.y7s1k2ie8lue" w:id="36"/>
-      <w:bookmarkEnd w:id="36"/>
-      <w:r>
-        <w:rPr>
+      <w:bookmarkStart w:colFirst="0" w:colLast="0" w:name="_heading=h.y7s1k2ie8lue" w:id="47"/>
+      <w:bookmarkEnd w:id="47"/>
+      <w:r>
+        <w:rPr>
+          <w:highlight w:val="yellow"/>
           <w:rtl w:val="0"/>
         </w:rPr>
         <w:t xml:space="preserve">3.1.1.3 </w:t>
       </w:r>
       <w:r>
         <w:rPr>
+          <w:highlight w:val="yellow"/>
           <w:u w:val="single"/>
           <w:rtl w:val="0"/>
         </w:rPr>
@@ -11766,6 +14359,7 @@
     <w:sdt>
       <w:sdtPr>
         <w:lock w:val="contentLocked"/>
+        <w:id w:val="-843318920"/>
         <w:tag w:val="goog_rdk_2"/>
       </w:sdtPr>
       <w:sdtContent>
@@ -11821,24 +14415,13 @@
                   <w:jc w:val="left"/>
                   <w:rPr/>
                 </w:pPr>
-                <w:bookmarkStart w:colFirst="0" w:colLast="0" w:name="_heading=h.p5qf03ivu05n" w:id="37"/>
-                <w:bookmarkEnd w:id="37"/>
+                <w:bookmarkStart w:colFirst="0" w:colLast="0" w:name="_heading=h.p5qf03ivu05n" w:id="48"/>
+                <w:bookmarkEnd w:id="48"/>
                 <w:r>
                   <w:rPr>
                     <w:rtl w:val="0"/>
                   </w:rPr>
-                  <w:t xml:space="preserve">Dicionário de dados do arquivo </w:t>
-                </w:r>
-                <w:r>
-                  <w:rPr>
-                    <w:rtl w:val="0"/>
-                  </w:rPr>
-                  <w:t xml:space="preserve">olist_order_items_dataset.csv</w:t>
-                </w:r>
-                <w:r>
-                  <w:rPr>
-                    <w:rtl w:val="0"/>
-                  </w:rPr>
+                  <w:t xml:space="preserve">Dicionário de dados do arquivo olist_order_items_dataset.csv</w:t>
                 </w:r>
               </w:p>
             </w:tc>
@@ -12225,7 +14808,6 @@
     <w:p>
       <w:pPr>
         <w:spacing w:line="360" w:lineRule="auto"/>
-        <w:ind w:left="0" w:firstLine="0"/>
         <w:rPr/>
       </w:pPr>
       <w:r>
@@ -12239,19 +14821,22 @@
         <w:pStyle w:val="Heading3"/>
         <w:spacing w:after="300" w:before="300" w:line="240" w:lineRule="auto"/>
         <w:rPr>
+          <w:highlight w:val="yellow"/>
           <w:u w:val="single"/>
         </w:rPr>
       </w:pPr>
-      <w:bookmarkStart w:colFirst="0" w:colLast="0" w:name="_heading=h.cmqzsf364hvx" w:id="38"/>
-      <w:bookmarkEnd w:id="38"/>
-      <w:r>
-        <w:rPr>
+      <w:bookmarkStart w:colFirst="0" w:colLast="0" w:name="_heading=h.cmqzsf364hvx" w:id="49"/>
+      <w:bookmarkEnd w:id="49"/>
+      <w:r>
+        <w:rPr>
+          <w:highlight w:val="yellow"/>
           <w:rtl w:val="0"/>
         </w:rPr>
         <w:t xml:space="preserve">3.1.1.4 </w:t>
       </w:r>
       <w:r>
         <w:rPr>
+          <w:highlight w:val="yellow"/>
           <w:u w:val="single"/>
           <w:rtl w:val="0"/>
         </w:rPr>
@@ -12324,6 +14909,7 @@
     <w:sdt>
       <w:sdtPr>
         <w:lock w:val="contentLocked"/>
+        <w:id w:val="-2087591060"/>
         <w:tag w:val="goog_rdk_3"/>
       </w:sdtPr>
       <w:sdtContent>
@@ -12379,8 +14965,8 @@
                   <w:jc w:val="left"/>
                   <w:rPr/>
                 </w:pPr>
-                <w:bookmarkStart w:colFirst="0" w:colLast="0" w:name="_heading=h.s6pw0dgl7t83" w:id="39"/>
-                <w:bookmarkEnd w:id="39"/>
+                <w:bookmarkStart w:colFirst="0" w:colLast="0" w:name="_heading=h.s6pw0dgl7t83" w:id="50"/>
+                <w:bookmarkEnd w:id="50"/>
                 <w:r>
                   <w:rPr>
                     <w:rtl w:val="0"/>
@@ -12398,11 +14984,6 @@
                     <w:rtl w:val="0"/>
                   </w:rPr>
                   <w:t xml:space="preserve"> </w:t>
-                </w:r>
-                <w:r>
-                  <w:rPr>
-                    <w:rtl w:val="0"/>
-                  </w:rPr>
                 </w:r>
               </w:p>
             </w:tc>
@@ -12939,7 +15520,6 @@
     <w:p>
       <w:pPr>
         <w:spacing w:line="360" w:lineRule="auto"/>
-        <w:ind w:left="0" w:firstLine="0"/>
         <w:rPr/>
       </w:pPr>
       <w:r>
@@ -12953,19 +15533,22 @@
         <w:pStyle w:val="Heading3"/>
         <w:spacing w:after="300" w:before="300" w:line="240" w:lineRule="auto"/>
         <w:rPr>
+          <w:highlight w:val="yellow"/>
           <w:u w:val="single"/>
         </w:rPr>
       </w:pPr>
-      <w:bookmarkStart w:colFirst="0" w:colLast="0" w:name="_heading=h.4esoy1jhy306" w:id="40"/>
-      <w:bookmarkEnd w:id="40"/>
-      <w:r>
-        <w:rPr>
+      <w:bookmarkStart w:colFirst="0" w:colLast="0" w:name="_heading=h.4esoy1jhy306" w:id="51"/>
+      <w:bookmarkEnd w:id="51"/>
+      <w:r>
+        <w:rPr>
+          <w:highlight w:val="yellow"/>
           <w:rtl w:val="0"/>
         </w:rPr>
         <w:t xml:space="preserve">3.1.1.5 </w:t>
       </w:r>
       <w:r>
         <w:rPr>
+          <w:highlight w:val="yellow"/>
           <w:u w:val="single"/>
           <w:rtl w:val="0"/>
         </w:rPr>
@@ -13012,6 +15595,7 @@
     <w:sdt>
       <w:sdtPr>
         <w:lock w:val="contentLocked"/>
+        <w:id w:val="-1989473131"/>
         <w:tag w:val="goog_rdk_4"/>
       </w:sdtPr>
       <w:sdtContent>
@@ -13067,24 +15651,13 @@
                   <w:jc w:val="left"/>
                   <w:rPr/>
                 </w:pPr>
-                <w:bookmarkStart w:colFirst="0" w:colLast="0" w:name="_heading=h.m5pa0dnlyrxy" w:id="41"/>
-                <w:bookmarkEnd w:id="41"/>
+                <w:bookmarkStart w:colFirst="0" w:colLast="0" w:name="_heading=h.m5pa0dnlyrxy" w:id="52"/>
+                <w:bookmarkEnd w:id="52"/>
                 <w:r>
                   <w:rPr>
                     <w:rtl w:val="0"/>
                   </w:rPr>
-                  <w:t xml:space="preserve">Dicionário de dados do arquivo </w:t>
-                </w:r>
-                <w:r>
-                  <w:rPr>
-                    <w:rtl w:val="0"/>
-                  </w:rPr>
-                  <w:t xml:space="preserve">olist_sellers_dataset.csv</w:t>
-                </w:r>
-                <w:r>
-                  <w:rPr>
-                    <w:rtl w:val="0"/>
-                  </w:rPr>
+                  <w:t xml:space="preserve">Dicionário de dados do arquivo olist_sellers_dataset.csv</w:t>
                 </w:r>
               </w:p>
             </w:tc>
@@ -13371,7 +15944,6 @@
     <w:p>
       <w:pPr>
         <w:spacing w:line="360" w:lineRule="auto"/>
-        <w:ind w:left="0" w:firstLine="0"/>
         <w:rPr/>
       </w:pPr>
       <w:r>
@@ -13385,19 +15957,22 @@
         <w:pStyle w:val="Heading3"/>
         <w:spacing w:after="300" w:before="300" w:line="240" w:lineRule="auto"/>
         <w:rPr>
+          <w:highlight w:val="yellow"/>
           <w:u w:val="single"/>
         </w:rPr>
       </w:pPr>
-      <w:bookmarkStart w:colFirst="0" w:colLast="0" w:name="_heading=h.ezkpqkfw6llj" w:id="42"/>
-      <w:bookmarkEnd w:id="42"/>
-      <w:r>
-        <w:rPr>
+      <w:bookmarkStart w:colFirst="0" w:colLast="0" w:name="_heading=h.ezkpqkfw6llj" w:id="53"/>
+      <w:bookmarkEnd w:id="53"/>
+      <w:r>
+        <w:rPr>
+          <w:highlight w:val="yellow"/>
           <w:rtl w:val="0"/>
         </w:rPr>
         <w:t xml:space="preserve">3.1.1.6 </w:t>
       </w:r>
       <w:r>
         <w:rPr>
+          <w:highlight w:val="yellow"/>
           <w:u w:val="single"/>
           <w:rtl w:val="0"/>
         </w:rPr>
@@ -13470,6 +16045,7 @@
     <w:sdt>
       <w:sdtPr>
         <w:lock w:val="contentLocked"/>
+        <w:id w:val="942047703"/>
         <w:tag w:val="goog_rdk_5"/>
       </w:sdtPr>
       <w:sdtContent>
@@ -13525,8 +16101,8 @@
                   <w:jc w:val="left"/>
                   <w:rPr/>
                 </w:pPr>
-                <w:bookmarkStart w:colFirst="0" w:colLast="0" w:name="_heading=h.h4kwzikx2umu" w:id="43"/>
-                <w:bookmarkEnd w:id="43"/>
+                <w:bookmarkStart w:colFirst="0" w:colLast="0" w:name="_heading=h.h4kwzikx2umu" w:id="54"/>
+                <w:bookmarkEnd w:id="54"/>
                 <w:r>
                   <w:rPr>
                     <w:rtl w:val="0"/>
@@ -13991,7 +16567,6 @@
     <w:p>
       <w:pPr>
         <w:spacing w:line="360" w:lineRule="auto"/>
-        <w:ind w:left="0" w:firstLine="0"/>
         <w:rPr/>
       </w:pPr>
       <w:r>
@@ -14005,19 +16580,22 @@
         <w:pStyle w:val="Heading3"/>
         <w:spacing w:after="300" w:before="300" w:line="240" w:lineRule="auto"/>
         <w:rPr>
+          <w:highlight w:val="yellow"/>
           <w:u w:val="single"/>
         </w:rPr>
       </w:pPr>
-      <w:bookmarkStart w:colFirst="0" w:colLast="0" w:name="_heading=h.w3kgizx4ls3w" w:id="44"/>
-      <w:bookmarkEnd w:id="44"/>
-      <w:r>
-        <w:rPr>
+      <w:bookmarkStart w:colFirst="0" w:colLast="0" w:name="_heading=h.w3kgizx4ls3w" w:id="55"/>
+      <w:bookmarkEnd w:id="55"/>
+      <w:r>
+        <w:rPr>
+          <w:highlight w:val="yellow"/>
           <w:rtl w:val="0"/>
         </w:rPr>
         <w:t xml:space="preserve">3.1.1.7 </w:t>
       </w:r>
       <w:r>
         <w:rPr>
+          <w:highlight w:val="yellow"/>
           <w:u w:val="single"/>
           <w:rtl w:val="0"/>
         </w:rPr>
@@ -14064,6 +16642,7 @@
     <w:sdt>
       <w:sdtPr>
         <w:lock w:val="contentLocked"/>
+        <w:id w:val="326803276"/>
         <w:tag w:val="goog_rdk_6"/>
       </w:sdtPr>
       <w:sdtContent>
@@ -14119,24 +16698,13 @@
                   <w:jc w:val="left"/>
                   <w:rPr/>
                 </w:pPr>
-                <w:bookmarkStart w:colFirst="0" w:colLast="0" w:name="_heading=h.2q7veyu6cs9a" w:id="45"/>
-                <w:bookmarkEnd w:id="45"/>
+                <w:bookmarkStart w:colFirst="0" w:colLast="0" w:name="_heading=h.npn3bemib7ga" w:id="56"/>
+                <w:bookmarkEnd w:id="56"/>
                 <w:r>
                   <w:rPr>
                     <w:rtl w:val="0"/>
                   </w:rPr>
-                  <w:t xml:space="preserve">Dicionário de dados do arquivo </w:t>
-                </w:r>
-                <w:r>
-                  <w:rPr>
-                    <w:rtl w:val="0"/>
-                  </w:rPr>
-                  <w:t xml:space="preserve">olist_order_payments_dataset.csv</w:t>
-                </w:r>
-                <w:r>
-                  <w:rPr>
-                    <w:rtl w:val="0"/>
-                  </w:rPr>
+                  <w:t xml:space="preserve">Dicionário de dados do arquivo olist_order_payments_dataset.csv</w:t>
                 </w:r>
               </w:p>
             </w:tc>
@@ -14462,1450 +17030,6 @@
     </w:sdt>
     <w:p>
       <w:pPr>
-        <w:rPr/>
-      </w:pPr>
-      <w:r>
-        <w:rPr>
-          <w:rtl w:val="0"/>
-        </w:rPr>
-      </w:r>
-    </w:p>
-    <w:p>
-      <w:pPr>
-        <w:spacing w:line="360" w:lineRule="auto"/>
-        <w:ind w:left="0" w:firstLine="0"/>
-        <w:rPr/>
-      </w:pPr>
-      <w:r>
-        <w:rPr>
-          <w:rtl w:val="0"/>
-        </w:rPr>
-      </w:r>
-    </w:p>
-    <w:p>
-      <w:pPr>
-        <w:pStyle w:val="Heading2"/>
-        <w:spacing w:after="300" w:before="300" w:line="240" w:lineRule="auto"/>
-        <w:rPr/>
-      </w:pPr>
-      <w:bookmarkStart w:colFirst="0" w:colLast="0" w:name="_heading=h.kdbjggv78l1q" w:id="46"/>
-      <w:bookmarkEnd w:id="46"/>
-      <w:r>
-        <w:rPr>
-          <w:rtl w:val="0"/>
-        </w:rPr>
-        <w:t xml:space="preserve">3.2 Métodos </w:t>
-      </w:r>
-      <w:r>
-        <w:rPr>
-          <w:rtl w:val="0"/>
-        </w:rPr>
-      </w:r>
-    </w:p>
-    <w:p>
-      <w:pPr>
-        <w:spacing w:line="360" w:lineRule="auto"/>
-        <w:ind w:firstLine="850.3937007874017"/>
-        <w:rPr/>
-      </w:pPr>
-      <w:r>
-        <w:rPr>
-          <w:rtl w:val="0"/>
-        </w:rPr>
-        <w:t xml:space="preserve">Ao longo do desenvolvimento do projeto foram tomadas decisões baseadas numa metodologia constituída por: análise inicial dos dados, tratamentos iniciais, análise exploratória de dados, processamento de linguagem natural e treinamento de modelos de aprendizado de máquina. Para melhor entendimento de cada etapa da metodologia aplicada, cada ponto foi explicado individualmente neste trabalho escrito. </w:t>
-      </w:r>
-    </w:p>
-    <w:p>
-      <w:pPr>
-        <w:pStyle w:val="Heading3"/>
-        <w:spacing w:after="300" w:before="300" w:line="240" w:lineRule="auto"/>
-        <w:rPr/>
-      </w:pPr>
-      <w:bookmarkStart w:colFirst="0" w:colLast="0" w:name="_heading=h.ur2wsprp1uwr" w:id="47"/>
-      <w:bookmarkEnd w:id="47"/>
-      <w:r>
-        <w:rPr>
-          <w:rtl w:val="0"/>
-        </w:rPr>
-        <w:t xml:space="preserve">3.1.1 Bibliotecas utilizadas</w:t>
-      </w:r>
-    </w:p>
-    <w:p>
-      <w:pPr>
-        <w:spacing w:line="360" w:lineRule="auto"/>
-        <w:ind w:firstLine="850"/>
-        <w:rPr/>
-      </w:pPr>
-      <w:r>
-        <w:rPr>
-          <w:rtl w:val="0"/>
-        </w:rPr>
-        <w:t xml:space="preserve">O desenvolvimento deste trabalho foi realizado utilizando bibliotecas amplamente consolidadas na área de ciência de dados. A biblioteca Pandas foi empregada para a manipulação de dados tabulares, permitindo a leitura, tratamento e análise eficiente das bases de dados. </w:t>
-      </w:r>
-    </w:p>
-    <w:p>
-      <w:pPr>
-        <w:spacing w:line="360" w:lineRule="auto"/>
-        <w:ind w:firstLine="850"/>
-        <w:rPr/>
-      </w:pPr>
-      <w:r>
-        <w:rPr>
-          <w:rtl w:val="0"/>
-        </w:rPr>
-        <w:t xml:space="preserve">Para visualização de dados, utilizaram-se duas bibliotecas complementares: o módulo </w:t>
-      </w:r>
-      <w:r>
-        <w:rPr>
-          <w:i w:val="1"/>
-          <w:rtl w:val="0"/>
-        </w:rPr>
-        <w:t xml:space="preserve">matplotlib.pyplot,</w:t>
-      </w:r>
-      <w:r>
-        <w:rPr>
-          <w:rtl w:val="0"/>
-        </w:rPr>
-        <w:t xml:space="preserve"> voltada à criação de gráficos estáticos, e o</w:t>
-      </w:r>
-      <w:r>
-        <w:rPr>
-          <w:i w:val="1"/>
-          <w:rtl w:val="0"/>
-        </w:rPr>
-        <w:t xml:space="preserve"> plotly.express</w:t>
-      </w:r>
-      <w:r>
-        <w:rPr>
-          <w:rtl w:val="0"/>
-        </w:rPr>
-        <w:t xml:space="preserve">, que possibilita a geração de visualizações interativas, facilitando a interpretação dos resultados por meio de uma análise visual mais dinâmica.</w:t>
-      </w:r>
-    </w:p>
-    <w:p>
-      <w:pPr>
-        <w:spacing w:line="360" w:lineRule="auto"/>
-        <w:ind w:firstLine="850"/>
-        <w:rPr/>
-      </w:pPr>
-      <w:r>
-        <w:rPr>
-          <w:rtl w:val="0"/>
-        </w:rPr>
-        <w:t xml:space="preserve">Em relação à análise estatística, foram utilizadas funções da biblioteca </w:t>
-      </w:r>
-      <w:r>
-        <w:rPr>
-          <w:i w:val="1"/>
-          <w:rtl w:val="0"/>
-        </w:rPr>
-        <w:t xml:space="preserve">scipy.stats</w:t>
-      </w:r>
-      <w:r>
-        <w:rPr>
-          <w:rtl w:val="0"/>
-        </w:rPr>
-        <w:t xml:space="preserve">, com destaque para o cálculo de medidas como assimetria e curtose, que contribuem para a compreensão da distribuição dos dados. As bibliotecas importadas no ambiente JupyterLab estão ilustradas na Figura 2.</w:t>
-      </w:r>
-      <w:r>
-        <w:rPr>
-          <w:rtl w:val="0"/>
-        </w:rPr>
-      </w:r>
-    </w:p>
-    <w:p>
-      <w:pPr>
-        <w:spacing w:line="360" w:lineRule="auto"/>
-        <w:ind w:firstLine="850.3937007874017"/>
-        <w:rPr/>
-      </w:pPr>
-      <w:r>
-        <w:rPr>
-          <w:rtl w:val="0"/>
-        </w:rPr>
-        <w:t xml:space="preserve">(</w:t>
-      </w:r>
-      <w:r>
-        <w:rPr>
-          <w:highlight w:val="yellow"/>
-          <w:rtl w:val="0"/>
-        </w:rPr>
-        <w:t xml:space="preserve">ao longo do desenvolvimento do projeto essa subseção será incrementada com as novas bibliotecas inseridas.</w:t>
-      </w:r>
-      <w:r>
-        <w:rPr>
-          <w:rtl w:val="0"/>
-        </w:rPr>
-        <w:t xml:space="preserve">) </w:t>
-      </w:r>
-    </w:p>
-    <w:p>
-      <w:pPr>
-        <w:keepNext w:val="1"/>
-        <w:keepLines w:val="1"/>
-        <w:spacing w:before="200" w:lineRule="auto"/>
-        <w:jc w:val="center"/>
-        <w:rPr/>
-      </w:pPr>
-      <w:bookmarkStart w:colFirst="0" w:colLast="0" w:name="_heading=h.3whwml4" w:id="30"/>
-      <w:bookmarkEnd w:id="30"/>
-      <w:r>
-        <w:rPr>
-          <w:b w:val="1"/>
-          <w:sz w:val="20"/>
-          <w:szCs w:val="20"/>
-          <w:rtl w:val="0"/>
-        </w:rPr>
-        <w:t xml:space="preserve">Figura 2 - Importação das bibliotecas. </w:t>
-      </w:r>
-      <w:r>
-        <w:rPr>
-          <w:rtl w:val="0"/>
-        </w:rPr>
-      </w:r>
-    </w:p>
-    <w:p>
-      <w:pPr>
-        <w:spacing w:line="360" w:lineRule="auto"/>
-        <w:ind w:firstLine="850.3937007874017"/>
-        <w:jc w:val="center"/>
-        <w:rPr/>
-      </w:pPr>
-      <w:r>
-        <w:rPr/>
-        <w:drawing>
-          <wp:inline distB="114300" distT="114300" distL="114300" distR="114300">
-            <wp:extent cx="3412747" cy="1927570"/>
-            <wp:effectExtent b="0" l="0" r="0" t="0"/>
-            <wp:docPr id="18" name="image1.png"/>
-            <a:graphic>
-              <a:graphicData uri="http://schemas.openxmlformats.org/drawingml/2006/picture">
-                <pic:pic>
-                  <pic:nvPicPr>
-                    <pic:cNvPr id="0" name="image1.png"/>
-                    <pic:cNvPicPr preferRelativeResize="0"/>
-                  </pic:nvPicPr>
-                  <pic:blipFill>
-                    <a:blip r:embed="rId11"/>
-                    <a:srcRect b="0" l="0" r="0" t="0"/>
-                    <a:stretch>
-                      <a:fillRect/>
-                    </a:stretch>
-                  </pic:blipFill>
-                  <pic:spPr>
-                    <a:xfrm>
-                      <a:off x="0" y="0"/>
-                      <a:ext cx="3412747" cy="1927570"/>
-                    </a:xfrm>
-                    <a:prstGeom prst="rect"/>
-                    <a:ln/>
-                  </pic:spPr>
-                </pic:pic>
-              </a:graphicData>
-            </a:graphic>
-          </wp:inline>
-        </w:drawing>
-      </w:r>
-      <w:r>
-        <w:rPr>
-          <w:rtl w:val="0"/>
-        </w:rPr>
-      </w:r>
-    </w:p>
-    <w:p>
-      <w:pPr>
-        <w:spacing w:line="360" w:lineRule="auto"/>
-        <w:ind w:firstLine="850.3937007874017"/>
-        <w:jc w:val="center"/>
-        <w:rPr>
-          <w:b w:val="1"/>
-          <w:sz w:val="20"/>
-          <w:szCs w:val="20"/>
-        </w:rPr>
-      </w:pPr>
-      <w:r>
-        <w:rPr>
-          <w:b w:val="1"/>
-          <w:sz w:val="20"/>
-          <w:szCs w:val="20"/>
-          <w:rtl w:val="0"/>
-        </w:rPr>
-        <w:t xml:space="preserve">Fonte: Autoria própria.</w:t>
-      </w:r>
-    </w:p>
-    <w:p>
-      <w:pPr>
-        <w:pStyle w:val="Heading3"/>
-        <w:spacing w:after="300" w:before="300" w:line="240" w:lineRule="auto"/>
-        <w:rPr/>
-      </w:pPr>
-      <w:bookmarkStart w:colFirst="0" w:colLast="0" w:name="_heading=h.tu00zw1yg065" w:id="48"/>
-      <w:bookmarkEnd w:id="48"/>
-      <w:r>
-        <w:rPr>
-          <w:rtl w:val="0"/>
-        </w:rPr>
-        <w:t xml:space="preserve">3.1.2 Tratamento da base de dados</w:t>
-      </w:r>
-    </w:p>
-    <w:p>
-      <w:pPr>
-        <w:spacing w:line="360" w:lineRule="auto"/>
-        <w:ind w:firstLine="850.3937007874017"/>
-        <w:rPr/>
-      </w:pPr>
-      <w:r>
-        <w:rPr>
-          <w:rtl w:val="0"/>
-        </w:rPr>
-        <w:t xml:space="preserve">Inicialmente todas as bases de dados foram importadas no projeto, como é possível visualizar na figura 3.</w:t>
-      </w:r>
-    </w:p>
-    <w:p>
-      <w:pPr>
-        <w:keepNext w:val="1"/>
-        <w:keepLines w:val="1"/>
-        <w:spacing w:before="200" w:lineRule="auto"/>
-        <w:jc w:val="center"/>
-        <w:rPr/>
-      </w:pPr>
-      <w:bookmarkStart w:colFirst="0" w:colLast="0" w:name="_heading=h.3whwml4" w:id="30"/>
-      <w:bookmarkEnd w:id="30"/>
-      <w:r>
-        <w:rPr>
-          <w:b w:val="1"/>
-          <w:sz w:val="20"/>
-          <w:szCs w:val="20"/>
-          <w:rtl w:val="0"/>
-        </w:rPr>
-        <w:t xml:space="preserve">Figura 3 - Importação das bases de dados. </w:t>
-      </w:r>
-      <w:r>
-        <w:rPr>
-          <w:rtl w:val="0"/>
-        </w:rPr>
-      </w:r>
-    </w:p>
-    <w:p>
-      <w:pPr>
-        <w:spacing w:line="360" w:lineRule="auto"/>
-        <w:ind w:firstLine="850.3937007874017"/>
-        <w:rPr/>
-      </w:pPr>
-      <w:r>
-        <w:rPr/>
-        <w:drawing>
-          <wp:inline distB="114300" distT="114300" distL="114300" distR="114300">
-            <wp:extent cx="4505325" cy="1704975"/>
-            <wp:effectExtent b="0" l="0" r="0" t="0"/>
-            <wp:docPr id="15" name="image3.png"/>
-            <a:graphic>
-              <a:graphicData uri="http://schemas.openxmlformats.org/drawingml/2006/picture">
-                <pic:pic>
-                  <pic:nvPicPr>
-                    <pic:cNvPr id="0" name="image3.png"/>
-                    <pic:cNvPicPr preferRelativeResize="0"/>
-                  </pic:nvPicPr>
-                  <pic:blipFill>
-                    <a:blip r:embed="rId12"/>
-                    <a:srcRect b="0" l="0" r="0" t="0"/>
-                    <a:stretch>
-                      <a:fillRect/>
-                    </a:stretch>
-                  </pic:blipFill>
-                  <pic:spPr>
-                    <a:xfrm>
-                      <a:off x="0" y="0"/>
-                      <a:ext cx="4505325" cy="1704975"/>
-                    </a:xfrm>
-                    <a:prstGeom prst="rect"/>
-                    <a:ln/>
-                  </pic:spPr>
-                </pic:pic>
-              </a:graphicData>
-            </a:graphic>
-          </wp:inline>
-        </w:drawing>
-      </w:r>
-      <w:r>
-        <w:rPr>
-          <w:rtl w:val="0"/>
-        </w:rPr>
-      </w:r>
-    </w:p>
-    <w:p>
-      <w:pPr>
-        <w:spacing w:line="360" w:lineRule="auto"/>
-        <w:ind w:firstLine="850.3937007874017"/>
-        <w:jc w:val="center"/>
-        <w:rPr/>
-      </w:pPr>
-      <w:r>
-        <w:rPr>
-          <w:b w:val="1"/>
-          <w:sz w:val="20"/>
-          <w:szCs w:val="20"/>
-          <w:rtl w:val="0"/>
-        </w:rPr>
-        <w:t xml:space="preserve">Fonte: Autoria própria.</w:t>
-      </w:r>
-      <w:r>
-        <w:rPr>
-          <w:rtl w:val="0"/>
-        </w:rPr>
-      </w:r>
-    </w:p>
-    <w:p>
-      <w:pPr>
-        <w:spacing w:line="360" w:lineRule="auto"/>
-        <w:ind w:firstLine="850"/>
-        <w:rPr/>
-      </w:pPr>
-      <w:r>
-        <w:rPr>
-          <w:rtl w:val="0"/>
-        </w:rPr>
-        <w:t xml:space="preserve">Após a importação, as tabelas da base de dados foram consolidadas por meio da função </w:t>
-      </w:r>
-      <w:r>
-        <w:rPr>
-          <w:i w:val="1"/>
-          <w:rtl w:val="0"/>
-        </w:rPr>
-        <w:t xml:space="preserve">merge</w:t>
-      </w:r>
-      <w:r>
-        <w:rPr>
-          <w:rtl w:val="0"/>
-        </w:rPr>
-        <w:t xml:space="preserve">, utilizando como chaves primárias os campos </w:t>
-      </w:r>
-      <w:r>
-        <w:rPr>
-          <w:i w:val="1"/>
-          <w:rtl w:val="0"/>
-        </w:rPr>
-        <w:t xml:space="preserve">order_id, product_id, seller_id e customer_id</w:t>
-      </w:r>
-      <w:r>
-        <w:rPr>
-          <w:rtl w:val="0"/>
-        </w:rPr>
-        <w:t xml:space="preserve">. Essa etapa possibilitou a construção de uma base única, contendo informações integradas sobre cada pedido, tais como os produtos adquiridos, avaliações dos clientes, formas de pagamento, dados dos vendedores e localização geográfica. Essa consolidação foi essencial para garantir a consistência e a integridade do conjunto de dados utilizado nas análises subsequentes.</w:t>
-      </w:r>
-    </w:p>
-    <w:p>
-      <w:pPr>
-        <w:spacing w:line="360" w:lineRule="auto"/>
-        <w:ind w:firstLine="850"/>
-        <w:rPr/>
-      </w:pPr>
-      <w:r>
-        <w:rPr>
-          <w:rtl w:val="0"/>
-        </w:rPr>
-        <w:t xml:space="preserve">Durante o processo de tratamento, diversas colunas foram removidas com o objetivo de otimizar a base para os modelos analíticos e preditivos propostos, evitando redundância e reduzindo o ruído informacional. Inicialmente, foram descartadas colunas de identificação como </w:t>
-      </w:r>
-      <w:r>
-        <w:rPr>
-          <w:i w:val="1"/>
-          <w:rtl w:val="0"/>
-        </w:rPr>
-        <w:t xml:space="preserve">order_id, customer_id, product_id, seller_id, review_id e customer_unique_id</w:t>
-      </w:r>
-      <w:r>
-        <w:rPr>
-          <w:rtl w:val="0"/>
-        </w:rPr>
-        <w:t xml:space="preserve">, por não contribuírem diretamente com os objetivos do estudo, especialmente em relação à previsão de demanda.</w:t>
-      </w:r>
-    </w:p>
-    <w:p>
-      <w:pPr>
-        <w:spacing w:line="360" w:lineRule="auto"/>
-        <w:ind w:firstLine="850"/>
-        <w:rPr/>
-      </w:pPr>
-      <w:r>
-        <w:rPr>
-          <w:rtl w:val="0"/>
-        </w:rPr>
-        <w:t xml:space="preserve">Além disso, colunas associadas a etapas intermediárias do processo logístico, como </w:t>
-      </w:r>
-      <w:r>
-        <w:rPr>
-          <w:i w:val="1"/>
-          <w:rtl w:val="0"/>
-        </w:rPr>
-        <w:t xml:space="preserve">order_approved_at, order_delivered_carrier_date, shipping_limit_date, order_purchase_timestamp, order_delivered_customer_date </w:t>
-      </w:r>
-      <w:r>
-        <w:rPr>
-          <w:rtl w:val="0"/>
-        </w:rPr>
-        <w:t xml:space="preserve">e</w:t>
-      </w:r>
-      <w:r>
-        <w:rPr>
-          <w:i w:val="1"/>
-          <w:rtl w:val="0"/>
-        </w:rPr>
-        <w:t xml:space="preserve"> order_estimated_delivery_date</w:t>
-      </w:r>
-      <w:r>
-        <w:rPr>
-          <w:rtl w:val="0"/>
-        </w:rPr>
-        <w:t xml:space="preserve">, também foram excluídas, uma vez que não se relacionam de forma direta ao contexto central da pesquisa. Tais variáveis, embora relevantes para a análise de eficiência logística, não foram consideradas essenciais neste contexto.</w:t>
-      </w:r>
-    </w:p>
-    <w:p>
-      <w:pPr>
-        <w:spacing w:line="360" w:lineRule="auto"/>
-        <w:ind w:firstLine="850"/>
-        <w:rPr/>
-      </w:pPr>
-      <w:r>
-        <w:rPr>
-          <w:rtl w:val="0"/>
-        </w:rPr>
-        <w:t xml:space="preserve">Também foram removidas colunas com baixa variabilidade ou pouco poder explicativo, como </w:t>
-      </w:r>
-      <w:r>
-        <w:rPr>
-          <w:i w:val="1"/>
-          <w:rtl w:val="0"/>
-        </w:rPr>
-        <w:t xml:space="preserve">product_name_lenght </w:t>
-      </w:r>
-      <w:r>
-        <w:rPr>
-          <w:rtl w:val="0"/>
-        </w:rPr>
-        <w:t xml:space="preserve">e</w:t>
-      </w:r>
-      <w:r>
-        <w:rPr>
-          <w:i w:val="1"/>
-          <w:rtl w:val="0"/>
-        </w:rPr>
-        <w:t xml:space="preserve"> product_description_lengh. </w:t>
-      </w:r>
-      <w:r>
-        <w:rPr>
-          <w:rtl w:val="0"/>
-        </w:rPr>
-        <w:t xml:space="preserve">A exclusão se baseou em análises exploratórias que indicaram sua irrelevância estatística para os modelos propostos, uma vez que informações geográficas mais detalhadas poderiam ser extraídas da base de geolocalização, caso necessário.</w:t>
-      </w:r>
-    </w:p>
-    <w:p>
-      <w:pPr>
-        <w:spacing w:line="360" w:lineRule="auto"/>
-        <w:ind w:firstLine="850"/>
-        <w:rPr/>
-      </w:pPr>
-      <w:r>
-        <w:rPr>
-          <w:rtl w:val="0"/>
-        </w:rPr>
-        <w:t xml:space="preserve">Além disso, registros duplicados foram eliminados e valores ausentes em colunas-chave, como </w:t>
-      </w:r>
-      <w:r>
-        <w:rPr>
-          <w:i w:val="1"/>
-          <w:rtl w:val="0"/>
-        </w:rPr>
-        <w:t xml:space="preserve">review_comment_message</w:t>
-      </w:r>
-      <w:r>
-        <w:rPr>
-          <w:rtl w:val="0"/>
-        </w:rPr>
-        <w:t xml:space="preserve"> e atributos do produto (peso, dimensões, categoria e quantidade de imagens), foram tratados, visando assegurar a integridade dos dados e a qualidade das análises.</w:t>
-      </w:r>
-    </w:p>
-    <w:p>
-      <w:pPr>
-        <w:spacing w:line="360" w:lineRule="auto"/>
-        <w:ind w:firstLine="850"/>
-        <w:rPr/>
-      </w:pPr>
-      <w:r>
-        <w:rPr>
-          <w:rtl w:val="0"/>
-        </w:rPr>
-        <w:t xml:space="preserve">Durante o decorrer do projeto, algumas colunas adicionais foram criadas com o intuito de enriquecer o conjunto de informações disponíveis para análise. Duas colunas temporais derivadas foram geradas: </w:t>
-      </w:r>
-      <w:r>
-        <w:rPr>
-          <w:i w:val="1"/>
-          <w:rtl w:val="0"/>
-        </w:rPr>
-        <w:t xml:space="preserve">delivery_time</w:t>
-      </w:r>
-      <w:r>
-        <w:rPr>
-          <w:rtl w:val="0"/>
-        </w:rPr>
-        <w:t xml:space="preserve">, representando o tempo real de entrega do pedido (diferença entre a data de entrega e a data da compra), e </w:t>
-      </w:r>
-      <w:r>
-        <w:rPr>
-          <w:i w:val="1"/>
-          <w:rtl w:val="0"/>
-        </w:rPr>
-        <w:t xml:space="preserve">delivery_time_estimated</w:t>
-      </w:r>
-      <w:r>
-        <w:rPr>
-          <w:rtl w:val="0"/>
-        </w:rPr>
-        <w:t xml:space="preserve">, que indica a diferença entre a data estimada de entrega e a data da compra. Essas variáveis são úteis para avaliar possíveis impactos no sentimento do cliente.</w:t>
-      </w:r>
-      <w:r>
-        <w:rPr>
-          <w:rtl w:val="0"/>
-        </w:rPr>
-      </w:r>
-    </w:p>
-    <w:p>
-      <w:pPr>
-        <w:pStyle w:val="Heading3"/>
-        <w:spacing w:after="300" w:before="300" w:line="240" w:lineRule="auto"/>
-        <w:rPr/>
-      </w:pPr>
-      <w:bookmarkStart w:colFirst="0" w:colLast="0" w:name="_heading=h.jvgo7shuzzdj" w:id="49"/>
-      <w:bookmarkEnd w:id="49"/>
-      <w:r>
-        <w:rPr>
-          <w:rtl w:val="0"/>
-        </w:rPr>
-        <w:t xml:space="preserve">3.1.3 Análise exploratória dos dados</w:t>
-      </w:r>
-    </w:p>
-    <w:p>
-      <w:pPr>
-        <w:spacing w:line="360" w:lineRule="auto"/>
-        <w:ind w:firstLine="850"/>
-        <w:rPr/>
-      </w:pPr>
-      <w:r>
-        <w:rPr>
-          <w:rtl w:val="0"/>
-        </w:rPr>
-        <w:t xml:space="preserve">A análise exploratória teve como objetivo compreender as principais características da base de dados, bem como identificar padrões, tendências e possíveis anomalias que pudessem comprometer ou enriquecer a etapa de modelagem preditiva. Inicialmente, realizou-se uma inspeção preliminar do </w:t>
-      </w:r>
-      <w:r>
-        <w:rPr>
-          <w:i w:val="1"/>
-          <w:rtl w:val="0"/>
-        </w:rPr>
-        <w:t xml:space="preserve">DataFrame</w:t>
-      </w:r>
-      <w:r>
-        <w:rPr>
-          <w:rtl w:val="0"/>
-        </w:rPr>
-        <w:t xml:space="preserve"> por meio dos métodos </w:t>
-      </w:r>
-      <w:r>
-        <w:rPr>
-          <w:i w:val="1"/>
-          <w:rtl w:val="0"/>
-        </w:rPr>
-        <w:t xml:space="preserve">.head()</w:t>
-      </w:r>
-      <w:r>
-        <w:rPr>
-          <w:rtl w:val="0"/>
-        </w:rPr>
-        <w:t xml:space="preserve"> e .</w:t>
-      </w:r>
-      <w:r>
-        <w:rPr>
-          <w:i w:val="1"/>
-          <w:rtl w:val="0"/>
-        </w:rPr>
-        <w:t xml:space="preserve">info()</w:t>
-      </w:r>
-      <w:r>
-        <w:rPr>
-          <w:rtl w:val="0"/>
-        </w:rPr>
-        <w:t xml:space="preserve">, os quais permitiram verificar a estrutura da base, os tipos das variáveis e a presença de valores ausentes.</w:t>
-      </w:r>
-    </w:p>
-    <w:p>
-      <w:pPr>
-        <w:spacing w:line="360" w:lineRule="auto"/>
-        <w:ind w:firstLine="850"/>
-        <w:rPr/>
-      </w:pPr>
-      <w:r>
-        <w:rPr>
-          <w:rtl w:val="0"/>
-        </w:rPr>
-        <w:t xml:space="preserve">Em sequência, aplicaram-se estatísticas descritivas às variáveis quantitativas, como média, mediana, desvio padrão, assimetria (</w:t>
-      </w:r>
-      <w:r>
-        <w:rPr>
-          <w:i w:val="1"/>
-          <w:rtl w:val="0"/>
-        </w:rPr>
-        <w:t xml:space="preserve">skewness</w:t>
-      </w:r>
-      <w:r>
-        <w:rPr>
-          <w:rtl w:val="0"/>
-        </w:rPr>
-        <w:t xml:space="preserve">) e curtose, com o objetivo de avaliar a distribuição dos dados e a presença de distorções.</w:t>
-      </w:r>
-    </w:p>
-    <w:p>
-      <w:pPr>
-        <w:spacing w:line="360" w:lineRule="auto"/>
-        <w:ind w:firstLine="850"/>
-        <w:rPr/>
-      </w:pPr>
-      <w:r>
-        <w:rPr>
-          <w:rtl w:val="0"/>
-        </w:rPr>
-        <w:t xml:space="preserve">Para apoiar essa etapa, foram geradas visualizações gráficas utilizando as bibliotecas Matplotlib e plotly.express. Os gráficos construídos permitiram explorar a distribuição das notas de avaliação dos clientes, a frequência de pedidos por categoria de produto, e a relação entre formas de pagamento e volume de compras. </w:t>
-      </w:r>
-    </w:p>
-    <w:p>
-      <w:pPr>
-        <w:spacing w:line="360" w:lineRule="auto"/>
-        <w:ind w:firstLine="850"/>
-        <w:rPr/>
-      </w:pPr>
-      <w:r>
-        <w:rPr>
-          <w:rtl w:val="0"/>
-        </w:rPr>
-        <w:t xml:space="preserve">Essa etapa revelou, entre outros pontos, uma predominância de avaliações com nota máxima,  maior frequência de pedidos em determinadas categorias e uma prevalência do pagamento via cartão de crédito, aspectos que influenciaram na seleção das variáveis relevantes para os modelos subsequentes.</w:t>
-      </w:r>
-      <w:r>
-        <w:rPr>
-          <w:rtl w:val="0"/>
-        </w:rPr>
-      </w:r>
-    </w:p>
-    <w:p>
-      <w:pPr>
-        <w:pStyle w:val="Heading3"/>
-        <w:spacing w:after="300" w:before="300" w:line="240" w:lineRule="auto"/>
-        <w:rPr/>
-      </w:pPr>
-      <w:bookmarkStart w:colFirst="0" w:colLast="0" w:name="_heading=h.1vndvafmh901" w:id="50"/>
-      <w:bookmarkEnd w:id="50"/>
-      <w:r>
-        <w:rPr>
-          <w:rtl w:val="0"/>
-        </w:rPr>
-        <w:t xml:space="preserve">3.1.4 Tratamento de valores nulos. </w:t>
-      </w:r>
-    </w:p>
-    <w:p>
-      <w:pPr>
-        <w:spacing w:line="360" w:lineRule="auto"/>
-        <w:ind w:firstLine="850.3937007874017"/>
-        <w:rPr/>
-      </w:pPr>
-      <w:r>
-        <w:rPr>
-          <w:rtl w:val="0"/>
-        </w:rPr>
-        <w:t xml:space="preserve">Ao decorrer da análise exploratória duas colunas específicas apresentaram uma grande quantidade de valores nulos, o que fez emergir a necessidade de estratégias para o tratamento dos valores ausentes. Diferente das outras tratativas já realizadas, onde valores nulos foram excluídos por serem uma fração muito pequena dos registros de suas respectivas colunas, o mesmo não aconteceu nas colunas “review_comment_title” e  “delivery_time”, que apresentaram uma quantidade de valores ausentes elevada. </w:t>
-      </w:r>
-    </w:p>
-    <w:p>
-      <w:pPr>
-        <w:spacing w:line="360" w:lineRule="auto"/>
-        <w:ind w:firstLine="850.3937007874017"/>
-        <w:rPr/>
-      </w:pPr>
-      <w:r>
-        <w:rPr>
-          <w:rtl w:val="0"/>
-        </w:rPr>
-        <w:t xml:space="preserve">Foi necessário traçar estratégias a fim de tratar os valores ausentes sem que houvesse a necessidade de desconsiderar uma grande quantidade de registros nos quais eles estavam presentes.</w:t>
-      </w:r>
-    </w:p>
-    <w:p>
-      <w:pPr>
-        <w:spacing w:line="360" w:lineRule="auto"/>
-        <w:ind w:firstLine="850.3937007874017"/>
-        <w:rPr/>
-      </w:pPr>
-      <w:r>
-        <w:rPr>
-          <w:rtl w:val="0"/>
-        </w:rPr>
-        <w:t xml:space="preserve">Para o tratamento da coluna “review_comment_title”, que corresponde ao título da avaliação em texto,  foi utilizado um algoritmo que identificou as palavras mais recorrentes no registro correspondente da coluna “review_comment_message”, a fim de criar títulos novos nos registros ausentes. </w:t>
-      </w:r>
-    </w:p>
-    <w:p>
-      <w:pPr>
-        <w:spacing w:line="360" w:lineRule="auto"/>
-        <w:ind w:firstLine="850.3937007874017"/>
-        <w:rPr/>
-        <w:sectPr>
-          <w:headerReference r:id="rId13" w:type="default"/>
-          <w:type w:val="nextPage"/>
-          <w:pgSz w:h="16838" w:w="11906" w:orient="portrait"/>
-          <w:pgMar w:bottom="1134" w:top="1701" w:left="1700.7874015748032" w:right="1134" w:header="709" w:footer="709"/>
-          <w:pgNumType w:start="9"/>
-        </w:sectPr>
-      </w:pPr>
-      <w:r>
-        <w:rPr>
-          <w:rtl w:val="0"/>
-        </w:rPr>
-        <w:t xml:space="preserve">Para o tratamento da coluna “delivery_time” foi aplicada a seguinte metodologia: Atribuiu-se a maior data do status para aqueles registros que são menores que a data máxima de entrega da base de dados. No caso da data prevista ser maior que a data máxima da base, repetiu-se a data estipulada. Dessa forma, traçou-se uma lógica que trata os valores ausentes ao mesmo tempo em que se conserva o bom funcionamento dos modelos a serem aplicados.</w:t>
-      </w:r>
-    </w:p>
-    <w:p>
-      <w:pPr>
-        <w:pStyle w:val="Heading1"/>
-        <w:spacing w:after="600" w:lineRule="auto"/>
-        <w:jc w:val="center"/>
-        <w:rPr/>
-      </w:pPr>
-      <w:bookmarkStart w:colFirst="0" w:colLast="0" w:name="_heading=h.1hmsyys" w:id="51"/>
-      <w:bookmarkEnd w:id="51"/>
-      <w:r>
-        <w:rPr>
-          <w:rtl w:val="0"/>
-        </w:rPr>
-        <w:t xml:space="preserve">REFERÊNCIAS</w:t>
-      </w:r>
-    </w:p>
-    <w:p>
-      <w:pPr>
-        <w:widowControl w:val="0"/>
-        <w:spacing w:after="200" w:before="0" w:line="240" w:lineRule="auto"/>
-        <w:rPr>
-          <w:highlight w:val="white"/>
-        </w:rPr>
-      </w:pPr>
-      <w:r>
-        <w:rPr>
-          <w:highlight w:val="white"/>
-          <w:rtl w:val="0"/>
-        </w:rPr>
-        <w:t xml:space="preserve">AZAMJON, M.; SATTAROV, O.; CHO, J. Forecasting Bitcoin Volatility Through On-Chain and Whale-Alert Tweet Analysis Using the Q-Learning Algorithm.</w:t>
-      </w:r>
-      <w:r>
-        <w:rPr>
-          <w:b w:val="1"/>
-          <w:highlight w:val="white"/>
-          <w:rtl w:val="0"/>
-        </w:rPr>
-        <w:t xml:space="preserve"> IEEE Access</w:t>
-      </w:r>
-      <w:r>
-        <w:rPr>
-          <w:highlight w:val="white"/>
-          <w:rtl w:val="0"/>
-        </w:rPr>
-        <w:t xml:space="preserve">, v. 11, p. 108092-108103, set. 2023.</w:t>
-      </w:r>
-    </w:p>
-    <w:p>
-      <w:pPr>
-        <w:spacing w:after="200" w:before="0" w:line="240" w:lineRule="auto"/>
-        <w:rPr>
-          <w:highlight w:val="white"/>
-        </w:rPr>
-      </w:pPr>
-      <w:r>
-        <w:rPr>
-          <w:highlight w:val="white"/>
-          <w:rtl w:val="0"/>
-        </w:rPr>
-        <w:t xml:space="preserve">BIAN, YIWEN; YE, RONGSHENG; ZHANG, JING; YAN, XIN. Customer preference identification from hotel online reviews: A neural network based fine-grained sentiment analysis. </w:t>
-      </w:r>
-      <w:r>
-        <w:rPr>
-          <w:b w:val="1"/>
-          <w:highlight w:val="white"/>
-          <w:rtl w:val="0"/>
-        </w:rPr>
-        <w:t xml:space="preserve">Computers &amp; Industrial Engineering</w:t>
-      </w:r>
-      <w:r>
-        <w:rPr>
-          <w:highlight w:val="white"/>
-          <w:rtl w:val="0"/>
-        </w:rPr>
-        <w:t xml:space="preserve">, v. 172, p. 108648, set. 2022.</w:t>
-      </w:r>
-    </w:p>
-    <w:p>
-      <w:pPr>
-        <w:widowControl w:val="0"/>
-        <w:spacing w:after="200" w:before="0" w:line="240" w:lineRule="auto"/>
-        <w:rPr>
-          <w:highlight w:val="white"/>
-        </w:rPr>
-      </w:pPr>
-      <w:r>
-        <w:rPr>
-          <w:highlight w:val="white"/>
-          <w:rtl w:val="0"/>
-        </w:rPr>
-        <w:t xml:space="preserve">CARVALHO, RENAN SILVA DE; TONIN, JOYCE MENEZES DA FONSECA; SANCHES, SIMONE LETICIA RAIMUNDINI. Previsibilidade do retorno das ações pela análise do sentimento textual: uma revisão.</w:t>
-      </w:r>
-      <w:r>
-        <w:rPr>
-          <w:b w:val="1"/>
-          <w:highlight w:val="white"/>
-          <w:rtl w:val="0"/>
-        </w:rPr>
-        <w:t xml:space="preserve"> Revista de Educação e Pesquisa em Contabilidade (REPeC)</w:t>
-      </w:r>
-      <w:r>
-        <w:rPr>
-          <w:highlight w:val="white"/>
-          <w:rtl w:val="0"/>
-        </w:rPr>
-        <w:t xml:space="preserve">, v. 17, n. 2, p. 140-160, jun. 2023.</w:t>
-      </w:r>
-      <w:r>
-        <w:rPr>
-          <w:rtl w:val="0"/>
-        </w:rPr>
-      </w:r>
-    </w:p>
-    <w:p>
-      <w:pPr>
-        <w:widowControl w:val="0"/>
-        <w:spacing w:after="200" w:before="0" w:line="240" w:lineRule="auto"/>
-        <w:rPr>
-          <w:highlight w:val="white"/>
-        </w:rPr>
-      </w:pPr>
-      <w:r>
-        <w:rPr>
-          <w:highlight w:val="white"/>
-          <w:rtl w:val="0"/>
-        </w:rPr>
-        <w:t xml:space="preserve">COSTA, JOÃO PAULO VIEIRA; BARROS, ROMULO BALDEZ DE; DANTAS, CAIO CÉSAR SILVA; SOUSA, RAQUEL CRISTINA DE; GOUVEIA, CRISTIANO GONÇALVES NASCIMENTO. Análise de Sentimento para Reviews Apresentados em Vídeos: Modelo de Redes Neurais Treinado em Base de Reviews Escritos. </w:t>
-      </w:r>
-      <w:r>
-        <w:rPr>
-          <w:b w:val="1"/>
-          <w:highlight w:val="white"/>
-          <w:rtl w:val="0"/>
-        </w:rPr>
-        <w:t xml:space="preserve">Brazilian Journal of Technology</w:t>
-      </w:r>
-      <w:r>
-        <w:rPr>
-          <w:highlight w:val="white"/>
-          <w:rtl w:val="0"/>
-        </w:rPr>
-        <w:t xml:space="preserve">, v. 4, n. 1, p. 2-19, jan. 2021.</w:t>
-      </w:r>
-    </w:p>
-    <w:p>
-      <w:pPr>
-        <w:spacing w:after="200" w:before="0" w:line="240" w:lineRule="auto"/>
-        <w:rPr>
-          <w:highlight w:val="white"/>
-        </w:rPr>
-      </w:pPr>
-      <w:r>
-        <w:rPr>
-          <w:highlight w:val="white"/>
-          <w:rtl w:val="0"/>
-        </w:rPr>
-        <w:t xml:space="preserve">GANHEWA, N. B.; ABEYRATNE, S. M. L. B.; CHATHURIKA, G. D. S.; DE SILVA, D.; LUNUGALAGE, D. Sales Optimization Solution for Fashion Retail. In: 3rd International Conference on Advancements in Computing (ICAC). 2021, Malabe. </w:t>
-      </w:r>
-      <w:r>
-        <w:rPr>
-          <w:b w:val="1"/>
-          <w:rtl w:val="0"/>
-        </w:rPr>
-        <w:t xml:space="preserve">Anais</w:t>
-      </w:r>
-      <w:r>
-        <w:rPr>
-          <w:i w:val="1"/>
-          <w:rtl w:val="0"/>
-        </w:rPr>
-        <w:t xml:space="preserve"> </w:t>
-      </w:r>
-      <w:r>
-        <w:rPr>
-          <w:b w:val="1"/>
-          <w:rtl w:val="0"/>
-        </w:rPr>
-        <w:t xml:space="preserve">[...]</w:t>
-      </w:r>
-      <w:r>
-        <w:rPr>
-          <w:highlight w:val="white"/>
-          <w:rtl w:val="0"/>
-        </w:rPr>
-        <w:t xml:space="preserve"> Malabe: Sri Lanka Institute of Information Technology, 2021. p. 443-448.</w:t>
-      </w:r>
-    </w:p>
-    <w:p>
-      <w:pPr>
-        <w:spacing w:after="200" w:before="0" w:line="240" w:lineRule="auto"/>
-        <w:rPr>
-          <w:color w:val="333333"/>
-          <w:highlight w:val="white"/>
-        </w:rPr>
-      </w:pPr>
-      <w:r>
-        <w:rPr>
-          <w:rtl w:val="0"/>
-        </w:rPr>
-        <w:t xml:space="preserve">GUAN ,Q.; MA ,Y.; YANG ,S; Sale Forecast and Analysis of Public’s Attitude of EV Base on Combination of BP and LSTM Network and Decision Tree. </w:t>
-      </w:r>
-      <w:r>
-        <w:rPr>
-          <w:i w:val="1"/>
-          <w:rtl w:val="0"/>
-        </w:rPr>
-        <w:t xml:space="preserve">In: </w:t>
-      </w:r>
-      <w:r>
-        <w:rPr>
-          <w:rtl w:val="0"/>
-        </w:rPr>
-        <w:t xml:space="preserve">International Conference on Machine Learning and Intelligent Systems Engineering. 2022, Guangzhou. </w:t>
-      </w:r>
-      <w:r>
-        <w:rPr>
-          <w:b w:val="1"/>
-          <w:rtl w:val="0"/>
-        </w:rPr>
-        <w:t xml:space="preserve">Anais</w:t>
-      </w:r>
-      <w:r>
-        <w:rPr>
-          <w:i w:val="1"/>
-          <w:rtl w:val="0"/>
-        </w:rPr>
-        <w:t xml:space="preserve"> </w:t>
-      </w:r>
-      <w:r>
-        <w:rPr>
-          <w:b w:val="1"/>
-          <w:rtl w:val="0"/>
-        </w:rPr>
-        <w:t xml:space="preserve">[...]</w:t>
-      </w:r>
-      <w:r>
-        <w:rPr>
-          <w:rtl w:val="0"/>
-        </w:rPr>
-        <w:t xml:space="preserve"> Guangzhou:  IEEE, 2022. p. </w:t>
-      </w:r>
-      <w:r>
-        <w:rPr>
-          <w:highlight w:val="white"/>
-          <w:rtl w:val="0"/>
-        </w:rPr>
-        <w:t xml:space="preserve">46-51</w:t>
-      </w:r>
-      <w:r>
-        <w:rPr>
-          <w:color w:val="333333"/>
-          <w:highlight w:val="white"/>
-          <w:rtl w:val="0"/>
-        </w:rPr>
-        <w:t xml:space="preserve">.</w:t>
-      </w:r>
-    </w:p>
-    <w:p>
-      <w:pPr>
-        <w:widowControl w:val="0"/>
-        <w:spacing w:after="200" w:before="0" w:line="240" w:lineRule="auto"/>
-        <w:rPr>
-          <w:highlight w:val="white"/>
-        </w:rPr>
-      </w:pPr>
-      <w:r>
-        <w:rPr>
-          <w:rtl w:val="0"/>
-        </w:rPr>
-        <w:t xml:space="preserve">KEJRIWAL</w:t>
-      </w:r>
-      <w:r>
-        <w:rPr>
-          <w:highlight w:val="white"/>
-          <w:rtl w:val="0"/>
-        </w:rPr>
-        <w:t xml:space="preserve">, R.; GARG, M.; SARIN, G. Predict financial text sentiment:an empirical examination. </w:t>
-      </w:r>
-      <w:r>
-        <w:rPr>
-          <w:b w:val="1"/>
-          <w:highlight w:val="white"/>
-          <w:rtl w:val="0"/>
-        </w:rPr>
-        <w:t xml:space="preserve">Journal of Management</w:t>
-      </w:r>
-      <w:r>
-        <w:rPr>
-          <w:highlight w:val="white"/>
-          <w:rtl w:val="0"/>
-        </w:rPr>
-        <w:t xml:space="preserve"> , v.  21, n.1, p. 44-54, mar. 2022. </w:t>
-      </w:r>
-    </w:p>
-    <w:p>
-      <w:pPr>
-        <w:widowControl w:val="0"/>
-        <w:spacing w:after="200" w:before="0" w:line="240" w:lineRule="auto"/>
-        <w:rPr>
-          <w:highlight w:val="white"/>
-        </w:rPr>
-      </w:pPr>
-      <w:r>
-        <w:rPr>
-          <w:rtl w:val="0"/>
-        </w:rPr>
-        <w:t xml:space="preserve">KITCHENHAM, B.; CHARTERS, S. Guidelines for performing systematic literature reviews in software engineering. 2007. </w:t>
-      </w:r>
-      <w:r>
-        <w:rPr>
-          <w:b w:val="1"/>
-          <w:rtl w:val="0"/>
-        </w:rPr>
-        <w:t xml:space="preserve">Technical Report</w:t>
-      </w:r>
-      <w:r>
-        <w:rPr>
-          <w:rtl w:val="0"/>
-        </w:rPr>
-        <w:t xml:space="preserve">, EBSE Technical Report EBSE-2007-01, Keele University and University of Durham.</w:t>
-      </w:r>
-      <w:r>
-        <w:rPr>
-          <w:rtl w:val="0"/>
-        </w:rPr>
-      </w:r>
-    </w:p>
-    <w:p>
-      <w:pPr>
-        <w:widowControl w:val="0"/>
-        <w:spacing w:after="200" w:before="0" w:line="240" w:lineRule="auto"/>
-        <w:rPr>
-          <w:highlight w:val="white"/>
-        </w:rPr>
-      </w:pPr>
-      <w:r>
-        <w:rPr>
-          <w:highlight w:val="white"/>
-          <w:rtl w:val="0"/>
-        </w:rPr>
-        <w:t xml:space="preserve">MCKINNEY, WES. </w:t>
-      </w:r>
-      <w:r>
-        <w:rPr>
-          <w:b w:val="1"/>
-          <w:highlight w:val="white"/>
-          <w:rtl w:val="0"/>
-        </w:rPr>
-        <w:t xml:space="preserve">Python for Data Analysis</w:t>
-      </w:r>
-      <w:r>
-        <w:rPr>
-          <w:highlight w:val="white"/>
-          <w:rtl w:val="0"/>
-        </w:rPr>
-        <w:t xml:space="preserve">: Data Wrangling with pandas, NumPy, and Jupyter. 3. ed. Sebastopol: O'Reilly Media, 2022.</w:t>
-      </w:r>
-    </w:p>
-    <w:p>
-      <w:pPr>
-        <w:widowControl w:val="0"/>
-        <w:spacing w:after="200" w:before="0" w:line="240" w:lineRule="auto"/>
-        <w:rPr>
-          <w:highlight w:val="white"/>
-        </w:rPr>
-      </w:pPr>
-      <w:r>
-        <w:rPr>
-          <w:highlight w:val="white"/>
-          <w:rtl w:val="0"/>
-        </w:rPr>
-        <w:t xml:space="preserve">MIRZAALIAN, F.; HALPENNY, E. Social media analytics in hospitality and tourism. </w:t>
-      </w:r>
-      <w:r>
-        <w:rPr>
-          <w:b w:val="1"/>
-          <w:highlight w:val="white"/>
-          <w:rtl w:val="0"/>
-        </w:rPr>
-        <w:t xml:space="preserve">Journal of Hospitality and Tourism Technology</w:t>
-      </w:r>
-      <w:r>
-        <w:rPr>
-          <w:highlight w:val="white"/>
-          <w:rtl w:val="0"/>
-        </w:rPr>
-        <w:t xml:space="preserve">, v. 10, n. 4, p. 764-790, nov. 2019.</w:t>
-      </w:r>
-    </w:p>
-    <w:p>
-      <w:pPr>
-        <w:widowControl w:val="0"/>
-        <w:spacing w:after="200" w:before="0" w:line="240" w:lineRule="auto"/>
-        <w:rPr>
-          <w:color w:val="333333"/>
-          <w:highlight w:val="white"/>
-        </w:rPr>
-      </w:pPr>
-      <w:r>
-        <w:rPr>
-          <w:rtl w:val="0"/>
-        </w:rPr>
-        <w:t xml:space="preserve">SATHIYAPRIYA, K.; VANKADARA, Sravya; BABU, Kumaresh Suresh; MURALIDHARAN, Mridula. Performance Comparison of LSTM and XGBOOST for Ether Price Prediction from Spam Filtered Tweets. In: International Conference On Intelligent Systems For Communication, Iot And Security (Iciscois).</w:t>
-      </w:r>
-      <w:r>
-        <w:rPr>
-          <w:rtl w:val="0"/>
-        </w:rPr>
-        <w:t xml:space="preserve"> 2023,</w:t>
-      </w:r>
-      <w:r>
-        <w:rPr>
-          <w:rtl w:val="0"/>
-        </w:rPr>
-        <w:t xml:space="preserve"> Coimbatore. </w:t>
-      </w:r>
-      <w:r>
-        <w:rPr>
-          <w:b w:val="1"/>
-          <w:rtl w:val="0"/>
-        </w:rPr>
-        <w:t xml:space="preserve">Anais</w:t>
-      </w:r>
-      <w:r>
-        <w:rPr>
-          <w:i w:val="1"/>
-          <w:rtl w:val="0"/>
-        </w:rPr>
-        <w:t xml:space="preserve"> </w:t>
-      </w:r>
-      <w:r>
-        <w:rPr>
-          <w:b w:val="1"/>
-          <w:rtl w:val="0"/>
-        </w:rPr>
-        <w:t xml:space="preserve">[...]</w:t>
-      </w:r>
-      <w:r>
-        <w:rPr>
-          <w:rtl w:val="0"/>
-        </w:rPr>
-        <w:t xml:space="preserve"> Coimbatore: IEEE, 2023.</w:t>
-      </w:r>
-      <w:r>
-        <w:rPr>
-          <w:rtl w:val="0"/>
-        </w:rPr>
-      </w:r>
-    </w:p>
-    <w:p>
-      <w:pPr>
-        <w:spacing w:after="200" w:before="0" w:line="240" w:lineRule="auto"/>
-        <w:rPr>
-          <w:highlight w:val="white"/>
-        </w:rPr>
-      </w:pPr>
-      <w:r>
-        <w:rPr>
-          <w:highlight w:val="white"/>
-          <w:rtl w:val="0"/>
-        </w:rPr>
-        <w:t xml:space="preserve">PUH, KARLO; BAGIC, MARINA. Predicting sentiment and rating of tourist reviews using machine learning. </w:t>
-      </w:r>
-      <w:r>
-        <w:rPr>
-          <w:b w:val="1"/>
-          <w:highlight w:val="white"/>
-          <w:rtl w:val="0"/>
-        </w:rPr>
-        <w:t xml:space="preserve">Journal of Hospitality and Tourism Insights</w:t>
-      </w:r>
-      <w:r>
-        <w:rPr>
-          <w:highlight w:val="white"/>
-          <w:rtl w:val="0"/>
-        </w:rPr>
-        <w:t xml:space="preserve">, v. 6, n. 3, p. 1188-1204, fev. 2023.</w:t>
-      </w:r>
-    </w:p>
-    <w:p>
-      <w:pPr>
-        <w:spacing w:after="200" w:before="0" w:line="240" w:lineRule="auto"/>
-        <w:rPr>
-          <w:sz w:val="22"/>
-          <w:szCs w:val="22"/>
-        </w:rPr>
-      </w:pPr>
-      <w:r>
-        <w:rPr>
-          <w:sz w:val="22"/>
-          <w:szCs w:val="22"/>
-          <w:rtl w:val="0"/>
-        </w:rPr>
-        <w:t xml:space="preserve">QIANG, Z.; DAI, F.; LIN, H.; DONG, Y. Research on the Course System of Data Science and Engineering Major. </w:t>
-      </w:r>
-      <w:r>
-        <w:rPr>
-          <w:i w:val="1"/>
-          <w:sz w:val="22"/>
-          <w:szCs w:val="22"/>
-          <w:rtl w:val="0"/>
-        </w:rPr>
-        <w:t xml:space="preserve">In</w:t>
-      </w:r>
-      <w:r>
-        <w:rPr>
-          <w:sz w:val="22"/>
-          <w:szCs w:val="22"/>
-          <w:rtl w:val="0"/>
-        </w:rPr>
-        <w:t xml:space="preserve">: IEEE INTERNATIONAL CONFERENCE ON COMPUTER SCIENCE AND EDUCATIONAL INFORMATIZATION. 2019, Kunming. </w:t>
-      </w:r>
-      <w:r>
-        <w:rPr>
-          <w:b w:val="1"/>
-          <w:sz w:val="22"/>
-          <w:szCs w:val="22"/>
-          <w:rtl w:val="0"/>
-        </w:rPr>
-        <w:t xml:space="preserve">Anais</w:t>
-      </w:r>
-      <w:r>
-        <w:rPr>
-          <w:i w:val="1"/>
-          <w:sz w:val="22"/>
-          <w:szCs w:val="22"/>
-          <w:rtl w:val="0"/>
-        </w:rPr>
-        <w:t xml:space="preserve"> </w:t>
-      </w:r>
-      <w:r>
-        <w:rPr>
-          <w:b w:val="1"/>
-          <w:sz w:val="22"/>
-          <w:szCs w:val="22"/>
-          <w:rtl w:val="0"/>
-        </w:rPr>
-        <w:t xml:space="preserve">[...] </w:t>
-      </w:r>
-      <w:r>
-        <w:rPr>
-          <w:sz w:val="22"/>
-          <w:szCs w:val="22"/>
-          <w:rtl w:val="0"/>
-        </w:rPr>
-        <w:t xml:space="preserve">Kunming: IEEE, 2019. p. 90-93.</w:t>
-      </w:r>
-    </w:p>
-    <w:p>
-      <w:pPr>
-        <w:widowControl w:val="0"/>
-        <w:spacing w:after="200" w:before="0" w:line="240" w:lineRule="auto"/>
-        <w:rPr>
-          <w:color w:val="333333"/>
-          <w:sz w:val="20"/>
-          <w:szCs w:val="20"/>
-          <w:highlight w:val="white"/>
-        </w:rPr>
-      </w:pPr>
-      <w:r>
-        <w:rPr>
-          <w:highlight w:val="white"/>
-          <w:rtl w:val="0"/>
-        </w:rPr>
-        <w:t xml:space="preserve">WANKHADE, M.; RAO, A.; KULKARNI, C. A survey on sentiment analysis methods, applications, and challenges. </w:t>
-      </w:r>
-      <w:r>
-        <w:rPr>
-          <w:b w:val="1"/>
-          <w:highlight w:val="white"/>
-          <w:rtl w:val="0"/>
-        </w:rPr>
-        <w:t xml:space="preserve">Artificial Intelligence Review</w:t>
-      </w:r>
-      <w:r>
-        <w:rPr>
-          <w:highlight w:val="white"/>
-          <w:rtl w:val="0"/>
-        </w:rPr>
-        <w:t xml:space="preserve">, v. 55, p. 5731-5780, fev. 2022.</w:t>
-      </w:r>
-      <w:r>
-        <w:rPr>
-          <w:rtl w:val="0"/>
-        </w:rPr>
-      </w:r>
-    </w:p>
-    <w:p>
-      <w:pPr>
-        <w:spacing w:after="200" w:before="0" w:line="240" w:lineRule="auto"/>
-        <w:rPr>
-          <w:highlight w:val="white"/>
-        </w:rPr>
-      </w:pPr>
-      <w:r>
-        <w:rPr>
-          <w:highlight w:val="white"/>
-          <w:rtl w:val="0"/>
-        </w:rPr>
-        <w:t xml:space="preserve">ZHANG, JING; LU, XINGCHEN; LIU, DIAN. Deriving customer preferences for hotels based on aspect-level sentiment analysis of online reviews.</w:t>
-      </w:r>
-      <w:r>
-        <w:rPr>
-          <w:highlight w:val="white"/>
-          <w:rtl w:val="0"/>
-        </w:rPr>
-        <w:t xml:space="preserve"> </w:t>
-      </w:r>
-      <w:r>
-        <w:rPr>
-          <w:b w:val="1"/>
-          <w:highlight w:val="white"/>
-          <w:rtl w:val="0"/>
-        </w:rPr>
-        <w:t xml:space="preserve">Electronic Commerce Research and Applications</w:t>
-      </w:r>
-      <w:r>
-        <w:rPr>
-          <w:highlight w:val="white"/>
-          <w:rtl w:val="0"/>
-        </w:rPr>
-        <w:t xml:space="preserve">, v. 49, p. 101094, set. 2021.</w:t>
-      </w:r>
-    </w:p>
-    <w:p>
-      <w:pPr>
-        <w:spacing w:after="240" w:before="240" w:line="360" w:lineRule="auto"/>
-        <w:rPr>
-          <w:highlight w:val="white"/>
-        </w:rPr>
-      </w:pPr>
-      <w:r>
-        <w:rPr>
-          <w:rtl w:val="0"/>
-        </w:rPr>
-      </w:r>
-    </w:p>
-    <w:p>
-      <w:pPr>
-        <w:spacing w:after="240" w:before="240" w:line="360" w:lineRule="auto"/>
         <w:rPr>
           <w:highlight w:val="white"/>
         </w:rPr>
@@ -16028,12 +17152,12 @@
               <wp:inline distB="0" distT="0" distL="0" distR="0">
                 <wp:extent cx="971550" cy="342900"/>
                 <wp:effectExtent b="0" l="0" r="0" t="0"/>
-                <wp:docPr id="17" name="image2.png"/>
+                <wp:docPr id="20" name="image7.png"/>
                 <a:graphic>
                   <a:graphicData uri="http://schemas.openxmlformats.org/drawingml/2006/picture">
                     <pic:pic>
                       <pic:nvPicPr>
-                        <pic:cNvPr id="0" name="image2.png"/>
+                        <pic:cNvPr id="0" name="image7.png"/>
                         <pic:cNvPicPr preferRelativeResize="0"/>
                       </pic:nvPicPr>
                       <pic:blipFill>
@@ -16524,7 +17648,72 @@
           <w:szCs w:val="20"/>
           <w:rtl w:val="0"/>
         </w:rPr>
-        <w:t xml:space="preserve"> Disponível em: https://www.anaconda.com/download. Acesso em: 04/06/2025</w:t>
+        <w:t xml:space="preserve"> Disponível em:</w:t>
+      </w:r>
+      <w:hyperlink r:id="rId5">
+        <w:r>
+          <w:rPr>
+            <w:color w:val="1155cc"/>
+            <w:sz w:val="20"/>
+            <w:szCs w:val="20"/>
+            <w:u w:val="single"/>
+            <w:rtl w:val="0"/>
+          </w:rPr>
+          <w:t xml:space="preserve"> https://www.anaconda.com/download</w:t>
+        </w:r>
+      </w:hyperlink>
+      <w:r>
+        <w:rPr>
+          <w:sz w:val="20"/>
+          <w:szCs w:val="20"/>
+          <w:rtl w:val="0"/>
+        </w:rPr>
+        <w:t xml:space="preserve">. Acesso em: 04/06/2025</w:t>
+      </w:r>
+    </w:p>
+  </w:footnote>
+  <w:footnote w:id="5">
+    <w:p>
+      <w:pPr>
+        <w:rPr>
+          <w:sz w:val="20"/>
+          <w:szCs w:val="20"/>
+        </w:rPr>
+      </w:pPr>
+      <w:r>
+        <w:rPr>
+          <w:rStyle w:val="FootnoteReference"/>
+          <w:vertAlign w:val="superscript"/>
+        </w:rPr>
+        <w:footnoteRef/>
+      </w:r>
+      <w:r>
+        <w:rPr>
+          <w:sz w:val="20"/>
+          <w:szCs w:val="20"/>
+          <w:rtl w:val="0"/>
+        </w:rPr>
+        <w:t xml:space="preserve"> Disponível em: </w:t>
+      </w:r>
+      <w:hyperlink r:id="rId6">
+        <w:r>
+          <w:rPr>
+            <w:color w:val="1155cc"/>
+            <w:sz w:val="20"/>
+            <w:szCs w:val="20"/>
+            <w:u w:val="single"/>
+            <w:rtl w:val="0"/>
+          </w:rPr>
+          <w:t xml:space="preserve">https://huggingface.co/citizenlab/twitter-xlm-roberta-base-sentiment-finetunned </w:t>
+        </w:r>
+      </w:hyperlink>
+      <w:r>
+        <w:rPr>
+          <w:sz w:val="20"/>
+          <w:szCs w:val="20"/>
+          <w:rtl w:val="0"/>
+        </w:rPr>
+        <w:t xml:space="preserve">Acesso em: 17/09/2025</w:t>
       </w:r>
     </w:p>
   </w:footnote>
@@ -16579,7 +17768,7 @@
       <w:lvlText w:val="●"/>
       <w:lvlJc w:val="left"/>
       <w:pPr>
-        <w:ind w:left="720" w:hanging="360"/>
+        <w:ind w:left="1440" w:hanging="360"/>
       </w:pPr>
       <w:rPr>
         <w:u w:val="none"/>
@@ -16591,7 +17780,7 @@
       <w:lvlText w:val="○"/>
       <w:lvlJc w:val="left"/>
       <w:pPr>
-        <w:ind w:left="1440" w:hanging="360"/>
+        <w:ind w:left="2160" w:hanging="360"/>
       </w:pPr>
       <w:rPr>
         <w:u w:val="none"/>
@@ -16603,7 +17792,7 @@
       <w:lvlText w:val="■"/>
       <w:lvlJc w:val="left"/>
       <w:pPr>
-        <w:ind w:left="2160" w:hanging="360"/>
+        <w:ind w:left="2880" w:hanging="360"/>
       </w:pPr>
       <w:rPr>
         <w:u w:val="none"/>
@@ -16615,7 +17804,7 @@
       <w:lvlText w:val="●"/>
       <w:lvlJc w:val="left"/>
       <w:pPr>
-        <w:ind w:left="2880" w:hanging="360"/>
+        <w:ind w:left="3600" w:hanging="360"/>
       </w:pPr>
       <w:rPr>
         <w:u w:val="none"/>
@@ -16627,7 +17816,7 @@
       <w:lvlText w:val="○"/>
       <w:lvlJc w:val="left"/>
       <w:pPr>
-        <w:ind w:left="3600" w:hanging="360"/>
+        <w:ind w:left="4320" w:hanging="360"/>
       </w:pPr>
       <w:rPr>
         <w:u w:val="none"/>
@@ -16639,7 +17828,7 @@
       <w:lvlText w:val="■"/>
       <w:lvlJc w:val="left"/>
       <w:pPr>
-        <w:ind w:left="4320" w:hanging="360"/>
+        <w:ind w:left="5040" w:hanging="360"/>
       </w:pPr>
       <w:rPr>
         <w:u w:val="none"/>
@@ -16651,7 +17840,7 @@
       <w:lvlText w:val="●"/>
       <w:lvlJc w:val="left"/>
       <w:pPr>
-        <w:ind w:left="5040" w:hanging="360"/>
+        <w:ind w:left="5760" w:hanging="360"/>
       </w:pPr>
       <w:rPr>
         <w:u w:val="none"/>
@@ -16663,7 +17852,7 @@
       <w:lvlText w:val="○"/>
       <w:lvlJc w:val="left"/>
       <w:pPr>
-        <w:ind w:left="5760" w:hanging="360"/>
+        <w:ind w:left="6480" w:hanging="360"/>
       </w:pPr>
       <w:rPr>
         <w:u w:val="none"/>
@@ -16675,6 +17864,116 @@
       <w:lvlText w:val="■"/>
       <w:lvlJc w:val="left"/>
       <w:pPr>
+        <w:ind w:left="7200" w:hanging="360"/>
+      </w:pPr>
+      <w:rPr>
+        <w:u w:val="none"/>
+      </w:rPr>
+    </w:lvl>
+  </w:abstractNum>
+  <w:abstractNum w:abstractNumId="2">
+    <w:lvl w:ilvl="0">
+      <w:start w:val="1"/>
+      <w:numFmt w:val="bullet"/>
+      <w:lvlText w:val="●"/>
+      <w:lvlJc w:val="left"/>
+      <w:pPr>
+        <w:ind w:left="720" w:hanging="360"/>
+      </w:pPr>
+      <w:rPr>
+        <w:u w:val="none"/>
+      </w:rPr>
+    </w:lvl>
+    <w:lvl w:ilvl="1">
+      <w:start w:val="1"/>
+      <w:numFmt w:val="bullet"/>
+      <w:lvlText w:val="○"/>
+      <w:lvlJc w:val="left"/>
+      <w:pPr>
+        <w:ind w:left="1440" w:hanging="360"/>
+      </w:pPr>
+      <w:rPr>
+        <w:u w:val="none"/>
+      </w:rPr>
+    </w:lvl>
+    <w:lvl w:ilvl="2">
+      <w:start w:val="1"/>
+      <w:numFmt w:val="bullet"/>
+      <w:lvlText w:val="■"/>
+      <w:lvlJc w:val="left"/>
+      <w:pPr>
+        <w:ind w:left="2160" w:hanging="360"/>
+      </w:pPr>
+      <w:rPr>
+        <w:u w:val="none"/>
+      </w:rPr>
+    </w:lvl>
+    <w:lvl w:ilvl="3">
+      <w:start w:val="1"/>
+      <w:numFmt w:val="bullet"/>
+      <w:lvlText w:val="●"/>
+      <w:lvlJc w:val="left"/>
+      <w:pPr>
+        <w:ind w:left="2880" w:hanging="360"/>
+      </w:pPr>
+      <w:rPr>
+        <w:u w:val="none"/>
+      </w:rPr>
+    </w:lvl>
+    <w:lvl w:ilvl="4">
+      <w:start w:val="1"/>
+      <w:numFmt w:val="bullet"/>
+      <w:lvlText w:val="○"/>
+      <w:lvlJc w:val="left"/>
+      <w:pPr>
+        <w:ind w:left="3600" w:hanging="360"/>
+      </w:pPr>
+      <w:rPr>
+        <w:u w:val="none"/>
+      </w:rPr>
+    </w:lvl>
+    <w:lvl w:ilvl="5">
+      <w:start w:val="1"/>
+      <w:numFmt w:val="bullet"/>
+      <w:lvlText w:val="■"/>
+      <w:lvlJc w:val="left"/>
+      <w:pPr>
+        <w:ind w:left="4320" w:hanging="360"/>
+      </w:pPr>
+      <w:rPr>
+        <w:u w:val="none"/>
+      </w:rPr>
+    </w:lvl>
+    <w:lvl w:ilvl="6">
+      <w:start w:val="1"/>
+      <w:numFmt w:val="bullet"/>
+      <w:lvlText w:val="●"/>
+      <w:lvlJc w:val="left"/>
+      <w:pPr>
+        <w:ind w:left="5040" w:hanging="360"/>
+      </w:pPr>
+      <w:rPr>
+        <w:u w:val="none"/>
+      </w:rPr>
+    </w:lvl>
+    <w:lvl w:ilvl="7">
+      <w:start w:val="1"/>
+      <w:numFmt w:val="bullet"/>
+      <w:lvlText w:val="○"/>
+      <w:lvlJc w:val="left"/>
+      <w:pPr>
+        <w:ind w:left="5760" w:hanging="360"/>
+      </w:pPr>
+      <w:rPr>
+        <w:u w:val="none"/>
+      </w:rPr>
+    </w:lvl>
+    <w:lvl w:ilvl="8">
+      <w:start w:val="1"/>
+      <w:numFmt w:val="bullet"/>
+      <w:lvlText w:val="■"/>
+      <w:lvlJc w:val="left"/>
+      <w:pPr>
         <w:ind w:left="6480" w:hanging="360"/>
       </w:pPr>
       <w:rPr>
@@ -16684,6 +17983,9 @@
   </w:abstractNum>
   <w:num w:numId="1">
     <w:abstractNumId w:val="1"/>
+  </w:num>
+  <w:num w:numId="2">
+    <w:abstractNumId w:val="2"/>
   </w:num>
 </w:numbering>
 </file>
@@ -16705,11 +18007,19 @@
       </w:pPr>
     </w:pPrDefault>
   </w:docDefaults>
+  <w:style w:type="table" w:styleId="TableNormal" w:default="1">
+    <w:name w:val="TableNormal"/>
+    <w:tblPr>
+      <w:tblCellMar>
+        <w:top w:w="100.0" w:type="dxa"/>
+        <w:left w:w="100.0" w:type="dxa"/>
+        <w:bottom w:w="100.0" w:type="dxa"/>
+        <w:right w:w="100.0" w:type="dxa"/>
+      </w:tblCellMar>
+    </w:tblPr>
+  </w:style>
   <w:style w:type="paragraph" w:styleId="Normal" w:default="1">
     <w:name w:val="normal"/>
-  </w:style>
-  <w:style w:type="table" w:styleId="TableNormal" w:default="1">
-    <w:name w:val="Table Normal"/>
   </w:style>
   <w:style w:type="paragraph" w:styleId="Heading1">
     <w:name w:val="heading 1"/>
@@ -29301,12 +30611,6 @@
     <w:tblPr>
       <w:tblStyleRowBandSize w:val="1"/>
       <w:tblStyleColBandSize w:val="1"/>
-      <w:tblCellMar>
-        <w:top w:w="100.0" w:type="dxa"/>
-        <w:left w:w="100.0" w:type="dxa"/>
-        <w:bottom w:w="100.0" w:type="dxa"/>
-        <w:right w:w="100.0" w:type="dxa"/>
-      </w:tblCellMar>
     </w:tblPr>
   </w:style>
   <w:style w:type="table" w:styleId="Table2">
@@ -29314,12 +30618,6 @@
     <w:tblPr>
       <w:tblStyleRowBandSize w:val="1"/>
       <w:tblStyleColBandSize w:val="1"/>
-      <w:tblCellMar>
-        <w:top w:w="100.0" w:type="dxa"/>
-        <w:left w:w="100.0" w:type="dxa"/>
-        <w:bottom w:w="100.0" w:type="dxa"/>
-        <w:right w:w="100.0" w:type="dxa"/>
-      </w:tblCellMar>
     </w:tblPr>
   </w:style>
   <w:style w:type="table" w:styleId="Table3">
@@ -29327,12 +30625,6 @@
     <w:tblPr>
       <w:tblStyleRowBandSize w:val="1"/>
       <w:tblStyleColBandSize w:val="1"/>
-      <w:tblCellMar>
-        <w:top w:w="100.0" w:type="dxa"/>
-        <w:left w:w="100.0" w:type="dxa"/>
-        <w:bottom w:w="100.0" w:type="dxa"/>
-        <w:right w:w="100.0" w:type="dxa"/>
-      </w:tblCellMar>
     </w:tblPr>
   </w:style>
   <w:style w:type="table" w:styleId="Table4">
@@ -29340,12 +30632,6 @@
     <w:tblPr>
       <w:tblStyleRowBandSize w:val="1"/>
       <w:tblStyleColBandSize w:val="1"/>
-      <w:tblCellMar>
-        <w:top w:w="100.0" w:type="dxa"/>
-        <w:left w:w="100.0" w:type="dxa"/>
-        <w:bottom w:w="100.0" w:type="dxa"/>
-        <w:right w:w="100.0" w:type="dxa"/>
-      </w:tblCellMar>
     </w:tblPr>
   </w:style>
   <w:style w:type="table" w:styleId="Table5">
@@ -29353,12 +30639,6 @@
     <w:tblPr>
       <w:tblStyleRowBandSize w:val="1"/>
       <w:tblStyleColBandSize w:val="1"/>
-      <w:tblCellMar>
-        <w:top w:w="100.0" w:type="dxa"/>
-        <w:left w:w="100.0" w:type="dxa"/>
-        <w:bottom w:w="100.0" w:type="dxa"/>
-        <w:right w:w="100.0" w:type="dxa"/>
-      </w:tblCellMar>
     </w:tblPr>
   </w:style>
   <w:style w:type="table" w:styleId="Table6">
@@ -29366,12 +30646,6 @@
     <w:tblPr>
       <w:tblStyleRowBandSize w:val="1"/>
       <w:tblStyleColBandSize w:val="1"/>
-      <w:tblCellMar>
-        <w:top w:w="100.0" w:type="dxa"/>
-        <w:left w:w="100.0" w:type="dxa"/>
-        <w:bottom w:w="100.0" w:type="dxa"/>
-        <w:right w:w="100.0" w:type="dxa"/>
-      </w:tblCellMar>
     </w:tblPr>
   </w:style>
   <w:style w:type="table" w:styleId="Table7">
@@ -29379,12 +30653,6 @@
     <w:tblPr>
       <w:tblStyleRowBandSize w:val="1"/>
       <w:tblStyleColBandSize w:val="1"/>
-      <w:tblCellMar>
-        <w:top w:w="100.0" w:type="dxa"/>
-        <w:left w:w="100.0" w:type="dxa"/>
-        <w:bottom w:w="100.0" w:type="dxa"/>
-        <w:right w:w="100.0" w:type="dxa"/>
-      </w:tblCellMar>
     </w:tblPr>
   </w:style>
   <w:style w:type="table" w:styleId="Table8">
@@ -29612,7 +30880,7 @@
 
 <file path=customXML/item1.xml><?xml version="1.0" encoding="utf-8"?>
 <go:gDocsCustomXmlDataStorage xmlns:go="http://customooxmlschemas.google.com/" xmlns:r="http://schemas.openxmlformats.org/officeDocument/2006/relationships" uri="GoogleDocsCustomDataVersion2">
-  <go:docsCustomData xmlns:go="http://customooxmlschemas.google.com/" roundtripDataSignature="AMtx7mgmE5Vf/DoqK9fSdabcha6NIH7fPw==">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</go:docsCustomData>
+  <go:docsCustomData xmlns:go="http://customooxmlschemas.google.com/" roundtripDataSignature="AMtx7mgbzenqGf0izHyjvi1Q5drFKKnCVQ==">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</go:docsCustomData>
 </go:gDocsCustomXmlDataStorage>
 </file>
 
